--- a/TI.1.4. PAO202651_RESTFUL_DOTNET_SINBDD_NRC36884_GR09/01. UML/01. ERS/ERS_RESTFUL_DOTNET_SINBDD_GR09.docx
+++ b/TI.1.4. PAO202651_RESTFUL_DOTNET_SINBDD_NRC36884_GR09/01. UML/01. ERS/ERS_RESTFUL_DOTNET_SINBDD_GR09.docx
@@ -174,7 +174,7 @@
                               <w:jc w:val="center"/>
                             </w:pPr>
                             <w:r>
-                              <w:t>Viche Castillo, Julio Enrique</w:t>
+                              <w:t>Viche Castillo, Julio Enrique; Murillo Medina, Gabriel Omar</w:t>
                             </w:r>
                           </w:p>
                           <w:p>
@@ -230,11 +230,9 @@
                             <w:pPr>
                               <w:jc w:val="center"/>
                             </w:pPr>
-                            <w:proofErr w:type="gramStart"/>
                             <w:r>
                               <w:t>MIS.MDU.CCNA.CCIA</w:t>
                             </w:r>
-                            <w:proofErr w:type="gramEnd"/>
                             <w:r>
                               <w:t>.</w:t>
                             </w:r>
@@ -483,7 +481,7 @@
                         <w:jc w:val="center"/>
                       </w:pPr>
                       <w:r>
-                        <w:t>Viche Castillo, Julio Enrique</w:t>
+                        <w:t>Viche Castillo, Julio Enrique; Murillo Medina, Gabriel Omar</w:t>
                       </w:r>
                     </w:p>
                     <w:p>
@@ -539,11 +537,9 @@
                       <w:pPr>
                         <w:jc w:val="center"/>
                       </w:pPr>
-                      <w:proofErr w:type="gramStart"/>
                       <w:r>
                         <w:t>MIS.MDU.CCNA.CCIA</w:t>
                       </w:r>
-                      <w:proofErr w:type="gramEnd"/>
                       <w:r>
                         <w:t>.</w:t>
                       </w:r>
@@ -4331,6 +4327,19 @@
         <w:t>ESPECIFICACIÓN DE REQUERIMIENTOS DE SOFTWARE PARA SOA CON REST EN .NET SIN BDD</w:t>
       </w:r>
     </w:p>
+    <w:p>
+      <w:pPr>
+        <w:jc w:val="left"/>
+        <w:spacing w:before="240" w:after="120"/>
+      </w:pPr>
+      <w:r>
+        <w:rPr>
+          <w:rFonts w:ascii="Arial" w:hAnsi="Arial"/>
+          <w:sz w:val="22"/>
+        </w:rPr>
+        <w:t xml:space="preserve">Autores: Viche Castillo, Julio Enrique; Murillo Medina, Gabriel Omar</w:t>
+      </w:r>
+    </w:p>
     <w:sdt>
       <w:sdtPr>
         <w:id w:val="-1895271822"/>
@@ -4373,7 +4382,7 @@
                 <w:rStyle w:val="Hipervnculo"/>
                 <w:noProof/>
               </w:rPr>
-              <w:t>ESPECIFICACIÓN DE REQUERIMIENTOS DEL PARA SOA CON SOAP EN JAVA SIN BDD</w:t>
+              <w:t>ESPECIFICACIÓN DE REQUERIMIENTOS DE SOFTWARE PARA SOA CON REST EN .NET SIN BDD</w:t>
             </w:r>
             <w:r>
               <w:rPr>
@@ -7753,7 +7762,7 @@
         </w:rPr>
       </w:pPr>
       <w:r>
-        <w:t>Tabla 26. RNF-001: Protocolo de Arquitectura (SOAP)</w:t>
+        <w:t>Tabla 26. RNF-001: Protocolo de Arquitectura (RESTful)</w:t>
         <w:tab/>
         <w:t>22</w:t>
       </w:r>
@@ -8100,7 +8109,7 @@
         </w:numPr>
       </w:pPr>
       <w:r>
-        <w:t>El sistema será desarrollado con Visual Studio 2022 como IDE y sin uso de base de datos (SINBDD). La arquitectura es SOA (Service Oriented Architecture) usando Servicios Web REST con ASP.NET Core Web API.</w:t>
+        <w:t>El sistema usa Visual Studio y no implementa base de datos (SINBDD). Los archivos del proyecto no fijan la versión del IDE; Visual Studio 2026 (18.0 o superior) admite net10.0. Los proyectos C# usan .NET 10: net10.0 para servidor, consola y cliente web; net10.0-windows para el cliente WPF. El servidor REST usa ASP.NET Core Web API con controladores y Kestrel; Microsoft.AspNetCore.OpenApi está en versión 10.0.12. Android usa Java 17, compileSdk/targetSdk 35 y minSdk 24.</w:t>
       </w:r>
     </w:p>
     <w:bookmarkEnd w:id="2"/>
@@ -8143,7 +8152,7 @@
     </w:p>
     <w:p>
       <w:r>
-        <w:t>Este documento de Especificación de Requerimientos de Software ha sido creado siguiendo la norma IEEE-830 para la especificación de requerimientos, que forma parte de la documentación generada previo al posible desarrollo e implementación de la capa de servicios del sistema “Conversión de Unidades Monster”. El documento detalla la arquitectura, diseño de interfaces y comportamientos funcionales necesarios para construir una solución basada en el arquitectura RESTful sobre HTTP en .NET, incluyendo los mecanismos de consumo por parte cuatro clientes diferentes y las restricciones tecnológicas.</w:t>
+        <w:t>Este documento de Especificación de Requerimientos describe la implementación GR09 “Conversión de Unidades Monster”, la arquitectura REST en .NET, los cuatro clientes, sus requisitos y las tecnologías verificadas en el código.</w:t>
       </w:r>
     </w:p>
     <w:p>
@@ -8302,11 +8311,9 @@
         </w:numPr>
         <w:spacing w:before="0" w:after="0"/>
       </w:pPr>
-      <w:proofErr w:type="spellStart"/>
       <w:r>
         <w:t>Login</w:t>
       </w:r>
-      <w:proofErr w:type="spellEnd"/>
       <w:r>
         <w:t xml:space="preserve"> y autenticación del cliente. </w:t>
       </w:r>
@@ -8336,11 +8343,9 @@
       <w:r>
         <w:t xml:space="preserve">Control de acceso de los </w:t>
       </w:r>
-      <w:proofErr w:type="spellStart"/>
       <w:r>
         <w:t>endpoints</w:t>
       </w:r>
-      <w:proofErr w:type="spellEnd"/>
       <w:r>
         <w:t xml:space="preserve"> de conversión. </w:t>
       </w:r>
@@ -8766,14 +8771,12 @@
                 <w:rFonts w:cs="Calibri"/>
               </w:rPr>
             </w:pPr>
-            <w:proofErr w:type="spellStart"/>
             <w:r>
               <w:rPr>
                 <w:rFonts w:cs="Calibri"/>
               </w:rPr>
               <w:t>Endpoint</w:t>
             </w:r>
-            <w:proofErr w:type="spellEnd"/>
           </w:p>
         </w:tc>
         <w:tc>
@@ -8984,15 +8987,13 @@
               </w:rPr>
             </w:pPr>
             <w:bookmarkStart w:id="18" w:name="_Toc61544620"/>
-            <w:proofErr w:type="spellStart"/>
             <w:r>
               <w:rPr>
                 <w:rFonts w:cs="Calibri"/>
               </w:rPr>
-              <w:t>Netbeans</w:t>
+              <w:t>Visual Studio</w:t>
             </w:r>
             <w:bookmarkEnd w:id="18"/>
-            <w:proofErr w:type="spellEnd"/>
           </w:p>
         </w:tc>
         <w:tc>
@@ -9011,7 +9012,7 @@
               <w:rPr>
                 <w:rFonts w:cs="Calibri"/>
               </w:rPr>
-              <w:t>Entorno de desarrollo integrado libre, hecho principalmente para el lenguaje de programación Java.</w:t>
+              <w:t>IDE de Microsoft usado para desarrollar y depurar los módulos .NET de esta variante.</w:t>
             </w:r>
             <w:bookmarkEnd w:id="19"/>
           </w:p>
@@ -9231,14 +9232,12 @@
               </w:rPr>
               <w:t>Arquitectura Orientada a Servicios (Service-</w:t>
             </w:r>
-            <w:proofErr w:type="spellStart"/>
             <w:r>
               <w:rPr>
                 <w:rFonts w:cs="Calibri"/>
               </w:rPr>
               <w:t>Oriented</w:t>
             </w:r>
-            <w:proofErr w:type="spellEnd"/>
             <w:r>
               <w:rPr>
                 <w:rFonts w:cs="Calibri"/>
@@ -9328,28 +9327,24 @@
               </w:rPr>
               <w:t>Transferencia de Estado Representacional (</w:t>
             </w:r>
-            <w:proofErr w:type="spellStart"/>
             <w:r>
               <w:rPr>
                 <w:rFonts w:cs="Calibri"/>
               </w:rPr>
               <w:t>Represantational</w:t>
             </w:r>
-            <w:proofErr w:type="spellEnd"/>
             <w:r>
               <w:rPr>
                 <w:rFonts w:cs="Calibri"/>
               </w:rPr>
               <w:t xml:space="preserve"> </w:t>
             </w:r>
-            <w:proofErr w:type="spellStart"/>
             <w:r>
               <w:rPr>
                 <w:rFonts w:cs="Calibri"/>
               </w:rPr>
               <w:t>State</w:t>
             </w:r>
-            <w:proofErr w:type="spellEnd"/>
             <w:r>
               <w:rPr>
                 <w:rFonts w:cs="Calibri"/>
@@ -9396,14 +9391,12 @@
               </w:rPr>
               <w:t>Lenguaje de Marcado Extensible (</w:t>
             </w:r>
-            <w:proofErr w:type="spellStart"/>
             <w:r>
               <w:rPr>
                 <w:rFonts w:cs="Calibri"/>
               </w:rPr>
               <w:t>eXtensible</w:t>
             </w:r>
-            <w:proofErr w:type="spellEnd"/>
             <w:r>
               <w:rPr>
                 <w:rFonts w:cs="Calibri"/>
@@ -9453,14 +9446,12 @@
               </w:rPr>
               <w:t>Protocolo de Transferencia de Hipertexto (</w:t>
             </w:r>
-            <w:proofErr w:type="spellStart"/>
             <w:r>
               <w:rPr>
                 <w:rFonts w:cs="Calibri"/>
               </w:rPr>
               <w:t>Hypertext</w:t>
             </w:r>
-            <w:proofErr w:type="spellEnd"/>
             <w:r>
               <w:rPr>
                 <w:rFonts w:cs="Calibri"/>
@@ -9870,14 +9861,12 @@
               </w:rPr>
               <w:t xml:space="preserve">De la plantilla de formato del documento © &amp; </w:t>
             </w:r>
-            <w:proofErr w:type="spellStart"/>
             <w:r>
               <w:rPr>
                 <w:rFonts w:asciiTheme="minorHAnsi" w:hAnsiTheme="minorHAnsi" w:cstheme="minorHAnsi"/>
               </w:rPr>
               <w:t>Coloriuris</w:t>
             </w:r>
-            <w:proofErr w:type="spellEnd"/>
             <w:r>
               <w:rPr>
                 <w:rFonts w:asciiTheme="minorHAnsi" w:hAnsiTheme="minorHAnsi" w:cstheme="minorHAnsi"/>
@@ -10200,28 +10189,24 @@
         </w:rPr>
         <w:t xml:space="preserve">Procesar transformaciones entres estas unidades de medida de temperatura: </w:t>
       </w:r>
-      <w:proofErr w:type="spellStart"/>
       <w:r>
         <w:rPr>
           <w:rFonts w:cs="Calibri"/>
         </w:rPr>
         <w:t>farenheit</w:t>
       </w:r>
-      <w:proofErr w:type="spellEnd"/>
       <w:r>
         <w:rPr>
           <w:rFonts w:cs="Calibri"/>
         </w:rPr>
         <w:t xml:space="preserve">, kelvin, Celsius, newton y </w:t>
       </w:r>
-      <w:proofErr w:type="spellStart"/>
       <w:r>
         <w:rPr>
           <w:rFonts w:cs="Calibri"/>
         </w:rPr>
         <w:t>reaumur</w:t>
       </w:r>
-      <w:proofErr w:type="spellEnd"/>
       <w:r>
         <w:rPr>
           <w:rFonts w:cs="Calibri"/>
@@ -10833,19 +10818,15 @@
       <w:r>
         <w:t xml:space="preserve">, se hará uso de la herramienta </w:t>
       </w:r>
-      <w:proofErr w:type="spellStart"/>
       <w:r>
         <w:t>Power</w:t>
       </w:r>
-      <w:proofErr w:type="spellEnd"/>
       <w:r>
         <w:t xml:space="preserve"> </w:t>
       </w:r>
-      <w:proofErr w:type="spellStart"/>
       <w:r>
         <w:t>Designer</w:t>
       </w:r>
-      <w:proofErr w:type="spellEnd"/>
       <w:r>
         <w:t xml:space="preserve">. </w:t>
       </w:r>
@@ -10911,7 +10892,7 @@
         <w:spacing w:before="0" w:after="0"/>
       </w:pPr>
       <w:r>
-        <w:t>El servidor de aplicaciones es Servidor Kestrel integrado en ASP.NET Core y la arquitectura es ASP.NET Core Web API.</w:t>
+        <w:t>El servidor REST usa ASP.NET Core 10 Web API con controladores y Kestrel; Microsoft.AspNetCore.OpenApi 10.0.12 documenta la API.</w:t>
       </w:r>
     </w:p>
     <w:p>
@@ -10924,7 +10905,7 @@
         <w:spacing w:before="0" w:after="0"/>
       </w:pPr>
       <w:r>
-        <w:t>El entorno de desarrollo para la construcción del sistema es Visual Studio 2022.</w:t>
+        <w:t>El entorno .NET usa Visual Studio; el repositorio no fija su versión. Visual Studio 2026 (18.0 o superior) admite net10.0.</w:t>
       </w:r>
     </w:p>
     <w:p>
@@ -11636,7 +11617,6 @@
                 <w:szCs w:val="20"/>
               </w:rPr>
             </w:pPr>
-            <w:proofErr w:type="spellStart"/>
             <w:r>
               <w:rPr>
                 <w:sz w:val="20"/>
@@ -11644,7 +11624,6 @@
               </w:rPr>
               <w:t>Genius</w:t>
             </w:r>
-            <w:proofErr w:type="spellEnd"/>
           </w:p>
         </w:tc>
         <w:tc>
@@ -11769,7 +11748,6 @@
                 <w:szCs w:val="20"/>
               </w:rPr>
             </w:pPr>
-            <w:proofErr w:type="spellStart"/>
             <w:r>
               <w:rPr>
                 <w:sz w:val="20"/>
@@ -11777,7 +11755,6 @@
               </w:rPr>
               <w:t>Genius</w:t>
             </w:r>
-            <w:proofErr w:type="spellEnd"/>
           </w:p>
         </w:tc>
         <w:tc>
@@ -11997,7 +11974,6 @@
               </w:rPr>
               <w:t xml:space="preserve">, Memoria </w:t>
             </w:r>
-            <w:proofErr w:type="spellStart"/>
             <w:r>
               <w:rPr>
                 <w:sz w:val="20"/>
@@ -12005,7 +11981,6 @@
               </w:rPr>
               <w:t>Ram</w:t>
             </w:r>
-            <w:proofErr w:type="spellEnd"/>
             <w:r>
               <w:rPr>
                 <w:sz w:val="20"/>
@@ -12034,7 +12009,6 @@
               </w:rPr>
               <w:t xml:space="preserve">. 256gb </w:t>
             </w:r>
-            <w:proofErr w:type="spellStart"/>
             <w:r>
               <w:rPr>
                 <w:sz w:val="20"/>
@@ -12042,7 +12016,6 @@
               </w:rPr>
               <w:t>ssd</w:t>
             </w:r>
-            <w:proofErr w:type="spellEnd"/>
             <w:r>
               <w:rPr>
                 <w:sz w:val="20"/>
@@ -12308,7 +12281,7 @@
               <w:cnfStyle w:val="000000100000" w:firstRow="0" w:lastRow="0" w:firstColumn="0" w:lastColumn="0" w:oddVBand="0" w:evenVBand="0" w:oddHBand="1" w:evenHBand="0" w:firstRowFirstColumn="0" w:firstRowLastColumn="0" w:lastRowFirstColumn="0" w:lastRowLastColumn="0"/>
             </w:pPr>
             <w:r>
-              <w:t>Windows es el nombre de una familia de distribuciones de software para PC, smartphone, servidores y sistemas empotrados, desarrollados y vendidos por Microsoft y disponibles para múltiples arquitecturas, tales como x86 y ARM</w:t>
+              <w:t>Sistema operativo de escritorio indicado como entorno de desarrollo del proyecto.</w:t>
             </w:r>
           </w:p>
         </w:tc>
@@ -12321,7 +12294,7 @@
               <w:cnfStyle w:val="000000100000" w:firstRow="0" w:lastRow="0" w:firstColumn="0" w:lastColumn="0" w:oddVBand="0" w:evenVBand="0" w:oddHBand="1" w:evenHBand="0" w:firstRowFirstColumn="0" w:firstRowLastColumn="0" w:lastRowFirstColumn="0" w:lastRowLastColumn="0"/>
             </w:pPr>
             <w:r>
-              <w:t>Es la plataforma sobre la cual se va a ejecutar la aplicación y la base de datos el cual cuenta con un soporte hasta 2020</w:t>
+              <w:t>Windows 11 figura como entorno de desarrollo. Los archivos del proyecto no fijan la versión de actualización del sistema operativo.</w:t>
             </w:r>
           </w:p>
         </w:tc>
@@ -12350,7 +12323,7 @@
               <w:cnfStyle w:val="000000000000" w:firstRow="0" w:lastRow="0" w:firstColumn="0" w:lastColumn="0" w:oddVBand="0" w:evenVBand="0" w:oddHBand="0" w:evenHBand="0" w:firstRowFirstColumn="0" w:firstRowLastColumn="0" w:lastRowFirstColumn="0" w:lastRowLastColumn="0"/>
             </w:pPr>
             <w:r>
-              <w:t>Nombre: NetBeans</w:t>
+              <w:t>Nombre: Visual Studio</w:t>
             </w:r>
           </w:p>
           <w:p>
@@ -12358,7 +12331,7 @@
               <w:cnfStyle w:val="000000000000" w:firstRow="0" w:lastRow="0" w:firstColumn="0" w:lastColumn="0" w:oddVBand="0" w:evenVBand="0" w:oddHBand="0" w:evenHBand="0" w:firstRowFirstColumn="0" w:firstRowLastColumn="0" w:lastRowFirstColumn="0" w:lastRowLastColumn="0"/>
             </w:pPr>
             <w:r>
-              <w:t>Número de especificación: 8</w:t>
+              <w:t>Versión instalada: no declarada en los archivos del proyecto.</w:t>
             </w:r>
           </w:p>
           <w:p>
@@ -12366,7 +12339,7 @@
               <w:cnfStyle w:val="000000000000" w:firstRow="0" w:lastRow="0" w:firstColumn="0" w:lastColumn="0" w:oddVBand="0" w:evenVBand="0" w:oddHBand="0" w:evenHBand="0" w:firstRowFirstColumn="0" w:firstRowLastColumn="0" w:lastRowFirstColumn="0" w:lastRowLastColumn="0"/>
             </w:pPr>
             <w:r>
-              <w:t>Número de versión: 8.0.2</w:t>
+              <w:t>Versión compatible con net10.0: Visual Studio 2026 (18.0 o superior).</w:t>
             </w:r>
           </w:p>
           <w:p>
@@ -12374,14 +12347,14 @@
               <w:cnfStyle w:val="000000000000" w:firstRow="0" w:lastRow="0" w:firstColumn="0" w:lastColumn="0" w:oddVBand="0" w:evenVBand="0" w:oddHBand="0" w:evenHBand="0" w:firstRowFirstColumn="0" w:firstRowLastColumn="0" w:lastRowFirstColumn="0" w:lastRowLastColumn="0"/>
             </w:pPr>
             <w:r>
-              <w:t>Fuente:</w:t>
+              <w:t>Fuente: https://visualstudio.microsoft.com/</w:t>
             </w:r>
             <w:hyperlink r:id="rId15" w:history="1">
               <w:r>
                 <w:rPr>
                   <w:rStyle w:val="Hipervnculo"/>
                 </w:rPr>
-                <w:t xml:space="preserve"> https://www.netbeanside.com/</w:t>
+                <w:t xml:space="preserve"/>
               </w:r>
             </w:hyperlink>
           </w:p>
@@ -12390,7 +12363,7 @@
               <w:cnfStyle w:val="000000000000" w:firstRow="0" w:lastRow="0" w:firstColumn="0" w:lastColumn="0" w:oddVBand="0" w:evenVBand="0" w:oddHBand="0" w:evenHBand="0" w:firstRowFirstColumn="0" w:firstRowLastColumn="0" w:lastRowFirstColumn="0" w:lastRowLastColumn="0"/>
             </w:pPr>
             <w:r>
-              <w:t>Distribución: libre</w:t>
+              <w:t>Distribución: Microsoft Visual Studio.</w:t>
             </w:r>
           </w:p>
         </w:tc>
@@ -12403,7 +12376,7 @@
               <w:cnfStyle w:val="000000000000" w:firstRow="0" w:lastRow="0" w:firstColumn="0" w:lastColumn="0" w:oddVBand="0" w:evenVBand="0" w:oddHBand="0" w:evenHBand="0" w:firstRowFirstColumn="0" w:firstRowLastColumn="0" w:lastRowFirstColumn="0" w:lastRowLastColumn="0"/>
             </w:pPr>
             <w:r>
-              <w:t>Diseñar y generar interfaces y el funcionamiento del programa mediante el lenguaje de programación Java.</w:t>
+              <w:t>Desarrollar, compilar y depurar los módulos C# y .NET 10 de esta variante.</w:t>
             </w:r>
           </w:p>
         </w:tc>
@@ -12416,13 +12389,13 @@
               <w:cnfStyle w:val="000000000000" w:firstRow="0" w:lastRow="0" w:firstColumn="0" w:lastColumn="0" w:oddVBand="0" w:evenVBand="0" w:oddHBand="0" w:evenHBand="0" w:firstRowFirstColumn="0" w:firstRowLastColumn="0" w:lastRowFirstColumn="0" w:lastRowLastColumn="0"/>
             </w:pPr>
             <w:r>
-              <w:t xml:space="preserve">Herramienta que se utiliza para desarrollar aplicaciones Web, Móvil y de Escritorio para diferentes lenguajes de programación como son </w:t>
-            </w:r>
-            <w:r>
-              <w:t>Java, C++</w:t>
-            </w:r>
-            <w:r>
-              <w:t>, Ruby y    PHP entre    otros</w:t>
+              <w:t xml:space="preserve">IDE elegido para los proyectos .NET; el repositorio no fija la versión instalada.</w:t>
+            </w:r>
+            <w:r>
+              <w:t/>
+            </w:r>
+            <w:r>
+              <w:t/>
             </w:r>
           </w:p>
         </w:tc>
@@ -12459,19 +12432,15 @@
             <w:r>
               <w:t xml:space="preserve">Nombre: </w:t>
             </w:r>
-            <w:proofErr w:type="spellStart"/>
             <w:r>
               <w:t>Power</w:t>
             </w:r>
-            <w:proofErr w:type="spellEnd"/>
             <w:r>
               <w:t xml:space="preserve"> </w:t>
             </w:r>
-            <w:proofErr w:type="spellStart"/>
             <w:r>
               <w:t>Designer</w:t>
             </w:r>
-            <w:proofErr w:type="spellEnd"/>
           </w:p>
           <w:p>
             <w:pPr>
@@ -12574,15 +12543,13 @@
               <w:cnfStyle w:val="000000000000" w:firstRow="0" w:lastRow="0" w:firstColumn="0" w:lastColumn="0" w:oddVBand="0" w:evenVBand="0" w:oddHBand="0" w:evenHBand="0" w:firstRowFirstColumn="0" w:firstRowLastColumn="0" w:lastRowFirstColumn="0" w:lastRowLastColumn="0"/>
             </w:pPr>
             <w:r>
-              <w:t xml:space="preserve">Nombre: </w:t>
-            </w:r>
-            <w:proofErr w:type="spellStart"/>
-            <w:r>
-              <w:t>Jakarta</w:t>
-            </w:r>
-            <w:proofErr w:type="spellEnd"/>
-            <w:r>
-              <w:t xml:space="preserve"> EE </w:t>
+              <w:t xml:space="preserve">Nombre: .NET 10 / ASP.NET Core Web API</w:t>
+            </w:r>
+            <w:r>
+              <w:t/>
+            </w:r>
+            <w:r>
+              <w:t xml:space="preserve"/>
             </w:r>
           </w:p>
           <w:p>
@@ -12590,7 +12557,7 @@
               <w:cnfStyle w:val="000000000000" w:firstRow="0" w:lastRow="0" w:firstColumn="0" w:lastColumn="0" w:oddVBand="0" w:evenVBand="0" w:oddHBand="0" w:evenHBand="0" w:firstRowFirstColumn="0" w:firstRowLastColumn="0" w:lastRowFirstColumn="0" w:lastRowLastColumn="0"/>
             </w:pPr>
             <w:r>
-              <w:t xml:space="preserve">Versión: 8/10 </w:t>
+              <w:t xml:space="preserve">TargetFramework: net10.0; WPF: net10.0-windows; Microsoft.AspNetCore.OpenApi 10.0.12.</w:t>
             </w:r>
           </w:p>
           <w:p>
@@ -12598,15 +12565,15 @@
               <w:cnfStyle w:val="000000000000" w:firstRow="0" w:lastRow="0" w:firstColumn="0" w:lastColumn="0" w:oddVBand="0" w:evenVBand="0" w:oddHBand="0" w:evenHBand="0" w:firstRowFirstColumn="0" w:firstRowLastColumn="0" w:lastRowFirstColumn="0" w:lastRowLastColumn="0"/>
             </w:pPr>
             <w:r>
-              <w:t xml:space="preserve">Fuente: </w:t>
+              <w:t xml:space="preserve">Fuente: https://learn.microsoft.com/en-us/aspnet/core/web-api/?view=aspnetcore-10.0</w:t>
             </w:r>
             <w:hyperlink r:id="rId16" w:history="1">
               <w:r>
-                <w:t>https://jakarta.ee/</w:t>
+                <w:t/>
               </w:r>
             </w:hyperlink>
             <w:r>
-              <w:t xml:space="preserve"> </w:t>
+              <w:t xml:space="preserve"/>
             </w:r>
           </w:p>
           <w:p>
@@ -12614,7 +12581,7 @@
               <w:cnfStyle w:val="000000000000" w:firstRow="0" w:lastRow="0" w:firstColumn="0" w:lastColumn="0" w:oddVBand="0" w:evenVBand="0" w:oddHBand="0" w:evenHBand="0" w:firstRowFirstColumn="0" w:firstRowLastColumn="0" w:lastRowFirstColumn="0" w:lastRowLastColumn="0"/>
             </w:pPr>
             <w:r>
-              <w:t>Distribución: Código abierto</w:t>
+              <w:t>Distribución: componentes de código abierto.</w:t>
             </w:r>
           </w:p>
           <w:p>
@@ -12622,7 +12589,7 @@
               <w:cnfStyle w:val="000000000000" w:firstRow="0" w:lastRow="0" w:firstColumn="0" w:lastColumn="0" w:oddVBand="0" w:evenVBand="0" w:oddHBand="0" w:evenHBand="0" w:firstRowFirstColumn="0" w:firstRowLastColumn="0" w:lastRowFirstColumn="0" w:lastRowLastColumn="0"/>
             </w:pPr>
             <w:r>
-              <w:t>Precio: Gratuito</w:t>
+              <w:t>Precio: no aplica al proyecto.</w:t>
             </w:r>
           </w:p>
         </w:tc>
@@ -12635,18 +12602,16 @@
               <w:cnfStyle w:val="000000000000" w:firstRow="0" w:lastRow="0" w:firstColumn="0" w:lastColumn="0" w:oddVBand="0" w:evenVBand="0" w:oddHBand="0" w:evenHBand="0" w:firstRowFirstColumn="0" w:firstRowLastColumn="0" w:lastRowFirstColumn="0" w:lastRowLastColumn="0"/>
             </w:pPr>
             <w:r>
-              <w:t xml:space="preserve">Plataforma de código abierto impulsada por la Eclipse </w:t>
-            </w:r>
-            <w:proofErr w:type="spellStart"/>
-            <w:r>
-              <w:t>Foundation</w:t>
-            </w:r>
-            <w:proofErr w:type="spellEnd"/>
-            <w:r>
-              <w:t xml:space="preserve"> para el desarrollo de aplicaciones empresariales e </w:t>
-            </w:r>
-            <w:r>
-              <w:t>institucionales en Java.</w:t>
+              <w:t xml:space="preserve">ASP.NET Core Web API implementa endpoints REST con controladores y respuestas JSON.</w:t>
+            </w:r>
+            <w:r>
+              <w:t/>
+            </w:r>
+            <w:r>
+              <w:t xml:space="preserve"/>
+            </w:r>
+            <w:r>
+              <w:t/>
             </w:r>
           </w:p>
         </w:tc>
@@ -12659,18 +12624,16 @@
               <w:cnfStyle w:val="000000000000" w:firstRow="0" w:lastRow="0" w:firstColumn="0" w:lastColumn="0" w:oddVBand="0" w:evenVBand="0" w:oddHBand="0" w:evenHBand="0" w:firstRowFirstColumn="0" w:firstRowLastColumn="0" w:lastRowFirstColumn="0" w:lastRowLastColumn="0"/>
             </w:pPr>
             <w:r>
-              <w:t xml:space="preserve">Proveer el conjunto de </w:t>
-            </w:r>
-            <w:proofErr w:type="spellStart"/>
-            <w:r>
-              <w:t>APIs</w:t>
-            </w:r>
-            <w:proofErr w:type="spellEnd"/>
-            <w:r>
-              <w:t xml:space="preserve"> y anotaciones necesarias para construir la lógica </w:t>
-            </w:r>
-            <w:r>
-              <w:t>del servidor y estructurar los servicios web de conversión.</w:t>
+              <w:t xml:space="preserve">Ejecutar el backend REST sobre Kestrel y documentar la API con OpenAPI 10.0.12.</w:t>
+            </w:r>
+            <w:r>
+              <w:t/>
+            </w:r>
+            <w:r>
+              <w:t xml:space="preserve"/>
+            </w:r>
+            <w:r>
+              <w:t/>
             </w:r>
           </w:p>
         </w:tc>
@@ -12689,7 +12652,7 @@
               <w:jc w:val="left"/>
             </w:pPr>
             <w:r>
-              <w:t>Servidor de Aplicaciones</w:t>
+              <w:t>Servidor web integrado</w:t>
             </w:r>
           </w:p>
         </w:tc>
@@ -12702,7 +12665,7 @@
               <w:cnfStyle w:val="000000100000" w:firstRow="0" w:lastRow="0" w:firstColumn="0" w:lastColumn="0" w:oddVBand="0" w:evenVBand="0" w:oddHBand="1" w:evenHBand="0" w:firstRowFirstColumn="0" w:firstRowLastColumn="0" w:lastRowFirstColumn="0" w:lastRowLastColumn="0"/>
             </w:pPr>
             <w:r>
-              <w:t>Nombre: Payara Server</w:t>
+              <w:t>Nombre: Kestrel / ASP.NET Core</w:t>
             </w:r>
           </w:p>
           <w:p>
@@ -12710,23 +12673,19 @@
               <w:cnfStyle w:val="000000100000" w:firstRow="0" w:lastRow="0" w:firstColumn="0" w:lastColumn="0" w:oddVBand="0" w:evenVBand="0" w:oddHBand="1" w:evenHBand="0" w:firstRowFirstColumn="0" w:firstRowLastColumn="0" w:lastRowFirstColumn="0" w:lastRowLastColumn="0"/>
             </w:pPr>
             <w:r>
-              <w:t xml:space="preserve">Versión: 5/6 </w:t>
-            </w:r>
-            <w:proofErr w:type="spellStart"/>
-            <w:r>
-              <w:t>Community</w:t>
-            </w:r>
-            <w:proofErr w:type="spellEnd"/>
-            <w:r>
-              <w:t xml:space="preserve"> </w:t>
-            </w:r>
-            <w:proofErr w:type="spellStart"/>
-            <w:r>
-              <w:t>Edition</w:t>
-            </w:r>
-            <w:proofErr w:type="spellEnd"/>
-            <w:r>
-              <w:t xml:space="preserve"> </w:t>
+              <w:t xml:space="preserve">Versión: Kestrel incluido con ASP.NET Core 10.</w:t>
+            </w:r>
+            <w:r>
+              <w:t/>
+            </w:r>
+            <w:r>
+              <w:t xml:space="preserve"/>
+            </w:r>
+            <w:r>
+              <w:t/>
+            </w:r>
+            <w:r>
+              <w:t xml:space="preserve"/>
             </w:r>
           </w:p>
           <w:p>
@@ -12734,14 +12693,14 @@
               <w:cnfStyle w:val="000000100000" w:firstRow="0" w:lastRow="0" w:firstColumn="0" w:lastColumn="0" w:oddVBand="0" w:evenVBand="0" w:oddHBand="1" w:evenHBand="0" w:firstRowFirstColumn="0" w:firstRowLastColumn="0" w:lastRowFirstColumn="0" w:lastRowLastColumn="0"/>
             </w:pPr>
             <w:r>
-              <w:t xml:space="preserve">Fuente: </w:t>
+              <w:t xml:space="preserve">Fuente: https://learn.microsoft.com/aspnet/core/fundamentals/servers/kestrel</w:t>
             </w:r>
             <w:hyperlink r:id="rId17" w:history="1">
               <w:r>
                 <w:rPr>
                   <w:rStyle w:val="Hipervnculo"/>
                 </w:rPr>
-                <w:t>https://www.payara.fish/</w:t>
+                <w:t/>
               </w:r>
             </w:hyperlink>
           </w:p>
@@ -12750,7 +12709,7 @@
               <w:cnfStyle w:val="000000100000" w:firstRow="0" w:lastRow="0" w:firstColumn="0" w:lastColumn="0" w:oddVBand="0" w:evenVBand="0" w:oddHBand="1" w:evenHBand="0" w:firstRowFirstColumn="0" w:firstRowLastColumn="0" w:lastRowFirstColumn="0" w:lastRowLastColumn="0"/>
             </w:pPr>
             <w:r>
-              <w:t xml:space="preserve">Distribución: Código abierto </w:t>
+              <w:t xml:space="preserve">Distribución: integrado en ASP.NET Core.</w:t>
             </w:r>
           </w:p>
           <w:p>
@@ -12758,7 +12717,7 @@
               <w:cnfStyle w:val="000000100000" w:firstRow="0" w:lastRow="0" w:firstColumn="0" w:lastColumn="0" w:oddVBand="0" w:evenVBand="0" w:oddHBand="1" w:evenHBand="0" w:firstRowFirstColumn="0" w:firstRowLastColumn="0" w:lastRowFirstColumn="0" w:lastRowLastColumn="0"/>
             </w:pPr>
             <w:r>
-              <w:t xml:space="preserve">Precio: Gratuito </w:t>
+              <w:t xml:space="preserve">Precio: incluido con ASP.NET Core.</w:t>
             </w:r>
           </w:p>
         </w:tc>
@@ -12771,15 +12730,13 @@
               <w:cnfStyle w:val="000000100000" w:firstRow="0" w:lastRow="0" w:firstColumn="0" w:lastColumn="0" w:oddVBand="0" w:evenVBand="0" w:oddHBand="1" w:evenHBand="0" w:firstRowFirstColumn="0" w:firstRowLastColumn="0" w:lastRowFirstColumn="0" w:lastRowLastColumn="0"/>
             </w:pPr>
             <w:r>
-              <w:t xml:space="preserve">Servidor de aplicaciones nativo para la nube y de código abierto, optimizado para desplegar aplicaciones </w:t>
-            </w:r>
-            <w:proofErr w:type="spellStart"/>
-            <w:r>
-              <w:t>Jakarta</w:t>
-            </w:r>
-            <w:proofErr w:type="spellEnd"/>
-            <w:r>
-              <w:t xml:space="preserve"> EE de forma segura y robusta.</w:t>
+              <w:t xml:space="preserve">Servidor web de ASP.NET Core que recibe y procesa solicitudes HTTP.</w:t>
+            </w:r>
+            <w:r>
+              <w:t/>
+            </w:r>
+            <w:r>
+              <w:t xml:space="preserve"/>
             </w:r>
           </w:p>
         </w:tc>
@@ -12792,7 +12749,7 @@
               <w:cnfStyle w:val="000000100000" w:firstRow="0" w:lastRow="0" w:firstColumn="0" w:lastColumn="0" w:oddVBand="0" w:evenVBand="0" w:oddHBand="1" w:evenHBand="0" w:firstRowFirstColumn="0" w:firstRowLastColumn="0" w:lastRowFirstColumn="0" w:lastRowLastColumn="0"/>
             </w:pPr>
             <w:r>
-              <w:t>Alojar, compilar y mantener en ejecución el proyecto del backend. Es el encargado de exponer los servicios en la red para que los cuatro clientes puedan conectarse.</w:t>
+              <w:t>Alojar y ejecutar el backend .NET 10 y exponer las rutas SOAP o REST del proyecto.</w:t>
             </w:r>
           </w:p>
         </w:tc>
@@ -12828,16 +12785,16 @@
     </w:p>
     <w:p>
       <w:r>
-        <w:t>El sistema</w:t>
-      </w:r>
-      <w:r>
-        <w:t xml:space="preserve"> de</w:t>
-      </w:r>
-      <w:r>
-        <w:t xml:space="preserve"> </w:t>
-      </w:r>
-      <w:r>
-        <w:t>“Conversor de Unidades Monster” no interactúa con bases de datos. La comunicación se realiza de forma exclusiva a través de la red utilizando el protocolo HTTP/HTTPS.</w:t>
+        <w:t>El sistema no interactúa con bases de datos. La comunicación con el backend se realiza por HTTP.</w:t>
+      </w:r>
+      <w:r>
+        <w:t xml:space="preserve"/>
+      </w:r>
+      <w:r>
+        <w:t xml:space="preserve"/>
+      </w:r>
+      <w:r>
+        <w:t/>
       </w:r>
     </w:p>
     <w:p>
@@ -12849,7 +12806,7 @@
         </w:numPr>
       </w:pPr>
       <w:r>
-        <w:t>Intercambio de datos: La comunicación entre los cuatro clientes (web, móvil, escritorio, consola) y el servidor central se rige por la arquitectura RESTful sobre HTTP/HTTPS.</w:t>
+        <w:t>Intercambio de datos: Los cuatro clientes consumen endpoints REST sobre HTTP/HTTPS del servidor ASP.NET Core Web API.</w:t>
       </w:r>
     </w:p>
     <w:p>
@@ -12861,7 +12818,7 @@
         </w:numPr>
       </w:pPr>
       <w:r>
-        <w:t>Formato de datos: Tanto las peticiones enviadas por los clientes como las respuestas generadas por el servidor se estructuran en formato JSON, de acuerdo con la especificación de endpoints REST.</w:t>
+        <w:t>Formato de datos: Solicitudes y respuestas REST usan JSON; las solicitudes de conversión incluyen token en la propiedad token del cuerpo JSON.</w:t>
       </w:r>
     </w:p>
     <w:p>
@@ -13426,7 +13383,6 @@
               </w:rPr>
               <w:t xml:space="preserve">Persona que interactúa con las interfaces gráficas o de consola de la aplicación cliente. Es quien ingresa las credenciales del </w:t>
             </w:r>
-            <w:proofErr w:type="spellStart"/>
             <w:r>
               <w:rPr>
                 <w:rFonts w:ascii="Calibri" w:hAnsi="Calibri" w:cstheme="minorHAnsi"/>
@@ -13435,7 +13391,6 @@
               </w:rPr>
               <w:t>login</w:t>
             </w:r>
-            <w:proofErr w:type="spellEnd"/>
             <w:r>
               <w:rPr>
                 <w:rFonts w:ascii="Calibri" w:hAnsi="Calibri" w:cstheme="minorHAnsi"/>
@@ -13531,52 +13486,37 @@
     <w:p>
       <w:pPr>
         <w:pStyle w:val="Descripcin"/>
-        <w:rPr>
-          <w:highlight w:val="yellow"/>
-        </w:rPr>
+        <w:rPr/>
       </w:pPr>
       <w:bookmarkStart w:id="65" w:name="_Toc83812961"/>
       <w:r>
-        <w:rPr>
-          <w:highlight w:val="yellow"/>
-        </w:rPr>
+        <w:rPr/>
         <w:t xml:space="preserve">Tabla </w:t>
       </w:r>
       <w:r>
-        <w:rPr>
-          <w:highlight w:val="yellow"/>
-        </w:rPr>
+        <w:rPr/>
         <w:fldChar w:fldCharType="begin"/>
       </w:r>
       <w:r>
-        <w:rPr>
-          <w:highlight w:val="yellow"/>
-        </w:rPr>
+        <w:rPr/>
         <w:instrText xml:space="preserve"> SEQ Tabla \* ARABIC </w:instrText>
       </w:r>
       <w:r>
-        <w:rPr>
-          <w:highlight w:val="yellow"/>
-        </w:rPr>
+        <w:rPr/>
         <w:fldChar w:fldCharType="separate"/>
       </w:r>
       <w:r>
         <w:rPr>
           <w:noProof/>
-          <w:highlight w:val="yellow"/>
         </w:rPr>
         <w:t>18</w:t>
       </w:r>
       <w:r>
-        <w:rPr>
-          <w:highlight w:val="yellow"/>
-        </w:rPr>
+        <w:rPr/>
         <w:fldChar w:fldCharType="end"/>
       </w:r>
       <w:r>
-        <w:rPr>
-          <w:highlight w:val="yellow"/>
-        </w:rPr>
+        <w:rPr/>
         <w:t>. Lista de requisitos funcionales</w:t>
       </w:r>
       <w:bookmarkEnd w:id="65"/>
@@ -13604,14 +13544,10 @@
           </w:tcPr>
           <w:p>
             <w:pPr>
-              <w:rPr>
-                <w:highlight w:val="yellow"/>
-              </w:rPr>
-            </w:pPr>
-            <w:r>
-              <w:rPr>
-                <w:highlight w:val="yellow"/>
-              </w:rPr>
+              <w:rPr/>
+            </w:pPr>
+            <w:r>
+              <w:rPr/>
               <w:t>Código</w:t>
             </w:r>
           </w:p>
@@ -13623,14 +13559,10 @@
           <w:p>
             <w:pPr>
               <w:cnfStyle w:val="100000000000" w:firstRow="1" w:lastRow="0" w:firstColumn="0" w:lastColumn="0" w:oddVBand="0" w:evenVBand="0" w:oddHBand="0" w:evenHBand="0" w:firstRowFirstColumn="0" w:firstRowLastColumn="0" w:lastRowFirstColumn="0" w:lastRowLastColumn="0"/>
-              <w:rPr>
-                <w:highlight w:val="yellow"/>
-              </w:rPr>
-            </w:pPr>
-            <w:r>
-              <w:rPr>
-                <w:highlight w:val="yellow"/>
-              </w:rPr>
+              <w:rPr/>
+            </w:pPr>
+            <w:r>
+              <w:rPr/>
               <w:t>Requerimiento</w:t>
             </w:r>
           </w:p>
@@ -13642,14 +13574,10 @@
           <w:p>
             <w:pPr>
               <w:cnfStyle w:val="100000000000" w:firstRow="1" w:lastRow="0" w:firstColumn="0" w:lastColumn="0" w:oddVBand="0" w:evenVBand="0" w:oddHBand="0" w:evenHBand="0" w:firstRowFirstColumn="0" w:firstRowLastColumn="0" w:lastRowFirstColumn="0" w:lastRowLastColumn="0"/>
-              <w:rPr>
-                <w:highlight w:val="yellow"/>
-              </w:rPr>
-            </w:pPr>
-            <w:r>
-              <w:rPr>
-                <w:highlight w:val="yellow"/>
-              </w:rPr>
+              <w:rPr/>
+            </w:pPr>
+            <w:r>
+              <w:rPr/>
               <w:t>Caso de uso</w:t>
             </w:r>
           </w:p>
@@ -13661,14 +13589,10 @@
           <w:p>
             <w:pPr>
               <w:cnfStyle w:val="100000000000" w:firstRow="1" w:lastRow="0" w:firstColumn="0" w:lastColumn="0" w:oddVBand="0" w:evenVBand="0" w:oddHBand="0" w:evenHBand="0" w:firstRowFirstColumn="0" w:firstRowLastColumn="0" w:lastRowFirstColumn="0" w:lastRowLastColumn="0"/>
-              <w:rPr>
-                <w:highlight w:val="yellow"/>
-              </w:rPr>
-            </w:pPr>
-            <w:r>
-              <w:rPr>
-                <w:highlight w:val="yellow"/>
-              </w:rPr>
+              <w:rPr/>
+            </w:pPr>
+            <w:r>
+              <w:rPr/>
               <w:t>Actor</w:t>
             </w:r>
           </w:p>
@@ -13685,14 +13609,10 @@
           </w:tcPr>
           <w:p>
             <w:pPr>
-              <w:rPr>
-                <w:highlight w:val="yellow"/>
-              </w:rPr>
-            </w:pPr>
-            <w:r>
-              <w:rPr>
-                <w:highlight w:val="yellow"/>
-              </w:rPr>
+              <w:rPr/>
+            </w:pPr>
+            <w:r>
+              <w:rPr/>
               <w:t xml:space="preserve">RF – 01 </w:t>
             </w:r>
           </w:p>
@@ -13704,14 +13624,10 @@
           <w:p>
             <w:pPr>
               <w:cnfStyle w:val="000000100000" w:firstRow="0" w:lastRow="0" w:firstColumn="0" w:lastColumn="0" w:oddVBand="0" w:evenVBand="0" w:oddHBand="1" w:evenHBand="0" w:firstRowFirstColumn="0" w:firstRowLastColumn="0" w:lastRowFirstColumn="0" w:lastRowLastColumn="0"/>
-              <w:rPr>
-                <w:highlight w:val="yellow"/>
-              </w:rPr>
-            </w:pPr>
-            <w:r>
-              <w:rPr>
-                <w:highlight w:val="yellow"/>
-              </w:rPr>
+              <w:rPr/>
+            </w:pPr>
+            <w:r>
+              <w:rPr/>
               <w:t>El sistema debe recibir credenciales de acceso, validarlas y generar un token de seguridad temporal para autorizar el uso de los servicios.</w:t>
             </w:r>
           </w:p>
@@ -13723,26 +13639,18 @@
           <w:p>
             <w:pPr>
               <w:cnfStyle w:val="000000100000" w:firstRow="0" w:lastRow="0" w:firstColumn="0" w:lastColumn="0" w:oddVBand="0" w:evenVBand="0" w:oddHBand="1" w:evenHBand="0" w:firstRowFirstColumn="0" w:firstRowLastColumn="0" w:lastRowFirstColumn="0" w:lastRowLastColumn="0"/>
-              <w:rPr>
-                <w:highlight w:val="yellow"/>
-              </w:rPr>
-            </w:pPr>
-            <w:r>
-              <w:rPr>
-                <w:highlight w:val="yellow"/>
-              </w:rPr>
+              <w:rPr/>
+            </w:pPr>
+            <w:r>
+              <w:rPr/>
               <w:t>Autenticar</w:t>
             </w:r>
             <w:r>
-              <w:rPr>
-                <w:highlight w:val="yellow"/>
-              </w:rPr>
+              <w:rPr/>
               <w:t xml:space="preserve"> Cliente</w:t>
             </w:r>
             <w:r>
-              <w:rPr>
-                <w:highlight w:val="yellow"/>
-              </w:rPr>
+              <w:rPr/>
               <w:t xml:space="preserve"> </w:t>
             </w:r>
           </w:p>
@@ -13754,14 +13662,10 @@
           <w:p>
             <w:pPr>
               <w:cnfStyle w:val="000000100000" w:firstRow="0" w:lastRow="0" w:firstColumn="0" w:lastColumn="0" w:oddVBand="0" w:evenVBand="0" w:oddHBand="1" w:evenHBand="0" w:firstRowFirstColumn="0" w:firstRowLastColumn="0" w:lastRowFirstColumn="0" w:lastRowLastColumn="0"/>
-              <w:rPr>
-                <w:highlight w:val="yellow"/>
-              </w:rPr>
-            </w:pPr>
-            <w:r>
-              <w:rPr>
-                <w:highlight w:val="yellow"/>
-              </w:rPr>
+              <w:rPr/>
+            </w:pPr>
+            <w:r>
+              <w:rPr/>
               <w:t>Usuario final</w:t>
             </w:r>
           </w:p>
@@ -13775,14 +13679,10 @@
           </w:tcPr>
           <w:p>
             <w:pPr>
-              <w:rPr>
-                <w:highlight w:val="yellow"/>
-              </w:rPr>
-            </w:pPr>
-            <w:r>
-              <w:rPr>
-                <w:highlight w:val="yellow"/>
-              </w:rPr>
+              <w:rPr/>
+            </w:pPr>
+            <w:r>
+              <w:rPr/>
               <w:t>RF – 02</w:t>
             </w:r>
           </w:p>
@@ -13794,14 +13694,10 @@
           <w:p>
             <w:pPr>
               <w:cnfStyle w:val="000000000000" w:firstRow="0" w:lastRow="0" w:firstColumn="0" w:lastColumn="0" w:oddVBand="0" w:evenVBand="0" w:oddHBand="0" w:evenHBand="0" w:firstRowFirstColumn="0" w:firstRowLastColumn="0" w:lastRowFirstColumn="0" w:lastRowLastColumn="0"/>
-              <w:rPr>
-                <w:highlight w:val="yellow"/>
-              </w:rPr>
-            </w:pPr>
-            <w:r>
-              <w:rPr>
-                <w:highlight w:val="yellow"/>
-              </w:rPr>
+              <w:rPr/>
+            </w:pPr>
+            <w:r>
+              <w:rPr/>
               <w:t>El sistema debe procesar peticiones de conversión, y retornar el cálculo matemático correspondiente.</w:t>
             </w:r>
           </w:p>
@@ -13813,14 +13709,10 @@
           <w:p>
             <w:pPr>
               <w:cnfStyle w:val="000000000000" w:firstRow="0" w:lastRow="0" w:firstColumn="0" w:lastColumn="0" w:oddVBand="0" w:evenVBand="0" w:oddHBand="0" w:evenHBand="0" w:firstRowFirstColumn="0" w:firstRowLastColumn="0" w:lastRowFirstColumn="0" w:lastRowLastColumn="0"/>
-              <w:rPr>
-                <w:highlight w:val="yellow"/>
-              </w:rPr>
-            </w:pPr>
-            <w:r>
-              <w:rPr>
-                <w:highlight w:val="yellow"/>
-              </w:rPr>
+              <w:rPr/>
+            </w:pPr>
+            <w:r>
+              <w:rPr/>
               <w:t>Convertir Longitud</w:t>
             </w:r>
           </w:p>
@@ -13832,14 +13724,10 @@
           <w:p>
             <w:pPr>
               <w:cnfStyle w:val="000000000000" w:firstRow="0" w:lastRow="0" w:firstColumn="0" w:lastColumn="0" w:oddVBand="0" w:evenVBand="0" w:oddHBand="0" w:evenHBand="0" w:firstRowFirstColumn="0" w:firstRowLastColumn="0" w:lastRowFirstColumn="0" w:lastRowLastColumn="0"/>
-              <w:rPr>
-                <w:highlight w:val="yellow"/>
-              </w:rPr>
-            </w:pPr>
-            <w:r>
-              <w:rPr>
-                <w:highlight w:val="yellow"/>
-              </w:rPr>
+              <w:rPr/>
+            </w:pPr>
+            <w:r>
+              <w:rPr/>
               <w:t>Usuario final</w:t>
             </w:r>
           </w:p>
@@ -13856,14 +13744,10 @@
           </w:tcPr>
           <w:p>
             <w:pPr>
-              <w:rPr>
-                <w:highlight w:val="yellow"/>
-              </w:rPr>
-            </w:pPr>
-            <w:r>
-              <w:rPr>
-                <w:highlight w:val="yellow"/>
-              </w:rPr>
+              <w:rPr/>
+            </w:pPr>
+            <w:r>
+              <w:rPr/>
               <w:t>RF – 03</w:t>
             </w:r>
           </w:p>
@@ -13875,14 +13759,10 @@
           <w:p>
             <w:pPr>
               <w:cnfStyle w:val="000000100000" w:firstRow="0" w:lastRow="0" w:firstColumn="0" w:lastColumn="0" w:oddVBand="0" w:evenVBand="0" w:oddHBand="1" w:evenHBand="0" w:firstRowFirstColumn="0" w:firstRowLastColumn="0" w:lastRowFirstColumn="0" w:lastRowLastColumn="0"/>
-              <w:rPr>
-                <w:highlight w:val="yellow"/>
-              </w:rPr>
-            </w:pPr>
-            <w:r>
-              <w:rPr>
-                <w:highlight w:val="yellow"/>
-              </w:rPr>
+              <w:rPr/>
+            </w:pPr>
+            <w:r>
+              <w:rPr/>
               <w:t>El sistema debe procesar peticiones de conversión de unidades de masa, validando previamente el token de acceso, y retornar la respuesta estructurada con el valor resultante.</w:t>
             </w:r>
           </w:p>
@@ -13894,14 +13774,10 @@
           <w:p>
             <w:pPr>
               <w:cnfStyle w:val="000000100000" w:firstRow="0" w:lastRow="0" w:firstColumn="0" w:lastColumn="0" w:oddVBand="0" w:evenVBand="0" w:oddHBand="1" w:evenHBand="0" w:firstRowFirstColumn="0" w:firstRowLastColumn="0" w:lastRowFirstColumn="0" w:lastRowLastColumn="0"/>
-              <w:rPr>
-                <w:highlight w:val="yellow"/>
-              </w:rPr>
-            </w:pPr>
-            <w:r>
-              <w:rPr>
-                <w:highlight w:val="yellow"/>
-              </w:rPr>
+              <w:rPr/>
+            </w:pPr>
+            <w:r>
+              <w:rPr/>
               <w:t>Convertir Masa</w:t>
             </w:r>
           </w:p>
@@ -13913,14 +13789,10 @@
           <w:p>
             <w:pPr>
               <w:cnfStyle w:val="000000100000" w:firstRow="0" w:lastRow="0" w:firstColumn="0" w:lastColumn="0" w:oddVBand="0" w:evenVBand="0" w:oddHBand="1" w:evenHBand="0" w:firstRowFirstColumn="0" w:firstRowLastColumn="0" w:lastRowFirstColumn="0" w:lastRowLastColumn="0"/>
-              <w:rPr>
-                <w:highlight w:val="yellow"/>
-              </w:rPr>
-            </w:pPr>
-            <w:r>
-              <w:rPr>
-                <w:highlight w:val="yellow"/>
-              </w:rPr>
+              <w:rPr/>
+            </w:pPr>
+            <w:r>
+              <w:rPr/>
               <w:t>Usuario final</w:t>
             </w:r>
           </w:p>
@@ -13934,14 +13806,10 @@
           </w:tcPr>
           <w:p>
             <w:pPr>
-              <w:rPr>
-                <w:highlight w:val="yellow"/>
-              </w:rPr>
-            </w:pPr>
-            <w:r>
-              <w:rPr>
-                <w:highlight w:val="yellow"/>
-              </w:rPr>
+              <w:rPr/>
+            </w:pPr>
+            <w:r>
+              <w:rPr/>
               <w:t xml:space="preserve">RF – 04 </w:t>
             </w:r>
           </w:p>
@@ -13953,14 +13821,10 @@
           <w:p>
             <w:pPr>
               <w:cnfStyle w:val="000000000000" w:firstRow="0" w:lastRow="0" w:firstColumn="0" w:lastColumn="0" w:oddVBand="0" w:evenVBand="0" w:oddHBand="0" w:evenHBand="0" w:firstRowFirstColumn="0" w:firstRowLastColumn="0" w:lastRowFirstColumn="0" w:lastRowLastColumn="0"/>
-              <w:rPr>
-                <w:highlight w:val="yellow"/>
-              </w:rPr>
-            </w:pPr>
-            <w:r>
-              <w:rPr>
-                <w:highlight w:val="yellow"/>
-              </w:rPr>
+              <w:rPr/>
+            </w:pPr>
+            <w:r>
+              <w:rPr/>
               <w:t>El sistema debe calcular conversiones entre escalas de temperatura mediante los parámetros enviados, verificando la autorización y retornando el estado de la operación.</w:t>
             </w:r>
           </w:p>
@@ -13972,14 +13836,10 @@
           <w:p>
             <w:pPr>
               <w:cnfStyle w:val="000000000000" w:firstRow="0" w:lastRow="0" w:firstColumn="0" w:lastColumn="0" w:oddVBand="0" w:evenVBand="0" w:oddHBand="0" w:evenHBand="0" w:firstRowFirstColumn="0" w:firstRowLastColumn="0" w:lastRowFirstColumn="0" w:lastRowLastColumn="0"/>
-              <w:rPr>
-                <w:highlight w:val="yellow"/>
-              </w:rPr>
-            </w:pPr>
-            <w:r>
-              <w:rPr>
-                <w:highlight w:val="yellow"/>
-              </w:rPr>
+              <w:rPr/>
+            </w:pPr>
+            <w:r>
+              <w:rPr/>
               <w:t>Convertir Temperatura</w:t>
             </w:r>
           </w:p>
@@ -13993,9 +13853,7 @@
               <w:cnfStyle w:val="000000000000" w:firstRow="0" w:lastRow="0" w:firstColumn="0" w:lastColumn="0" w:oddVBand="0" w:evenVBand="0" w:oddHBand="0" w:evenHBand="0" w:firstRowFirstColumn="0" w:firstRowLastColumn="0" w:lastRowFirstColumn="0" w:lastRowLastColumn="0"/>
             </w:pPr>
             <w:r>
-              <w:rPr>
-                <w:highlight w:val="yellow"/>
-              </w:rPr>
+              <w:rPr/>
               <w:t>Usuario final</w:t>
             </w:r>
             <w:r>
@@ -14520,13 +14378,11 @@
               <w:jc w:val="both"/>
               <w:rPr>
                 <w:rFonts w:ascii="Verdana" w:hAnsi="Verdana" w:cstheme="minorHAnsi"/>
-                <w:highlight w:val="yellow"/>
               </w:rPr>
             </w:pPr>
             <w:r>
               <w:rPr>
                 <w:rFonts w:ascii="Verdana" w:hAnsi="Verdana" w:cstheme="minorHAnsi"/>
-                <w:highlight w:val="yellow"/>
               </w:rPr>
               <w:t>RQF-002</w:t>
             </w:r>
@@ -14543,13 +14399,11 @@
               <w:cnfStyle w:val="100000000000" w:firstRow="1" w:lastRow="0" w:firstColumn="0" w:lastColumn="0" w:oddVBand="0" w:evenVBand="0" w:oddHBand="0" w:evenHBand="0" w:firstRowFirstColumn="0" w:firstRowLastColumn="0" w:lastRowFirstColumn="0" w:lastRowLastColumn="0"/>
               <w:rPr>
                 <w:rFonts w:ascii="Verdana" w:hAnsi="Verdana" w:cstheme="minorHAnsi"/>
-                <w:highlight w:val="yellow"/>
               </w:rPr>
             </w:pPr>
             <w:r>
               <w:rPr>
                 <w:rFonts w:ascii="Verdana" w:hAnsi="Verdana" w:cstheme="minorHAnsi"/>
-                <w:highlight w:val="yellow"/>
                 <w:lang w:val="es-ES"/>
               </w:rPr>
               <w:t>Convertir Longitud</w:t>
@@ -14572,13 +14426,11 @@
               <w:jc w:val="both"/>
               <w:rPr>
                 <w:rFonts w:ascii="Verdana" w:hAnsi="Verdana" w:cstheme="minorHAnsi"/>
-                <w:highlight w:val="yellow"/>
               </w:rPr>
             </w:pPr>
             <w:r>
               <w:rPr>
                 <w:rFonts w:ascii="Verdana" w:hAnsi="Verdana" w:cstheme="minorHAnsi"/>
-                <w:highlight w:val="yellow"/>
               </w:rPr>
               <w:t>Descripción</w:t>
             </w:r>
@@ -14595,13 +14447,11 @@
               <w:cnfStyle w:val="000000100000" w:firstRow="0" w:lastRow="0" w:firstColumn="0" w:lastColumn="0" w:oddVBand="0" w:evenVBand="0" w:oddHBand="1" w:evenHBand="0" w:firstRowFirstColumn="0" w:firstRowLastColumn="0" w:lastRowFirstColumn="0" w:lastRowLastColumn="0"/>
               <w:rPr>
                 <w:rFonts w:ascii="Verdana" w:hAnsi="Verdana" w:cstheme="minorHAnsi"/>
-                <w:highlight w:val="yellow"/>
               </w:rPr>
             </w:pPr>
             <w:r>
               <w:rPr>
                 <w:rFonts w:ascii="Verdana" w:hAnsi="Verdana" w:cstheme="minorHAnsi"/>
-                <w:highlight w:val="yellow"/>
                 <w:lang w:val="es-ES"/>
               </w:rPr>
               <w:t>El sistema debe procesar peticiones de conversión de longitud, y retornar el cálculo matemático correspondiente.</w:t>
@@ -14621,13 +14471,11 @@
               <w:jc w:val="both"/>
               <w:rPr>
                 <w:rFonts w:ascii="Verdana" w:hAnsi="Verdana" w:cstheme="minorHAnsi"/>
-                <w:highlight w:val="yellow"/>
               </w:rPr>
             </w:pPr>
             <w:r>
               <w:rPr>
                 <w:rFonts w:ascii="Verdana" w:hAnsi="Verdana" w:cstheme="minorHAnsi"/>
-                <w:highlight w:val="yellow"/>
               </w:rPr>
               <w:t>Objetivo</w:t>
             </w:r>
@@ -14644,13 +14492,11 @@
               <w:cnfStyle w:val="000000000000" w:firstRow="0" w:lastRow="0" w:firstColumn="0" w:lastColumn="0" w:oddVBand="0" w:evenVBand="0" w:oddHBand="0" w:evenHBand="0" w:firstRowFirstColumn="0" w:firstRowLastColumn="0" w:lastRowFirstColumn="0" w:lastRowLastColumn="0"/>
               <w:rPr>
                 <w:rFonts w:ascii="Verdana" w:hAnsi="Verdana" w:cstheme="minorHAnsi"/>
-                <w:highlight w:val="yellow"/>
               </w:rPr>
             </w:pPr>
             <w:r>
               <w:rPr>
                 <w:rFonts w:ascii="Verdana" w:hAnsi="Verdana" w:cstheme="minorHAnsi"/>
-                <w:highlight w:val="yellow"/>
               </w:rPr>
               <w:t>OBJ-001</w:t>
             </w:r>
@@ -14672,13 +14518,11 @@
               <w:jc w:val="both"/>
               <w:rPr>
                 <w:rFonts w:ascii="Verdana" w:hAnsi="Verdana" w:cstheme="minorHAnsi"/>
-                <w:highlight w:val="yellow"/>
               </w:rPr>
             </w:pPr>
             <w:r>
               <w:rPr>
                 <w:rFonts w:ascii="Verdana" w:hAnsi="Verdana" w:cstheme="minorHAnsi"/>
-                <w:highlight w:val="yellow"/>
               </w:rPr>
               <w:t>Importancia</w:t>
             </w:r>
@@ -14695,13 +14539,11 @@
               <w:cnfStyle w:val="000000100000" w:firstRow="0" w:lastRow="0" w:firstColumn="0" w:lastColumn="0" w:oddVBand="0" w:evenVBand="0" w:oddHBand="1" w:evenHBand="0" w:firstRowFirstColumn="0" w:firstRowLastColumn="0" w:lastRowFirstColumn="0" w:lastRowLastColumn="0"/>
               <w:rPr>
                 <w:rFonts w:ascii="Verdana" w:hAnsi="Verdana" w:cstheme="minorHAnsi"/>
-                <w:highlight w:val="yellow"/>
               </w:rPr>
             </w:pPr>
             <w:r>
               <w:rPr>
                 <w:rFonts w:ascii="Verdana" w:hAnsi="Verdana" w:cstheme="minorHAnsi"/>
-                <w:highlight w:val="yellow"/>
               </w:rPr>
               <w:t>Alta</w:t>
             </w:r>
@@ -14720,13 +14562,11 @@
               <w:jc w:val="both"/>
               <w:rPr>
                 <w:rFonts w:ascii="Verdana" w:hAnsi="Verdana" w:cstheme="minorHAnsi"/>
-                <w:highlight w:val="yellow"/>
               </w:rPr>
             </w:pPr>
             <w:r>
               <w:rPr>
                 <w:rFonts w:ascii="Verdana" w:hAnsi="Verdana" w:cstheme="minorHAnsi"/>
-                <w:highlight w:val="yellow"/>
               </w:rPr>
               <w:t>Estado</w:t>
             </w:r>
@@ -14743,13 +14583,11 @@
               <w:cnfStyle w:val="000000000000" w:firstRow="0" w:lastRow="0" w:firstColumn="0" w:lastColumn="0" w:oddVBand="0" w:evenVBand="0" w:oddHBand="0" w:evenHBand="0" w:firstRowFirstColumn="0" w:firstRowLastColumn="0" w:lastRowFirstColumn="0" w:lastRowLastColumn="0"/>
               <w:rPr>
                 <w:rFonts w:ascii="Verdana" w:hAnsi="Verdana" w:cstheme="minorHAnsi"/>
-                <w:highlight w:val="yellow"/>
               </w:rPr>
             </w:pPr>
             <w:r>
               <w:rPr>
                 <w:rFonts w:ascii="Verdana" w:hAnsi="Verdana" w:cstheme="minorHAnsi"/>
-                <w:highlight w:val="yellow"/>
               </w:rPr>
               <w:t>Aprobado</w:t>
             </w:r>
@@ -14771,13 +14609,11 @@
               <w:jc w:val="both"/>
               <w:rPr>
                 <w:rFonts w:ascii="Verdana" w:hAnsi="Verdana" w:cstheme="minorHAnsi"/>
-                <w:highlight w:val="yellow"/>
               </w:rPr>
             </w:pPr>
             <w:r>
               <w:rPr>
                 <w:rFonts w:ascii="Verdana" w:hAnsi="Verdana" w:cstheme="minorHAnsi"/>
-                <w:highlight w:val="yellow"/>
               </w:rPr>
               <w:t>Estabilidad</w:t>
             </w:r>
@@ -14794,13 +14630,11 @@
               <w:cnfStyle w:val="000000100000" w:firstRow="0" w:lastRow="0" w:firstColumn="0" w:lastColumn="0" w:oddVBand="0" w:evenVBand="0" w:oddHBand="1" w:evenHBand="0" w:firstRowFirstColumn="0" w:firstRowLastColumn="0" w:lastRowFirstColumn="0" w:lastRowLastColumn="0"/>
               <w:rPr>
                 <w:rFonts w:ascii="Verdana" w:hAnsi="Verdana" w:cstheme="minorHAnsi"/>
-                <w:highlight w:val="yellow"/>
               </w:rPr>
             </w:pPr>
             <w:r>
               <w:rPr>
                 <w:rFonts w:ascii="Verdana" w:hAnsi="Verdana" w:cstheme="minorHAnsi"/>
-                <w:highlight w:val="yellow"/>
               </w:rPr>
               <w:t>Alta</w:t>
             </w:r>
@@ -14819,13 +14653,11 @@
               <w:jc w:val="both"/>
               <w:rPr>
                 <w:rFonts w:ascii="Verdana" w:hAnsi="Verdana" w:cstheme="minorHAnsi"/>
-                <w:highlight w:val="yellow"/>
               </w:rPr>
             </w:pPr>
             <w:r>
               <w:rPr>
                 <w:rFonts w:ascii="Verdana" w:hAnsi="Verdana" w:cstheme="minorHAnsi"/>
-                <w:highlight w:val="yellow"/>
               </w:rPr>
               <w:t>Comentarios</w:t>
             </w:r>
@@ -14841,27 +14673,23 @@
               <w:cnfStyle w:val="000000000000" w:firstRow="0" w:lastRow="0" w:firstColumn="0" w:lastColumn="0" w:oddVBand="0" w:evenVBand="0" w:oddHBand="0" w:evenHBand="0" w:firstRowFirstColumn="0" w:firstRowLastColumn="0" w:lastRowFirstColumn="0" w:lastRowLastColumn="0"/>
               <w:rPr>
                 <w:rFonts w:ascii="Verdana" w:hAnsi="Verdana" w:cstheme="minorHAnsi"/>
-                <w:highlight w:val="yellow"/>
               </w:rPr>
             </w:pPr>
             <w:r>
               <w:rPr>
                 <w:rFonts w:ascii="Verdana" w:hAnsi="Verdana" w:cstheme="minorHAnsi"/>
-                <w:highlight w:val="yellow"/>
               </w:rPr>
               <w:t>Las unidades disponibles para la conversión son:</w:t>
             </w:r>
             <w:r>
               <w:rPr>
                 <w:rFonts w:ascii="Verdana" w:hAnsi="Verdana" w:cstheme="minorHAnsi"/>
-                <w:highlight w:val="yellow"/>
               </w:rPr>
               <w:t xml:space="preserve"> </w:t>
             </w:r>
             <w:r>
               <w:rPr>
                 <w:rFonts w:ascii="Verdana" w:hAnsi="Verdana" w:cstheme="minorHAnsi"/>
-                <w:highlight w:val="yellow"/>
               </w:rPr>
               <w:t>metros, pies, centímetros, yardas y millas</w:t>
             </w:r>
@@ -14874,58 +14702,42 @@
         <w:pStyle w:val="Descripcin"/>
         <w:rPr>
           <w:rFonts w:ascii="Verdana" w:hAnsi="Verdana" w:cstheme="minorHAnsi"/>
-          <w:highlight w:val="yellow"/>
         </w:rPr>
       </w:pPr>
       <w:bookmarkStart w:id="69" w:name="_Toc83812964"/>
       <w:r>
-        <w:rPr>
-          <w:highlight w:val="yellow"/>
-        </w:rPr>
+        <w:rPr/>
         <w:t xml:space="preserve">Tabla </w:t>
       </w:r>
       <w:r>
-        <w:rPr>
-          <w:highlight w:val="yellow"/>
-        </w:rPr>
+        <w:rPr/>
         <w:fldChar w:fldCharType="begin"/>
       </w:r>
       <w:r>
-        <w:rPr>
-          <w:highlight w:val="yellow"/>
-        </w:rPr>
+        <w:rPr/>
         <w:instrText xml:space="preserve"> SEQ Tabla \* ARABIC </w:instrText>
       </w:r>
       <w:r>
-        <w:rPr>
-          <w:highlight w:val="yellow"/>
-        </w:rPr>
+        <w:rPr/>
         <w:fldChar w:fldCharType="separate"/>
       </w:r>
       <w:r>
         <w:rPr>
           <w:noProof/>
-          <w:highlight w:val="yellow"/>
         </w:rPr>
         <w:t>21</w:t>
       </w:r>
       <w:r>
-        <w:rPr>
-          <w:highlight w:val="yellow"/>
-        </w:rPr>
+        <w:rPr/>
         <w:fldChar w:fldCharType="end"/>
       </w:r>
       <w:r>
-        <w:rPr>
-          <w:highlight w:val="yellow"/>
-        </w:rPr>
+        <w:rPr/>
         <w:t>.</w:t>
       </w:r>
       <w:bookmarkEnd w:id="69"/>
       <w:r>
-        <w:rPr>
-          <w:highlight w:val="yellow"/>
-        </w:rPr>
+        <w:rPr/>
         <w:t xml:space="preserve"> Convertir Masa</w:t>
       </w:r>
     </w:p>
@@ -14954,13 +14766,11 @@
               <w:jc w:val="both"/>
               <w:rPr>
                 <w:rFonts w:ascii="Verdana" w:hAnsi="Verdana" w:cstheme="minorHAnsi"/>
-                <w:highlight w:val="yellow"/>
               </w:rPr>
             </w:pPr>
             <w:r>
               <w:rPr>
                 <w:rFonts w:ascii="Verdana" w:hAnsi="Verdana" w:cstheme="minorHAnsi"/>
-                <w:highlight w:val="yellow"/>
               </w:rPr>
               <w:t>RQF-003</w:t>
             </w:r>
@@ -14977,13 +14787,11 @@
               <w:cnfStyle w:val="100000000000" w:firstRow="1" w:lastRow="0" w:firstColumn="0" w:lastColumn="0" w:oddVBand="0" w:evenVBand="0" w:oddHBand="0" w:evenHBand="0" w:firstRowFirstColumn="0" w:firstRowLastColumn="0" w:lastRowFirstColumn="0" w:lastRowLastColumn="0"/>
               <w:rPr>
                 <w:rFonts w:ascii="Verdana" w:hAnsi="Verdana" w:cstheme="minorHAnsi"/>
-                <w:highlight w:val="yellow"/>
               </w:rPr>
             </w:pPr>
             <w:r>
               <w:rPr>
                 <w:rFonts w:ascii="Verdana" w:hAnsi="Verdana" w:cstheme="minorHAnsi"/>
-                <w:highlight w:val="yellow"/>
                 <w:lang w:val="es-ES"/>
               </w:rPr>
               <w:t>Convertir Masa</w:t>
@@ -15006,13 +14814,11 @@
               <w:jc w:val="both"/>
               <w:rPr>
                 <w:rFonts w:ascii="Verdana" w:hAnsi="Verdana" w:cstheme="minorHAnsi"/>
-                <w:highlight w:val="yellow"/>
               </w:rPr>
             </w:pPr>
             <w:r>
               <w:rPr>
                 <w:rFonts w:ascii="Verdana" w:hAnsi="Verdana" w:cstheme="minorHAnsi"/>
-                <w:highlight w:val="yellow"/>
               </w:rPr>
               <w:t>Descripción</w:t>
             </w:r>
@@ -15029,13 +14835,11 @@
               <w:cnfStyle w:val="000000100000" w:firstRow="0" w:lastRow="0" w:firstColumn="0" w:lastColumn="0" w:oddVBand="0" w:evenVBand="0" w:oddHBand="1" w:evenHBand="0" w:firstRowFirstColumn="0" w:firstRowLastColumn="0" w:lastRowFirstColumn="0" w:lastRowLastColumn="0"/>
               <w:rPr>
                 <w:rFonts w:ascii="Verdana" w:hAnsi="Verdana" w:cstheme="minorHAnsi"/>
-                <w:highlight w:val="yellow"/>
               </w:rPr>
             </w:pPr>
             <w:r>
               <w:rPr>
                 <w:rFonts w:ascii="Verdana" w:hAnsi="Verdana" w:cstheme="minorHAnsi"/>
-                <w:highlight w:val="yellow"/>
                 <w:lang w:val="es-ES"/>
               </w:rPr>
               <w:t>El sistema debe procesar peticiones de conversión de masa, y retornar el cálculo matemático correspondiente.</w:t>
@@ -15055,13 +14859,11 @@
               <w:jc w:val="both"/>
               <w:rPr>
                 <w:rFonts w:ascii="Verdana" w:hAnsi="Verdana" w:cstheme="minorHAnsi"/>
-                <w:highlight w:val="yellow"/>
               </w:rPr>
             </w:pPr>
             <w:r>
               <w:rPr>
                 <w:rFonts w:ascii="Verdana" w:hAnsi="Verdana" w:cstheme="minorHAnsi"/>
-                <w:highlight w:val="yellow"/>
               </w:rPr>
               <w:t>Objetivo</w:t>
             </w:r>
@@ -15078,13 +14880,11 @@
               <w:cnfStyle w:val="000000000000" w:firstRow="0" w:lastRow="0" w:firstColumn="0" w:lastColumn="0" w:oddVBand="0" w:evenVBand="0" w:oddHBand="0" w:evenHBand="0" w:firstRowFirstColumn="0" w:firstRowLastColumn="0" w:lastRowFirstColumn="0" w:lastRowLastColumn="0"/>
               <w:rPr>
                 <w:rFonts w:ascii="Verdana" w:hAnsi="Verdana" w:cstheme="minorHAnsi"/>
-                <w:highlight w:val="yellow"/>
               </w:rPr>
             </w:pPr>
             <w:r>
               <w:rPr>
                 <w:rFonts w:ascii="Verdana" w:hAnsi="Verdana" w:cstheme="minorHAnsi"/>
-                <w:highlight w:val="yellow"/>
               </w:rPr>
               <w:t>OBJ-001</w:t>
             </w:r>
@@ -15106,13 +14906,11 @@
               <w:jc w:val="both"/>
               <w:rPr>
                 <w:rFonts w:ascii="Verdana" w:hAnsi="Verdana" w:cstheme="minorHAnsi"/>
-                <w:highlight w:val="yellow"/>
               </w:rPr>
             </w:pPr>
             <w:r>
               <w:rPr>
                 <w:rFonts w:ascii="Verdana" w:hAnsi="Verdana" w:cstheme="minorHAnsi"/>
-                <w:highlight w:val="yellow"/>
               </w:rPr>
               <w:t>Importancia</w:t>
             </w:r>
@@ -15129,13 +14927,11 @@
               <w:cnfStyle w:val="000000100000" w:firstRow="0" w:lastRow="0" w:firstColumn="0" w:lastColumn="0" w:oddVBand="0" w:evenVBand="0" w:oddHBand="1" w:evenHBand="0" w:firstRowFirstColumn="0" w:firstRowLastColumn="0" w:lastRowFirstColumn="0" w:lastRowLastColumn="0"/>
               <w:rPr>
                 <w:rFonts w:ascii="Verdana" w:hAnsi="Verdana" w:cstheme="minorHAnsi"/>
-                <w:highlight w:val="yellow"/>
               </w:rPr>
             </w:pPr>
             <w:r>
               <w:rPr>
                 <w:rFonts w:ascii="Verdana" w:hAnsi="Verdana" w:cstheme="minorHAnsi"/>
-                <w:highlight w:val="yellow"/>
               </w:rPr>
               <w:t>Alta</w:t>
             </w:r>
@@ -15154,13 +14950,11 @@
               <w:jc w:val="both"/>
               <w:rPr>
                 <w:rFonts w:ascii="Verdana" w:hAnsi="Verdana" w:cstheme="minorHAnsi"/>
-                <w:highlight w:val="yellow"/>
               </w:rPr>
             </w:pPr>
             <w:r>
               <w:rPr>
                 <w:rFonts w:ascii="Verdana" w:hAnsi="Verdana" w:cstheme="minorHAnsi"/>
-                <w:highlight w:val="yellow"/>
               </w:rPr>
               <w:t>Estado</w:t>
             </w:r>
@@ -15177,13 +14971,11 @@
               <w:cnfStyle w:val="000000000000" w:firstRow="0" w:lastRow="0" w:firstColumn="0" w:lastColumn="0" w:oddVBand="0" w:evenVBand="0" w:oddHBand="0" w:evenHBand="0" w:firstRowFirstColumn="0" w:firstRowLastColumn="0" w:lastRowFirstColumn="0" w:lastRowLastColumn="0"/>
               <w:rPr>
                 <w:rFonts w:ascii="Verdana" w:hAnsi="Verdana" w:cstheme="minorHAnsi"/>
-                <w:highlight w:val="yellow"/>
               </w:rPr>
             </w:pPr>
             <w:r>
               <w:rPr>
                 <w:rFonts w:ascii="Verdana" w:hAnsi="Verdana" w:cstheme="minorHAnsi"/>
-                <w:highlight w:val="yellow"/>
               </w:rPr>
               <w:t>Aprobado</w:t>
             </w:r>
@@ -15205,13 +14997,11 @@
               <w:jc w:val="both"/>
               <w:rPr>
                 <w:rFonts w:ascii="Verdana" w:hAnsi="Verdana" w:cstheme="minorHAnsi"/>
-                <w:highlight w:val="yellow"/>
               </w:rPr>
             </w:pPr>
             <w:r>
               <w:rPr>
                 <w:rFonts w:ascii="Verdana" w:hAnsi="Verdana" w:cstheme="minorHAnsi"/>
-                <w:highlight w:val="yellow"/>
               </w:rPr>
               <w:t>Estabilidad</w:t>
             </w:r>
@@ -15228,13 +15018,11 @@
               <w:cnfStyle w:val="000000100000" w:firstRow="0" w:lastRow="0" w:firstColumn="0" w:lastColumn="0" w:oddVBand="0" w:evenVBand="0" w:oddHBand="1" w:evenHBand="0" w:firstRowFirstColumn="0" w:firstRowLastColumn="0" w:lastRowFirstColumn="0" w:lastRowLastColumn="0"/>
               <w:rPr>
                 <w:rFonts w:ascii="Verdana" w:hAnsi="Verdana" w:cstheme="minorHAnsi"/>
-                <w:highlight w:val="yellow"/>
               </w:rPr>
             </w:pPr>
             <w:r>
               <w:rPr>
                 <w:rFonts w:ascii="Verdana" w:hAnsi="Verdana" w:cstheme="minorHAnsi"/>
-                <w:highlight w:val="yellow"/>
               </w:rPr>
               <w:t>Alta</w:t>
             </w:r>
@@ -15253,13 +15041,11 @@
               <w:jc w:val="both"/>
               <w:rPr>
                 <w:rFonts w:ascii="Verdana" w:hAnsi="Verdana" w:cstheme="minorHAnsi"/>
-                <w:highlight w:val="yellow"/>
               </w:rPr>
             </w:pPr>
             <w:r>
               <w:rPr>
                 <w:rFonts w:ascii="Verdana" w:hAnsi="Verdana" w:cstheme="minorHAnsi"/>
-                <w:highlight w:val="yellow"/>
               </w:rPr>
               <w:t>Comentarios</w:t>
             </w:r>
@@ -15275,13 +15061,11 @@
               <w:cnfStyle w:val="000000000000" w:firstRow="0" w:lastRow="0" w:firstColumn="0" w:lastColumn="0" w:oddVBand="0" w:evenVBand="0" w:oddHBand="0" w:evenHBand="0" w:firstRowFirstColumn="0" w:firstRowLastColumn="0" w:lastRowFirstColumn="0" w:lastRowLastColumn="0"/>
               <w:rPr>
                 <w:rFonts w:ascii="Verdana" w:hAnsi="Verdana" w:cstheme="minorHAnsi"/>
-                <w:highlight w:val="yellow"/>
               </w:rPr>
             </w:pPr>
             <w:r>
               <w:rPr>
                 <w:rFonts w:ascii="Verdana" w:hAnsi="Verdana" w:cstheme="minorHAnsi"/>
-                <w:highlight w:val="yellow"/>
               </w:rPr>
               <w:t xml:space="preserve">Las unidades disponibles para la conversión son: gramos, kilogramos, onzas, libras y quintales. </w:t>
             </w:r>
@@ -15294,58 +15078,42 @@
         <w:pStyle w:val="Descripcin"/>
         <w:rPr>
           <w:rFonts w:ascii="Verdana" w:hAnsi="Verdana" w:cstheme="minorHAnsi"/>
-          <w:highlight w:val="yellow"/>
         </w:rPr>
       </w:pPr>
       <w:bookmarkStart w:id="70" w:name="_Toc83812965"/>
       <w:r>
-        <w:rPr>
-          <w:highlight w:val="yellow"/>
-        </w:rPr>
+        <w:rPr/>
         <w:t xml:space="preserve">Tabla </w:t>
       </w:r>
       <w:r>
-        <w:rPr>
-          <w:highlight w:val="yellow"/>
-        </w:rPr>
+        <w:rPr/>
         <w:fldChar w:fldCharType="begin"/>
       </w:r>
       <w:r>
-        <w:rPr>
-          <w:highlight w:val="yellow"/>
-        </w:rPr>
+        <w:rPr/>
         <w:instrText xml:space="preserve"> SEQ Tabla \* ARABIC </w:instrText>
       </w:r>
       <w:r>
-        <w:rPr>
-          <w:highlight w:val="yellow"/>
-        </w:rPr>
+        <w:rPr/>
         <w:fldChar w:fldCharType="separate"/>
       </w:r>
       <w:r>
         <w:rPr>
           <w:noProof/>
-          <w:highlight w:val="yellow"/>
         </w:rPr>
         <w:t>22</w:t>
       </w:r>
       <w:r>
-        <w:rPr>
-          <w:highlight w:val="yellow"/>
-        </w:rPr>
+        <w:rPr/>
         <w:fldChar w:fldCharType="end"/>
       </w:r>
       <w:r>
-        <w:rPr>
-          <w:highlight w:val="yellow"/>
-        </w:rPr>
+        <w:rPr/>
         <w:t xml:space="preserve">. </w:t>
       </w:r>
       <w:bookmarkEnd w:id="70"/>
       <w:r>
-        <w:rPr>
-          <w:highlight w:val="yellow"/>
-        </w:rPr>
+        <w:rPr/>
         <w:t>Convertir Temperatura</w:t>
       </w:r>
     </w:p>
@@ -15375,13 +15143,11 @@
               <w:jc w:val="both"/>
               <w:rPr>
                 <w:rFonts w:ascii="Verdana" w:hAnsi="Verdana" w:cstheme="minorHAnsi"/>
-                <w:highlight w:val="yellow"/>
               </w:rPr>
             </w:pPr>
             <w:r>
               <w:rPr>
                 <w:rFonts w:ascii="Verdana" w:hAnsi="Verdana" w:cstheme="minorHAnsi"/>
-                <w:highlight w:val="yellow"/>
               </w:rPr>
               <w:t>RQF-004</w:t>
             </w:r>
@@ -15398,13 +15164,11 @@
               <w:cnfStyle w:val="100000000000" w:firstRow="1" w:lastRow="0" w:firstColumn="0" w:lastColumn="0" w:oddVBand="0" w:evenVBand="0" w:oddHBand="0" w:evenHBand="0" w:firstRowFirstColumn="0" w:firstRowLastColumn="0" w:lastRowFirstColumn="0" w:lastRowLastColumn="0"/>
               <w:rPr>
                 <w:rFonts w:ascii="Verdana" w:hAnsi="Verdana" w:cstheme="minorBidi"/>
-                <w:highlight w:val="yellow"/>
               </w:rPr>
             </w:pPr>
             <w:r>
               <w:rPr>
                 <w:rFonts w:ascii="Verdana" w:hAnsi="Verdana" w:cstheme="minorHAnsi"/>
-                <w:highlight w:val="yellow"/>
                 <w:lang w:val="es-ES"/>
               </w:rPr>
               <w:t xml:space="preserve">Convertir temperatura </w:t>
@@ -15427,13 +15191,11 @@
               <w:jc w:val="both"/>
               <w:rPr>
                 <w:rFonts w:ascii="Verdana" w:hAnsi="Verdana" w:cstheme="minorHAnsi"/>
-                <w:highlight w:val="yellow"/>
               </w:rPr>
             </w:pPr>
             <w:r>
               <w:rPr>
                 <w:rFonts w:ascii="Verdana" w:hAnsi="Verdana" w:cstheme="minorHAnsi"/>
-                <w:highlight w:val="yellow"/>
               </w:rPr>
               <w:t>Descripción</w:t>
             </w:r>
@@ -15450,13 +15212,11 @@
               <w:cnfStyle w:val="000000100000" w:firstRow="0" w:lastRow="0" w:firstColumn="0" w:lastColumn="0" w:oddVBand="0" w:evenVBand="0" w:oddHBand="1" w:evenHBand="0" w:firstRowFirstColumn="0" w:firstRowLastColumn="0" w:lastRowFirstColumn="0" w:lastRowLastColumn="0"/>
               <w:rPr>
                 <w:rFonts w:ascii="Verdana" w:hAnsi="Verdana" w:cstheme="minorHAnsi"/>
-                <w:highlight w:val="yellow"/>
               </w:rPr>
             </w:pPr>
             <w:r>
               <w:rPr>
                 <w:rFonts w:ascii="Verdana" w:hAnsi="Verdana" w:cstheme="minorHAnsi"/>
-                <w:highlight w:val="yellow"/>
                 <w:lang w:val="es-ES"/>
               </w:rPr>
               <w:t>El sistema debe procesar peticiones de conversión de temperatura, y retornar el cálculo matemático correspondiente.</w:t>
@@ -15476,13 +15236,11 @@
               <w:jc w:val="both"/>
               <w:rPr>
                 <w:rFonts w:ascii="Verdana" w:hAnsi="Verdana" w:cstheme="minorHAnsi"/>
-                <w:highlight w:val="yellow"/>
               </w:rPr>
             </w:pPr>
             <w:r>
               <w:rPr>
                 <w:rFonts w:ascii="Verdana" w:hAnsi="Verdana" w:cstheme="minorHAnsi"/>
-                <w:highlight w:val="yellow"/>
               </w:rPr>
               <w:t>Objetivo</w:t>
             </w:r>
@@ -15499,13 +15257,11 @@
               <w:cnfStyle w:val="000000000000" w:firstRow="0" w:lastRow="0" w:firstColumn="0" w:lastColumn="0" w:oddVBand="0" w:evenVBand="0" w:oddHBand="0" w:evenHBand="0" w:firstRowFirstColumn="0" w:firstRowLastColumn="0" w:lastRowFirstColumn="0" w:lastRowLastColumn="0"/>
               <w:rPr>
                 <w:rFonts w:ascii="Verdana" w:hAnsi="Verdana" w:cstheme="minorHAnsi"/>
-                <w:highlight w:val="yellow"/>
               </w:rPr>
             </w:pPr>
             <w:r>
               <w:rPr>
                 <w:rFonts w:ascii="Verdana" w:hAnsi="Verdana" w:cstheme="minorHAnsi"/>
-                <w:highlight w:val="yellow"/>
               </w:rPr>
               <w:t>OBJ-003</w:t>
             </w:r>
@@ -15527,13 +15283,11 @@
               <w:jc w:val="both"/>
               <w:rPr>
                 <w:rFonts w:ascii="Verdana" w:hAnsi="Verdana" w:cstheme="minorHAnsi"/>
-                <w:highlight w:val="yellow"/>
               </w:rPr>
             </w:pPr>
             <w:r>
               <w:rPr>
                 <w:rFonts w:ascii="Verdana" w:hAnsi="Verdana" w:cstheme="minorHAnsi"/>
-                <w:highlight w:val="yellow"/>
               </w:rPr>
               <w:t>Importancia</w:t>
             </w:r>
@@ -15550,13 +15304,11 @@
               <w:cnfStyle w:val="000000100000" w:firstRow="0" w:lastRow="0" w:firstColumn="0" w:lastColumn="0" w:oddVBand="0" w:evenVBand="0" w:oddHBand="1" w:evenHBand="0" w:firstRowFirstColumn="0" w:firstRowLastColumn="0" w:lastRowFirstColumn="0" w:lastRowLastColumn="0"/>
               <w:rPr>
                 <w:rFonts w:ascii="Verdana" w:hAnsi="Verdana" w:cstheme="minorHAnsi"/>
-                <w:highlight w:val="yellow"/>
               </w:rPr>
             </w:pPr>
             <w:r>
               <w:rPr>
                 <w:rFonts w:ascii="Verdana" w:hAnsi="Verdana" w:cstheme="minorHAnsi"/>
-                <w:highlight w:val="yellow"/>
               </w:rPr>
               <w:t>Alta</w:t>
             </w:r>
@@ -15575,13 +15327,11 @@
               <w:jc w:val="both"/>
               <w:rPr>
                 <w:rFonts w:ascii="Verdana" w:hAnsi="Verdana" w:cstheme="minorHAnsi"/>
-                <w:highlight w:val="yellow"/>
               </w:rPr>
             </w:pPr>
             <w:r>
               <w:rPr>
                 <w:rFonts w:ascii="Verdana" w:hAnsi="Verdana" w:cstheme="minorHAnsi"/>
-                <w:highlight w:val="yellow"/>
               </w:rPr>
               <w:t>Estado</w:t>
             </w:r>
@@ -15598,13 +15348,11 @@
               <w:cnfStyle w:val="000000000000" w:firstRow="0" w:lastRow="0" w:firstColumn="0" w:lastColumn="0" w:oddVBand="0" w:evenVBand="0" w:oddHBand="0" w:evenHBand="0" w:firstRowFirstColumn="0" w:firstRowLastColumn="0" w:lastRowFirstColumn="0" w:lastRowLastColumn="0"/>
               <w:rPr>
                 <w:rFonts w:ascii="Verdana" w:hAnsi="Verdana" w:cstheme="minorHAnsi"/>
-                <w:highlight w:val="yellow"/>
               </w:rPr>
             </w:pPr>
             <w:r>
               <w:rPr>
                 <w:rFonts w:ascii="Verdana" w:hAnsi="Verdana" w:cstheme="minorHAnsi"/>
-                <w:highlight w:val="yellow"/>
               </w:rPr>
               <w:t>Aprobado</w:t>
             </w:r>
@@ -15626,13 +15374,11 @@
               <w:jc w:val="both"/>
               <w:rPr>
                 <w:rFonts w:ascii="Verdana" w:hAnsi="Verdana" w:cstheme="minorHAnsi"/>
-                <w:highlight w:val="yellow"/>
               </w:rPr>
             </w:pPr>
             <w:r>
               <w:rPr>
                 <w:rFonts w:ascii="Verdana" w:hAnsi="Verdana" w:cstheme="minorHAnsi"/>
-                <w:highlight w:val="yellow"/>
               </w:rPr>
               <w:t>Estabilidad</w:t>
             </w:r>
@@ -15649,13 +15395,11 @@
               <w:cnfStyle w:val="000000100000" w:firstRow="0" w:lastRow="0" w:firstColumn="0" w:lastColumn="0" w:oddVBand="0" w:evenVBand="0" w:oddHBand="1" w:evenHBand="0" w:firstRowFirstColumn="0" w:firstRowLastColumn="0" w:lastRowFirstColumn="0" w:lastRowLastColumn="0"/>
               <w:rPr>
                 <w:rFonts w:ascii="Verdana" w:hAnsi="Verdana" w:cstheme="minorHAnsi"/>
-                <w:highlight w:val="yellow"/>
               </w:rPr>
             </w:pPr>
             <w:r>
               <w:rPr>
                 <w:rFonts w:ascii="Verdana" w:hAnsi="Verdana" w:cstheme="minorHAnsi"/>
-                <w:highlight w:val="yellow"/>
               </w:rPr>
               <w:t>Alta</w:t>
             </w:r>
@@ -15674,13 +15418,11 @@
               <w:jc w:val="both"/>
               <w:rPr>
                 <w:rFonts w:ascii="Verdana" w:hAnsi="Verdana" w:cstheme="minorHAnsi"/>
-                <w:highlight w:val="yellow"/>
               </w:rPr>
             </w:pPr>
             <w:r>
               <w:rPr>
                 <w:rFonts w:ascii="Verdana" w:hAnsi="Verdana" w:cstheme="minorHAnsi"/>
-                <w:highlight w:val="yellow"/>
               </w:rPr>
               <w:t>Comentarios</w:t>
             </w:r>
@@ -15696,48 +15438,38 @@
               <w:cnfStyle w:val="000000000000" w:firstRow="0" w:lastRow="0" w:firstColumn="0" w:lastColumn="0" w:oddVBand="0" w:evenVBand="0" w:oddHBand="0" w:evenHBand="0" w:firstRowFirstColumn="0" w:firstRowLastColumn="0" w:lastRowFirstColumn="0" w:lastRowLastColumn="0"/>
               <w:rPr>
                 <w:rFonts w:ascii="Verdana" w:hAnsi="Verdana" w:cstheme="minorHAnsi"/>
-                <w:highlight w:val="yellow"/>
               </w:rPr>
             </w:pPr>
             <w:r>
               <w:rPr>
                 <w:rFonts w:ascii="Verdana" w:hAnsi="Verdana" w:cstheme="minorHAnsi"/>
-                <w:highlight w:val="yellow"/>
               </w:rPr>
               <w:t>Las unidades disponibles para la conversión son:</w:t>
             </w:r>
             <w:r>
               <w:rPr>
                 <w:rFonts w:ascii="Verdana" w:hAnsi="Verdana" w:cstheme="minorHAnsi"/>
-                <w:highlight w:val="yellow"/>
               </w:rPr>
               <w:t xml:space="preserve"> </w:t>
             </w:r>
-            <w:proofErr w:type="spellStart"/>
             <w:r>
               <w:rPr>
                 <w:rFonts w:ascii="Verdana" w:hAnsi="Verdana" w:cstheme="minorHAnsi"/>
-                <w:highlight w:val="yellow"/>
               </w:rPr>
               <w:t>farenheit</w:t>
             </w:r>
-            <w:proofErr w:type="spellEnd"/>
             <w:r>
               <w:rPr>
                 <w:rFonts w:ascii="Verdana" w:hAnsi="Verdana" w:cstheme="minorHAnsi"/>
-                <w:highlight w:val="yellow"/>
               </w:rPr>
               <w:t xml:space="preserve">, kelvin, Celsius, newton y </w:t>
             </w:r>
-            <w:proofErr w:type="spellStart"/>
             <w:r>
               <w:rPr>
                 <w:rFonts w:ascii="Verdana" w:hAnsi="Verdana" w:cstheme="minorHAnsi"/>
-                <w:highlight w:val="yellow"/>
               </w:rPr>
               <w:t>reaumur</w:t>
             </w:r>
-            <w:proofErr w:type="spellEnd"/>
           </w:p>
           <w:p>
             <w:pPr>
@@ -15751,7 +15483,6 @@
             <w:r>
               <w:rPr>
                 <w:rFonts w:ascii="Verdana" w:hAnsi="Verdana" w:cstheme="minorHAnsi"/>
-                <w:highlight w:val="yellow"/>
               </w:rPr>
               <w:t>.</w:t>
             </w:r>
@@ -15795,13 +15526,13 @@
     </w:p>
     <w:p>
       <w:r>
-        <w:t>Para el Sistema “Servicio de Mantenimiento de Vehículos Monster”</w:t>
-      </w:r>
-      <w:r>
-        <w:t xml:space="preserve"> se ha identificado los siguientes requerimientos no funcionales en relación con la tecnología de la información</w:t>
-      </w:r>
-      <w:r>
-        <w:t>.</w:t>
+        <w:t>Para el sistema GR09 “Conversión de Unidades Monster” se describen los requisitos no funcionales de la variante implementada.</w:t>
+      </w:r>
+      <w:r>
+        <w:t xml:space="preserve"/>
+      </w:r>
+      <w:r>
+        <w:t/>
       </w:r>
     </w:p>
     <w:p>
@@ -15980,7 +15711,7 @@
           </w:tcPr>
           <w:p>
             <w:r>
-              <w:t>El servidor central debe exponer sus servicios de conversión y autenticación mediante arquitectura RESTful sobre HTTP/HTTPS utilizando ASP.NET Core Web API, retornando cargas estructuradas en formato JSON.</w:t>
+              <w:t>El servidor expone endpoints REST sobre HTTP/HTTPS mediante ASP.NET Core Web API con cargas JSON y códigos de estado HTTP estándar.</w:t>
             </w:r>
           </w:p>
         </w:tc>
@@ -16331,7 +16062,7 @@
           </w:tcPr>
           <w:p>
             <w:r>
-              <w:t>El backend del sistema debe ser desarrollado utilizando C# 12 sobre la plataforma .NET 8 o 9 LTS mediante controladores ASP.NET Core ([ApiController], [Route]) o Minimal APIs.</w:t>
+              <w:t>El backend usa .NET 10 (net10.0); el cliente WPF usa net10.0-windows. Microsoft.AspNetCore.OpenApi está en versión 10.0.12.</w:t>
             </w:r>
           </w:p>
         </w:tc>
@@ -16651,7 +16382,7 @@
           </w:tcPr>
           <w:p>
             <w:r>
-              <w:t>El código fuente del servidor debe ser construido y estructurado utilizando Microsoft Visual Studio 2022 o Visual Studio Code con el SDK oficial de .NET.</w:t>
+              <w:t>El proyecto .NET usa Visual Studio; el repositorio no fija la versión instalada. Visual Studio 2026 (18.0 o superior) admite net10.0.</w:t>
             </w:r>
           </w:p>
         </w:tc>
@@ -16814,7 +16545,7 @@
           <w:i w:val="0"/>
           <w:iCs w:val="0"/>
         </w:rPr>
-        <w:t xml:space="preserve">Tabla </w:t>
+        <w:t xml:space="preserve">Tabla 29. Requerimiento no funcional Servidor web integrado</w:t>
       </w:r>
       <w:r>
         <w:rPr>
@@ -16850,7 +16581,7 @@
           <w:i w:val="0"/>
           <w:iCs w:val="0"/>
         </w:rPr>
-        <w:t>29</w:t>
+        <w:t/>
       </w:r>
       <w:r>
         <w:rPr>
@@ -16868,7 +16599,7 @@
           <w:i w:val="0"/>
           <w:iCs w:val="0"/>
         </w:rPr>
-        <w:t xml:space="preserve">. Requerimiento no funcional </w:t>
+        <w:t xml:space="preserve"/>
       </w:r>
       <w:bookmarkEnd w:id="77"/>
       <w:r>
@@ -16878,7 +16609,7 @@
           <w:i w:val="0"/>
           <w:iCs w:val="0"/>
         </w:rPr>
-        <w:t>Servidor de Aplicaciones</w:t>
+        <w:t/>
       </w:r>
     </w:p>
     <w:tbl>
@@ -16952,7 +16683,7 @@
                 <w:sz w:val="22"/>
                 <w:szCs w:val="22"/>
               </w:rPr>
-              <w:t>Servidor de Aplicaciones</w:t>
+              <w:t>Servidor web integrado</w:t>
             </w:r>
           </w:p>
         </w:tc>
@@ -16995,7 +16726,7 @@
           </w:tcPr>
           <w:p>
             <w:r>
-              <w:t>El despliegue y la ejecución en red debe realizarse obligatoriamente sobre el servidor web Kestrel multiplataforma de alto rendimiento.</w:t>
+              <w:t>El backend ASP.NET Core 10 se ejecuta sobre Kestrel.</w:t>
             </w:r>
           </w:p>
         </w:tc>
@@ -17354,7 +17085,7 @@
           </w:tcPr>
           <w:p>
             <w:r>
-              <w:t>El sistema debe restringir el acceso a los endpoints REST. Solo procesará peticiones que incluyan un token de autenticación válido en la cabecera HTTP Authorization: Bearer validado por middleware en memoria.</w:t>
+              <w:t>Cada solicitud de conversión incluye el token en la propiedad token del cuerpo JSON; el backend lo valida en memoria.</w:t>
             </w:r>
           </w:p>
         </w:tc>
@@ -18468,7 +18199,7 @@
     </w:p>
     <w:p>
       <w:r>
-        <w:t>Portabilidad. - Al tratarse de una arquitectura SOA utilizando RESTful APIs sobre HTTP, el sistema garantiza que cualquier cliente pueda consumir los servicios mediante el intercambio de cargas JSON, independiente del lenguaje de programación del cliente.</w:t>
+        <w:t>Portabilidad. Los clientes consumen endpoints REST mediante HTTP y JSON, sin depender del lenguaje de programación del cliente.</w:t>
       </w:r>
     </w:p>
     <w:p>
@@ -18697,14 +18428,12 @@
         </w:rPr>
         <w:t xml:space="preserve">Menús numéricos textuales para navegar entre las opciones de </w:t>
       </w:r>
-      <w:proofErr w:type="spellStart"/>
       <w:r>
         <w:rPr>
           <w:lang w:val="es-EC"/>
         </w:rPr>
         <w:t>login</w:t>
       </w:r>
-      <w:proofErr w:type="spellEnd"/>
       <w:r>
         <w:rPr>
           <w:lang w:val="es-EC"/>
@@ -18753,7 +18482,6 @@
         </w:rPr>
         <w:t xml:space="preserve">Periféricos de entrada (teclado, ratón y </w:t>
       </w:r>
-      <w:proofErr w:type="spellStart"/>
       <w:r>
         <w:rPr>
           <w:b/>
@@ -18761,7 +18489,6 @@
         </w:rPr>
         <w:t>touch</w:t>
       </w:r>
-      <w:proofErr w:type="spellEnd"/>
       <w:r>
         <w:rPr>
           <w:b/>
@@ -18775,11 +18502,9 @@
       <w:r>
         <w:t xml:space="preserve">Necesarios para interactuar con el sistema, tipear los valores a </w:t>
       </w:r>
-      <w:proofErr w:type="gramStart"/>
       <w:r>
         <w:t>convertir ,</w:t>
       </w:r>
-      <w:proofErr w:type="gramEnd"/>
       <w:r>
         <w:t xml:space="preserve"> seleccionar las unidades y consumir los servicios web.</w:t>
       </w:r>
@@ -18842,7 +18567,7 @@
         </w:rPr>
       </w:pPr>
       <w:r>
-        <w:t>Los cuatro clientes y el servidor central de conversiones se comunicarán a través de la red utilizando el protocolo HTTP/HTTPS, intercambiando información estructurada mediante el estándar REST / JSON y respetando los contratos y endpoints documentados.</w:t>
+        <w:t>Los cuatro clientes se comunican con el servidor mediante endpoints REST e intercambian JSON; el token de conversión viaja en el cuerpo de la solicitud.</w:t>
       </w:r>
     </w:p>
     <w:p>
@@ -18976,7 +18701,7 @@
     </w:p>
     <w:p>
       <w:r>
-        <w:t>3. Oracle Corporation. (2023). Java Platform, Standard Edition &amp; Java Web Services Documentation (JAX-WS).</w:t>
+        <w:t>3. Microsoft. ASP.NET Core Web API documentation, version 10.0. https://learn.microsoft.com/en-us/aspnet/core/web-api/?view=aspnetcore-10.0</w:t>
       </w:r>
     </w:p>
     <w:p>

--- a/TI.1.4. PAO202651_RESTFUL_DOTNET_SINBDD_NRC36884_GR09/01. UML/01. ERS/ERS_RESTFUL_DOTNET_SINBDD_GR09.docx
+++ b/TI.1.4. PAO202651_RESTFUL_DOTNET_SINBDD_NRC36884_GR09/01. UML/01. ERS/ERS_RESTFUL_DOTNET_SINBDD_GR09.docx
@@ -108,27 +108,6 @@
                               </w:rPr>
                               <w:t>ESPECIFICACIÓN DE REQUERIMIENTOS DE SOFTWARE PARA SOA CON REST EN .NET SIN BDD</w:t>
                             </w:r>
-                            <w:r>
-                              <w:rPr>
-                                <w:sz w:val="44"/>
-                                <w:szCs w:val="44"/>
-                              </w:rPr>
-                              <w:t xml:space="preserve">ESPECIFICACIÓN DE REQUERIMIENTOS DE SOFTWARE PARA SOA CON REST EN .NET SIN BDD</w:t>
-                            </w:r>
-                            <w:r>
-                              <w:rPr>
-                                <w:sz w:val="44"/>
-                                <w:szCs w:val="44"/>
-                              </w:rPr>
-                              <w:t>SOAP</w:t>
-                            </w:r>
-                            <w:r>
-                              <w:rPr>
-                                <w:sz w:val="44"/>
-                                <w:szCs w:val="44"/>
-                              </w:rPr>
-                              <w:t xml:space="preserve"> EN JAVA SIN BDD</w:t>
-                            </w:r>
                           </w:p>
                           <w:p>
                             <w:pPr>
@@ -183,7 +162,7 @@
                               <w:jc w:val="center"/>
                             </w:pPr>
                             <w:r>
-                              <w:t/>
+                              <w:t>Murillo Medina, Gabriel Omar</w:t>
                             </w:r>
                           </w:p>
                           <w:p>
@@ -417,27 +396,6 @@
                         </w:rPr>
                         <w:t>ESPECIFICACIÓN DE REQUERIMIENTOS DE SOFTWARE PARA SOA CON REST EN .NET SIN BDD</w:t>
                       </w:r>
-                      <w:r>
-                        <w:rPr>
-                          <w:sz w:val="44"/>
-                          <w:szCs w:val="44"/>
-                        </w:rPr>
-                        <w:t xml:space="preserve">ESPECIFICACIÓN DE REQUERIMIENTOS DE SOFTWARE PARA SOA CON REST EN .NET SIN BDD</w:t>
-                      </w:r>
-                      <w:r>
-                        <w:rPr>
-                          <w:sz w:val="44"/>
-                          <w:szCs w:val="44"/>
-                        </w:rPr>
-                        <w:t>SOAP</w:t>
-                      </w:r>
-                      <w:r>
-                        <w:rPr>
-                          <w:sz w:val="44"/>
-                          <w:szCs w:val="44"/>
-                        </w:rPr>
-                        <w:t xml:space="preserve"> EN JAVA SIN BDD</w:t>
-                      </w:r>
                     </w:p>
                     <w:p>
                       <w:pPr>
@@ -492,7 +450,7 @@
                         <w:jc w:val="center"/>
                       </w:pPr>
                       <w:r>
-                        <w:t/>
+                        <w:t>Murillo Medina, Gabriel Omar</w:t>
                       </w:r>
                     </w:p>
                     <w:p>
@@ -4373,7 +4331,7 @@
                 <w:rStyle w:val="Hipervnculo"/>
                 <w:noProof/>
               </w:rPr>
-              <w:t>ESPECIFICACIÓN DE REQUERIMIENTOS DEL PARA SOA CON SOAP EN JAVA SIN BDD</w:t>
+              <w:t>ESPECIFICACIÓN DE REQUERIMIENTOS DE SOFTWARE PARA SOA CON REST EN .NET SIN BDD</w:t>
             </w:r>
             <w:r>
               <w:rPr>

--- a/TI.1.4. PAO202651_RESTFUL_DOTNET_SINBDD_NRC36884_GR09/01. UML/01. ERS/ERS_RESTFUL_DOTNET_SINBDD_GR09.docx
+++ b/TI.1.4. PAO202651_RESTFUL_DOTNET_SINBDD_NRC36884_GR09/01. UML/01. ERS/ERS_RESTFUL_DOTNET_SINBDD_GR09.docx
@@ -7711,7 +7711,7 @@
         </w:rPr>
       </w:pPr>
       <w:r>
-        <w:t>Tabla 26. RNF-001: Protocolo de Arquitectura (SOAP)</w:t>
+        <w:t>Tabla 26. RNF-001: Protocolo de Arquitectura (RESTful)</w:t>
         <w:tab/>
         <w:t>22</w:t>
       </w:r>
@@ -12891,7 +12891,7 @@
       <w:pPr>
         <w:pStyle w:val="Descripcin"/>
         <w:rPr>
-          <w:rFonts w:ascii="Verdana" w:eastAsia="Droid Sans Fallback" w:hAnsi="Verdana" w:cstheme="minorHAnsi"/>
+          <w:rFonts w:ascii="Calibri" w:eastAsia="Droid Sans Fallback" w:hAnsi="Calibri" w:cstheme="minorHAnsi"/>
           <w:sz w:val="24"/>
           <w:lang w:val="es-EC"/>
         </w:rPr>
@@ -13489,52 +13489,37 @@
     <w:p>
       <w:pPr>
         <w:pStyle w:val="Descripcin"/>
-        <w:rPr>
-          <w:highlight w:val="yellow"/>
-        </w:rPr>
+        <w:rPr/>
       </w:pPr>
       <w:bookmarkStart w:id="65" w:name="_Toc83812961"/>
       <w:r>
-        <w:rPr>
-          <w:highlight w:val="yellow"/>
-        </w:rPr>
+        <w:rPr/>
         <w:t xml:space="preserve">Tabla </w:t>
       </w:r>
       <w:r>
-        <w:rPr>
-          <w:highlight w:val="yellow"/>
-        </w:rPr>
+        <w:rPr/>
         <w:fldChar w:fldCharType="begin"/>
       </w:r>
       <w:r>
-        <w:rPr>
-          <w:highlight w:val="yellow"/>
-        </w:rPr>
+        <w:rPr/>
         <w:instrText xml:space="preserve"> SEQ Tabla \* ARABIC </w:instrText>
       </w:r>
       <w:r>
-        <w:rPr>
-          <w:highlight w:val="yellow"/>
-        </w:rPr>
+        <w:rPr/>
         <w:fldChar w:fldCharType="separate"/>
       </w:r>
       <w:r>
         <w:rPr>
           <w:noProof/>
-          <w:highlight w:val="yellow"/>
         </w:rPr>
         <w:t>18</w:t>
       </w:r>
       <w:r>
-        <w:rPr>
-          <w:highlight w:val="yellow"/>
-        </w:rPr>
+        <w:rPr/>
         <w:fldChar w:fldCharType="end"/>
       </w:r>
       <w:r>
-        <w:rPr>
-          <w:highlight w:val="yellow"/>
-        </w:rPr>
+        <w:rPr/>
         <w:t>. Lista de requisitos funcionales</w:t>
       </w:r>
       <w:bookmarkEnd w:id="65"/>
@@ -13562,14 +13547,10 @@
           </w:tcPr>
           <w:p>
             <w:pPr>
-              <w:rPr>
-                <w:highlight w:val="yellow"/>
-              </w:rPr>
-            </w:pPr>
-            <w:r>
-              <w:rPr>
-                <w:highlight w:val="yellow"/>
-              </w:rPr>
+              <w:rPr/>
+            </w:pPr>
+            <w:r>
+              <w:rPr/>
               <w:t>Código</w:t>
             </w:r>
           </w:p>
@@ -13581,14 +13562,10 @@
           <w:p>
             <w:pPr>
               <w:cnfStyle w:val="100000000000" w:firstRow="1" w:lastRow="0" w:firstColumn="0" w:lastColumn="0" w:oddVBand="0" w:evenVBand="0" w:oddHBand="0" w:evenHBand="0" w:firstRowFirstColumn="0" w:firstRowLastColumn="0" w:lastRowFirstColumn="0" w:lastRowLastColumn="0"/>
-              <w:rPr>
-                <w:highlight w:val="yellow"/>
-              </w:rPr>
-            </w:pPr>
-            <w:r>
-              <w:rPr>
-                <w:highlight w:val="yellow"/>
-              </w:rPr>
+              <w:rPr/>
+            </w:pPr>
+            <w:r>
+              <w:rPr/>
               <w:t>Requerimiento</w:t>
             </w:r>
           </w:p>
@@ -13600,14 +13577,10 @@
           <w:p>
             <w:pPr>
               <w:cnfStyle w:val="100000000000" w:firstRow="1" w:lastRow="0" w:firstColumn="0" w:lastColumn="0" w:oddVBand="0" w:evenVBand="0" w:oddHBand="0" w:evenHBand="0" w:firstRowFirstColumn="0" w:firstRowLastColumn="0" w:lastRowFirstColumn="0" w:lastRowLastColumn="0"/>
-              <w:rPr>
-                <w:highlight w:val="yellow"/>
-              </w:rPr>
-            </w:pPr>
-            <w:r>
-              <w:rPr>
-                <w:highlight w:val="yellow"/>
-              </w:rPr>
+              <w:rPr/>
+            </w:pPr>
+            <w:r>
+              <w:rPr/>
               <w:t>Caso de uso</w:t>
             </w:r>
           </w:p>
@@ -13619,14 +13592,10 @@
           <w:p>
             <w:pPr>
               <w:cnfStyle w:val="100000000000" w:firstRow="1" w:lastRow="0" w:firstColumn="0" w:lastColumn="0" w:oddVBand="0" w:evenVBand="0" w:oddHBand="0" w:evenHBand="0" w:firstRowFirstColumn="0" w:firstRowLastColumn="0" w:lastRowFirstColumn="0" w:lastRowLastColumn="0"/>
-              <w:rPr>
-                <w:highlight w:val="yellow"/>
-              </w:rPr>
-            </w:pPr>
-            <w:r>
-              <w:rPr>
-                <w:highlight w:val="yellow"/>
-              </w:rPr>
+              <w:rPr/>
+            </w:pPr>
+            <w:r>
+              <w:rPr/>
               <w:t>Actor</w:t>
             </w:r>
           </w:p>
@@ -13643,14 +13612,10 @@
           </w:tcPr>
           <w:p>
             <w:pPr>
-              <w:rPr>
-                <w:highlight w:val="yellow"/>
-              </w:rPr>
-            </w:pPr>
-            <w:r>
-              <w:rPr>
-                <w:highlight w:val="yellow"/>
-              </w:rPr>
+              <w:rPr/>
+            </w:pPr>
+            <w:r>
+              <w:rPr/>
               <w:t xml:space="preserve">RF – 01 </w:t>
             </w:r>
           </w:p>
@@ -13662,14 +13627,10 @@
           <w:p>
             <w:pPr>
               <w:cnfStyle w:val="000000100000" w:firstRow="0" w:lastRow="0" w:firstColumn="0" w:lastColumn="0" w:oddVBand="0" w:evenVBand="0" w:oddHBand="1" w:evenHBand="0" w:firstRowFirstColumn="0" w:firstRowLastColumn="0" w:lastRowFirstColumn="0" w:lastRowLastColumn="0"/>
-              <w:rPr>
-                <w:highlight w:val="yellow"/>
-              </w:rPr>
-            </w:pPr>
-            <w:r>
-              <w:rPr>
-                <w:highlight w:val="yellow"/>
-              </w:rPr>
+              <w:rPr/>
+            </w:pPr>
+            <w:r>
+              <w:rPr/>
               <w:t>El sistema debe recibir credenciales de acceso, validarlas y generar un token de seguridad temporal para autorizar el uso de los servicios.</w:t>
             </w:r>
           </w:p>
@@ -13681,26 +13642,18 @@
           <w:p>
             <w:pPr>
               <w:cnfStyle w:val="000000100000" w:firstRow="0" w:lastRow="0" w:firstColumn="0" w:lastColumn="0" w:oddVBand="0" w:evenVBand="0" w:oddHBand="1" w:evenHBand="0" w:firstRowFirstColumn="0" w:firstRowLastColumn="0" w:lastRowFirstColumn="0" w:lastRowLastColumn="0"/>
-              <w:rPr>
-                <w:highlight w:val="yellow"/>
-              </w:rPr>
-            </w:pPr>
-            <w:r>
-              <w:rPr>
-                <w:highlight w:val="yellow"/>
-              </w:rPr>
+              <w:rPr/>
+            </w:pPr>
+            <w:r>
+              <w:rPr/>
               <w:t>Autenticar</w:t>
             </w:r>
             <w:r>
-              <w:rPr>
-                <w:highlight w:val="yellow"/>
-              </w:rPr>
+              <w:rPr/>
               <w:t xml:space="preserve"> Cliente</w:t>
             </w:r>
             <w:r>
-              <w:rPr>
-                <w:highlight w:val="yellow"/>
-              </w:rPr>
+              <w:rPr/>
               <w:t xml:space="preserve"> </w:t>
             </w:r>
           </w:p>
@@ -13712,14 +13665,10 @@
           <w:p>
             <w:pPr>
               <w:cnfStyle w:val="000000100000" w:firstRow="0" w:lastRow="0" w:firstColumn="0" w:lastColumn="0" w:oddVBand="0" w:evenVBand="0" w:oddHBand="1" w:evenHBand="0" w:firstRowFirstColumn="0" w:firstRowLastColumn="0" w:lastRowFirstColumn="0" w:lastRowLastColumn="0"/>
-              <w:rPr>
-                <w:highlight w:val="yellow"/>
-              </w:rPr>
-            </w:pPr>
-            <w:r>
-              <w:rPr>
-                <w:highlight w:val="yellow"/>
-              </w:rPr>
+              <w:rPr/>
+            </w:pPr>
+            <w:r>
+              <w:rPr/>
               <w:t>Usuario final</w:t>
             </w:r>
           </w:p>
@@ -13733,14 +13682,10 @@
           </w:tcPr>
           <w:p>
             <w:pPr>
-              <w:rPr>
-                <w:highlight w:val="yellow"/>
-              </w:rPr>
-            </w:pPr>
-            <w:r>
-              <w:rPr>
-                <w:highlight w:val="yellow"/>
-              </w:rPr>
+              <w:rPr/>
+            </w:pPr>
+            <w:r>
+              <w:rPr/>
               <w:t>RF – 02</w:t>
             </w:r>
           </w:p>
@@ -13752,14 +13697,10 @@
           <w:p>
             <w:pPr>
               <w:cnfStyle w:val="000000000000" w:firstRow="0" w:lastRow="0" w:firstColumn="0" w:lastColumn="0" w:oddVBand="0" w:evenVBand="0" w:oddHBand="0" w:evenHBand="0" w:firstRowFirstColumn="0" w:firstRowLastColumn="0" w:lastRowFirstColumn="0" w:lastRowLastColumn="0"/>
-              <w:rPr>
-                <w:highlight w:val="yellow"/>
-              </w:rPr>
-            </w:pPr>
-            <w:r>
-              <w:rPr>
-                <w:highlight w:val="yellow"/>
-              </w:rPr>
+              <w:rPr/>
+            </w:pPr>
+            <w:r>
+              <w:rPr/>
               <w:t>El sistema debe procesar peticiones de conversión, y retornar el cálculo matemático correspondiente.</w:t>
             </w:r>
           </w:p>
@@ -13771,14 +13712,10 @@
           <w:p>
             <w:pPr>
               <w:cnfStyle w:val="000000000000" w:firstRow="0" w:lastRow="0" w:firstColumn="0" w:lastColumn="0" w:oddVBand="0" w:evenVBand="0" w:oddHBand="0" w:evenHBand="0" w:firstRowFirstColumn="0" w:firstRowLastColumn="0" w:lastRowFirstColumn="0" w:lastRowLastColumn="0"/>
-              <w:rPr>
-                <w:highlight w:val="yellow"/>
-              </w:rPr>
-            </w:pPr>
-            <w:r>
-              <w:rPr>
-                <w:highlight w:val="yellow"/>
-              </w:rPr>
+              <w:rPr/>
+            </w:pPr>
+            <w:r>
+              <w:rPr/>
               <w:t>Convertir Longitud</w:t>
             </w:r>
           </w:p>
@@ -13790,14 +13727,10 @@
           <w:p>
             <w:pPr>
               <w:cnfStyle w:val="000000000000" w:firstRow="0" w:lastRow="0" w:firstColumn="0" w:lastColumn="0" w:oddVBand="0" w:evenVBand="0" w:oddHBand="0" w:evenHBand="0" w:firstRowFirstColumn="0" w:firstRowLastColumn="0" w:lastRowFirstColumn="0" w:lastRowLastColumn="0"/>
-              <w:rPr>
-                <w:highlight w:val="yellow"/>
-              </w:rPr>
-            </w:pPr>
-            <w:r>
-              <w:rPr>
-                <w:highlight w:val="yellow"/>
-              </w:rPr>
+              <w:rPr/>
+            </w:pPr>
+            <w:r>
+              <w:rPr/>
               <w:t>Usuario final</w:t>
             </w:r>
           </w:p>
@@ -13814,14 +13747,10 @@
           </w:tcPr>
           <w:p>
             <w:pPr>
-              <w:rPr>
-                <w:highlight w:val="yellow"/>
-              </w:rPr>
-            </w:pPr>
-            <w:r>
-              <w:rPr>
-                <w:highlight w:val="yellow"/>
-              </w:rPr>
+              <w:rPr/>
+            </w:pPr>
+            <w:r>
+              <w:rPr/>
               <w:t>RF – 03</w:t>
             </w:r>
           </w:p>
@@ -13833,14 +13762,10 @@
           <w:p>
             <w:pPr>
               <w:cnfStyle w:val="000000100000" w:firstRow="0" w:lastRow="0" w:firstColumn="0" w:lastColumn="0" w:oddVBand="0" w:evenVBand="0" w:oddHBand="1" w:evenHBand="0" w:firstRowFirstColumn="0" w:firstRowLastColumn="0" w:lastRowFirstColumn="0" w:lastRowLastColumn="0"/>
-              <w:rPr>
-                <w:highlight w:val="yellow"/>
-              </w:rPr>
-            </w:pPr>
-            <w:r>
-              <w:rPr>
-                <w:highlight w:val="yellow"/>
-              </w:rPr>
+              <w:rPr/>
+            </w:pPr>
+            <w:r>
+              <w:rPr/>
               <w:t>El sistema debe procesar peticiones de conversión de unidades de masa, validando previamente el token de acceso, y retornar la respuesta estructurada con el valor resultante.</w:t>
             </w:r>
           </w:p>
@@ -13852,14 +13777,10 @@
           <w:p>
             <w:pPr>
               <w:cnfStyle w:val="000000100000" w:firstRow="0" w:lastRow="0" w:firstColumn="0" w:lastColumn="0" w:oddVBand="0" w:evenVBand="0" w:oddHBand="1" w:evenHBand="0" w:firstRowFirstColumn="0" w:firstRowLastColumn="0" w:lastRowFirstColumn="0" w:lastRowLastColumn="0"/>
-              <w:rPr>
-                <w:highlight w:val="yellow"/>
-              </w:rPr>
-            </w:pPr>
-            <w:r>
-              <w:rPr>
-                <w:highlight w:val="yellow"/>
-              </w:rPr>
+              <w:rPr/>
+            </w:pPr>
+            <w:r>
+              <w:rPr/>
               <w:t>Convertir Masa</w:t>
             </w:r>
           </w:p>
@@ -13871,14 +13792,10 @@
           <w:p>
             <w:pPr>
               <w:cnfStyle w:val="000000100000" w:firstRow="0" w:lastRow="0" w:firstColumn="0" w:lastColumn="0" w:oddVBand="0" w:evenVBand="0" w:oddHBand="1" w:evenHBand="0" w:firstRowFirstColumn="0" w:firstRowLastColumn="0" w:lastRowFirstColumn="0" w:lastRowLastColumn="0"/>
-              <w:rPr>
-                <w:highlight w:val="yellow"/>
-              </w:rPr>
-            </w:pPr>
-            <w:r>
-              <w:rPr>
-                <w:highlight w:val="yellow"/>
-              </w:rPr>
+              <w:rPr/>
+            </w:pPr>
+            <w:r>
+              <w:rPr/>
               <w:t>Usuario final</w:t>
             </w:r>
           </w:p>
@@ -13892,14 +13809,10 @@
           </w:tcPr>
           <w:p>
             <w:pPr>
-              <w:rPr>
-                <w:highlight w:val="yellow"/>
-              </w:rPr>
-            </w:pPr>
-            <w:r>
-              <w:rPr>
-                <w:highlight w:val="yellow"/>
-              </w:rPr>
+              <w:rPr/>
+            </w:pPr>
+            <w:r>
+              <w:rPr/>
               <w:t xml:space="preserve">RF – 04 </w:t>
             </w:r>
           </w:p>
@@ -13911,14 +13824,10 @@
           <w:p>
             <w:pPr>
               <w:cnfStyle w:val="000000000000" w:firstRow="0" w:lastRow="0" w:firstColumn="0" w:lastColumn="0" w:oddVBand="0" w:evenVBand="0" w:oddHBand="0" w:evenHBand="0" w:firstRowFirstColumn="0" w:firstRowLastColumn="0" w:lastRowFirstColumn="0" w:lastRowLastColumn="0"/>
-              <w:rPr>
-                <w:highlight w:val="yellow"/>
-              </w:rPr>
-            </w:pPr>
-            <w:r>
-              <w:rPr>
-                <w:highlight w:val="yellow"/>
-              </w:rPr>
+              <w:rPr/>
+            </w:pPr>
+            <w:r>
+              <w:rPr/>
               <w:t>El sistema debe calcular conversiones entre escalas de temperatura mediante los parámetros enviados, verificando la autorización y retornando el estado de la operación.</w:t>
             </w:r>
           </w:p>
@@ -13930,14 +13839,10 @@
           <w:p>
             <w:pPr>
               <w:cnfStyle w:val="000000000000" w:firstRow="0" w:lastRow="0" w:firstColumn="0" w:lastColumn="0" w:oddVBand="0" w:evenVBand="0" w:oddHBand="0" w:evenHBand="0" w:firstRowFirstColumn="0" w:firstRowLastColumn="0" w:lastRowFirstColumn="0" w:lastRowLastColumn="0"/>
-              <w:rPr>
-                <w:highlight w:val="yellow"/>
-              </w:rPr>
-            </w:pPr>
-            <w:r>
-              <w:rPr>
-                <w:highlight w:val="yellow"/>
-              </w:rPr>
+              <w:rPr/>
+            </w:pPr>
+            <w:r>
+              <w:rPr/>
               <w:t>Convertir Temperatura</w:t>
             </w:r>
           </w:p>
@@ -13951,9 +13856,7 @@
               <w:cnfStyle w:val="000000000000" w:firstRow="0" w:lastRow="0" w:firstColumn="0" w:lastColumn="0" w:oddVBand="0" w:evenVBand="0" w:oddHBand="0" w:evenHBand="0" w:firstRowFirstColumn="0" w:firstRowLastColumn="0" w:lastRowFirstColumn="0" w:lastRowLastColumn="0"/>
             </w:pPr>
             <w:r>
-              <w:rPr>
-                <w:highlight w:val="yellow"/>
-              </w:rPr>
+              <w:rPr/>
               <w:t>Usuario final</w:t>
             </w:r>
             <w:r>
@@ -14420,7 +14323,7 @@
       <w:pPr>
         <w:pStyle w:val="Descripcin"/>
         <w:rPr>
-          <w:rFonts w:ascii="Verdana" w:hAnsi="Verdana" w:cstheme="minorHAnsi"/>
+          <w:rFonts w:ascii="Calibri" w:hAnsi="Calibri" w:cstheme="minorHAnsi"/>
         </w:rPr>
       </w:pPr>
       <w:bookmarkStart w:id="68" w:name="_Toc83812963"/>
@@ -14455,7 +14358,7 @@
     </w:p>
     <w:tbl>
       <w:tblPr>
-        <w:tblStyle w:val="Tablaconcuadrcula5oscura-nfasis4"/>
+        <w:tblStyle w:val="Tablaconcuadrcula4-nfasis1"/>
         <w:tblW w:w="4813" w:type="pct"/>
         <w:tblLook w:val="04A0" w:firstRow="1" w:lastRow="0" w:firstColumn="1" w:lastColumn="0" w:noHBand="0" w:noVBand="1"/>
       </w:tblPr>
@@ -14477,14 +14380,12 @@
               <w:pStyle w:val="Standard"/>
               <w:jc w:val="both"/>
               <w:rPr>
-                <w:rFonts w:ascii="Verdana" w:hAnsi="Verdana" w:cstheme="minorHAnsi"/>
-                <w:highlight w:val="yellow"/>
-              </w:rPr>
-            </w:pPr>
-            <w:r>
-              <w:rPr>
-                <w:rFonts w:ascii="Verdana" w:hAnsi="Verdana" w:cstheme="minorHAnsi"/>
-                <w:highlight w:val="yellow"/>
+                <w:rFonts w:ascii="Calibri" w:hAnsi="Calibri" w:cstheme="minorHAnsi"/>
+              </w:rPr>
+            </w:pPr>
+            <w:r>
+              <w:rPr>
+                <w:rFonts w:ascii="Calibri" w:hAnsi="Calibri" w:cstheme="minorHAnsi"/>
               </w:rPr>
               <w:t>RQF-002</w:t>
             </w:r>
@@ -14500,14 +14401,12 @@
               <w:jc w:val="both"/>
               <w:cnfStyle w:val="100000000000" w:firstRow="1" w:lastRow="0" w:firstColumn="0" w:lastColumn="0" w:oddVBand="0" w:evenVBand="0" w:oddHBand="0" w:evenHBand="0" w:firstRowFirstColumn="0" w:firstRowLastColumn="0" w:lastRowFirstColumn="0" w:lastRowLastColumn="0"/>
               <w:rPr>
-                <w:rFonts w:ascii="Verdana" w:hAnsi="Verdana" w:cstheme="minorHAnsi"/>
-                <w:highlight w:val="yellow"/>
-              </w:rPr>
-            </w:pPr>
-            <w:r>
-              <w:rPr>
-                <w:rFonts w:ascii="Verdana" w:hAnsi="Verdana" w:cstheme="minorHAnsi"/>
-                <w:highlight w:val="yellow"/>
+                <w:rFonts w:ascii="Calibri" w:hAnsi="Calibri" w:cstheme="minorHAnsi"/>
+              </w:rPr>
+            </w:pPr>
+            <w:r>
+              <w:rPr>
+                <w:rFonts w:ascii="Calibri" w:hAnsi="Calibri" w:cstheme="minorHAnsi"/>
                 <w:lang w:val="es-ES"/>
               </w:rPr>
               <w:t>Convertir Longitud</w:t>
@@ -14529,14 +14428,12 @@
               <w:pStyle w:val="Standard"/>
               <w:jc w:val="both"/>
               <w:rPr>
-                <w:rFonts w:ascii="Verdana" w:hAnsi="Verdana" w:cstheme="minorHAnsi"/>
-                <w:highlight w:val="yellow"/>
-              </w:rPr>
-            </w:pPr>
-            <w:r>
-              <w:rPr>
-                <w:rFonts w:ascii="Verdana" w:hAnsi="Verdana" w:cstheme="minorHAnsi"/>
-                <w:highlight w:val="yellow"/>
+                <w:rFonts w:ascii="Calibri" w:hAnsi="Calibri" w:cstheme="minorHAnsi"/>
+              </w:rPr>
+            </w:pPr>
+            <w:r>
+              <w:rPr>
+                <w:rFonts w:ascii="Calibri" w:hAnsi="Calibri" w:cstheme="minorHAnsi"/>
               </w:rPr>
               <w:t>Descripción</w:t>
             </w:r>
@@ -14552,14 +14449,12 @@
               <w:jc w:val="both"/>
               <w:cnfStyle w:val="000000100000" w:firstRow="0" w:lastRow="0" w:firstColumn="0" w:lastColumn="0" w:oddVBand="0" w:evenVBand="0" w:oddHBand="1" w:evenHBand="0" w:firstRowFirstColumn="0" w:firstRowLastColumn="0" w:lastRowFirstColumn="0" w:lastRowLastColumn="0"/>
               <w:rPr>
-                <w:rFonts w:ascii="Verdana" w:hAnsi="Verdana" w:cstheme="minorHAnsi"/>
-                <w:highlight w:val="yellow"/>
-              </w:rPr>
-            </w:pPr>
-            <w:r>
-              <w:rPr>
-                <w:rFonts w:ascii="Verdana" w:hAnsi="Verdana" w:cstheme="minorHAnsi"/>
-                <w:highlight w:val="yellow"/>
+                <w:rFonts w:ascii="Calibri" w:hAnsi="Calibri" w:cstheme="minorHAnsi"/>
+              </w:rPr>
+            </w:pPr>
+            <w:r>
+              <w:rPr>
+                <w:rFonts w:ascii="Calibri" w:hAnsi="Calibri" w:cstheme="minorHAnsi"/>
                 <w:lang w:val="es-ES"/>
               </w:rPr>
               <w:t>El sistema debe procesar peticiones de conversión de longitud, y retornar el cálculo matemático correspondiente.</w:t>
@@ -14578,14 +14473,12 @@
               <w:pStyle w:val="Standard"/>
               <w:jc w:val="both"/>
               <w:rPr>
-                <w:rFonts w:ascii="Verdana" w:hAnsi="Verdana" w:cstheme="minorHAnsi"/>
-                <w:highlight w:val="yellow"/>
-              </w:rPr>
-            </w:pPr>
-            <w:r>
-              <w:rPr>
-                <w:rFonts w:ascii="Verdana" w:hAnsi="Verdana" w:cstheme="minorHAnsi"/>
-                <w:highlight w:val="yellow"/>
+                <w:rFonts w:ascii="Calibri" w:hAnsi="Calibri" w:cstheme="minorHAnsi"/>
+              </w:rPr>
+            </w:pPr>
+            <w:r>
+              <w:rPr>
+                <w:rFonts w:ascii="Calibri" w:hAnsi="Calibri" w:cstheme="minorHAnsi"/>
               </w:rPr>
               <w:t>Objetivo</w:t>
             </w:r>
@@ -14601,14 +14494,12 @@
               <w:jc w:val="both"/>
               <w:cnfStyle w:val="000000000000" w:firstRow="0" w:lastRow="0" w:firstColumn="0" w:lastColumn="0" w:oddVBand="0" w:evenVBand="0" w:oddHBand="0" w:evenHBand="0" w:firstRowFirstColumn="0" w:firstRowLastColumn="0" w:lastRowFirstColumn="0" w:lastRowLastColumn="0"/>
               <w:rPr>
-                <w:rFonts w:ascii="Verdana" w:hAnsi="Verdana" w:cstheme="minorHAnsi"/>
-                <w:highlight w:val="yellow"/>
-              </w:rPr>
-            </w:pPr>
-            <w:r>
-              <w:rPr>
-                <w:rFonts w:ascii="Verdana" w:hAnsi="Verdana" w:cstheme="minorHAnsi"/>
-                <w:highlight w:val="yellow"/>
+                <w:rFonts w:ascii="Calibri" w:hAnsi="Calibri" w:cstheme="minorHAnsi"/>
+              </w:rPr>
+            </w:pPr>
+            <w:r>
+              <w:rPr>
+                <w:rFonts w:ascii="Calibri" w:hAnsi="Calibri" w:cstheme="minorHAnsi"/>
               </w:rPr>
               <w:t>OBJ-001</w:t>
             </w:r>
@@ -14629,14 +14520,12 @@
               <w:pStyle w:val="Standard"/>
               <w:jc w:val="both"/>
               <w:rPr>
-                <w:rFonts w:ascii="Verdana" w:hAnsi="Verdana" w:cstheme="minorHAnsi"/>
-                <w:highlight w:val="yellow"/>
-              </w:rPr>
-            </w:pPr>
-            <w:r>
-              <w:rPr>
-                <w:rFonts w:ascii="Verdana" w:hAnsi="Verdana" w:cstheme="minorHAnsi"/>
-                <w:highlight w:val="yellow"/>
+                <w:rFonts w:ascii="Calibri" w:hAnsi="Calibri" w:cstheme="minorHAnsi"/>
+              </w:rPr>
+            </w:pPr>
+            <w:r>
+              <w:rPr>
+                <w:rFonts w:ascii="Calibri" w:hAnsi="Calibri" w:cstheme="minorHAnsi"/>
               </w:rPr>
               <w:t>Importancia</w:t>
             </w:r>
@@ -14652,14 +14541,12 @@
               <w:jc w:val="both"/>
               <w:cnfStyle w:val="000000100000" w:firstRow="0" w:lastRow="0" w:firstColumn="0" w:lastColumn="0" w:oddVBand="0" w:evenVBand="0" w:oddHBand="1" w:evenHBand="0" w:firstRowFirstColumn="0" w:firstRowLastColumn="0" w:lastRowFirstColumn="0" w:lastRowLastColumn="0"/>
               <w:rPr>
-                <w:rFonts w:ascii="Verdana" w:hAnsi="Verdana" w:cstheme="minorHAnsi"/>
-                <w:highlight w:val="yellow"/>
-              </w:rPr>
-            </w:pPr>
-            <w:r>
-              <w:rPr>
-                <w:rFonts w:ascii="Verdana" w:hAnsi="Verdana" w:cstheme="minorHAnsi"/>
-                <w:highlight w:val="yellow"/>
+                <w:rFonts w:ascii="Calibri" w:hAnsi="Calibri" w:cstheme="minorHAnsi"/>
+              </w:rPr>
+            </w:pPr>
+            <w:r>
+              <w:rPr>
+                <w:rFonts w:ascii="Calibri" w:hAnsi="Calibri" w:cstheme="minorHAnsi"/>
               </w:rPr>
               <w:t>Alta</w:t>
             </w:r>
@@ -14677,14 +14564,12 @@
               <w:pStyle w:val="Standard"/>
               <w:jc w:val="both"/>
               <w:rPr>
-                <w:rFonts w:ascii="Verdana" w:hAnsi="Verdana" w:cstheme="minorHAnsi"/>
-                <w:highlight w:val="yellow"/>
-              </w:rPr>
-            </w:pPr>
-            <w:r>
-              <w:rPr>
-                <w:rFonts w:ascii="Verdana" w:hAnsi="Verdana" w:cstheme="minorHAnsi"/>
-                <w:highlight w:val="yellow"/>
+                <w:rFonts w:ascii="Calibri" w:hAnsi="Calibri" w:cstheme="minorHAnsi"/>
+              </w:rPr>
+            </w:pPr>
+            <w:r>
+              <w:rPr>
+                <w:rFonts w:ascii="Calibri" w:hAnsi="Calibri" w:cstheme="minorHAnsi"/>
               </w:rPr>
               <w:t>Estado</w:t>
             </w:r>
@@ -14700,14 +14585,12 @@
               <w:jc w:val="both"/>
               <w:cnfStyle w:val="000000000000" w:firstRow="0" w:lastRow="0" w:firstColumn="0" w:lastColumn="0" w:oddVBand="0" w:evenVBand="0" w:oddHBand="0" w:evenHBand="0" w:firstRowFirstColumn="0" w:firstRowLastColumn="0" w:lastRowFirstColumn="0" w:lastRowLastColumn="0"/>
               <w:rPr>
-                <w:rFonts w:ascii="Verdana" w:hAnsi="Verdana" w:cstheme="minorHAnsi"/>
-                <w:highlight w:val="yellow"/>
-              </w:rPr>
-            </w:pPr>
-            <w:r>
-              <w:rPr>
-                <w:rFonts w:ascii="Verdana" w:hAnsi="Verdana" w:cstheme="minorHAnsi"/>
-                <w:highlight w:val="yellow"/>
+                <w:rFonts w:ascii="Calibri" w:hAnsi="Calibri" w:cstheme="minorHAnsi"/>
+              </w:rPr>
+            </w:pPr>
+            <w:r>
+              <w:rPr>
+                <w:rFonts w:ascii="Calibri" w:hAnsi="Calibri" w:cstheme="minorHAnsi"/>
               </w:rPr>
               <w:t>Aprobado</w:t>
             </w:r>
@@ -14728,14 +14611,12 @@
               <w:pStyle w:val="Standard"/>
               <w:jc w:val="both"/>
               <w:rPr>
-                <w:rFonts w:ascii="Verdana" w:hAnsi="Verdana" w:cstheme="minorHAnsi"/>
-                <w:highlight w:val="yellow"/>
-              </w:rPr>
-            </w:pPr>
-            <w:r>
-              <w:rPr>
-                <w:rFonts w:ascii="Verdana" w:hAnsi="Verdana" w:cstheme="minorHAnsi"/>
-                <w:highlight w:val="yellow"/>
+                <w:rFonts w:ascii="Calibri" w:hAnsi="Calibri" w:cstheme="minorHAnsi"/>
+              </w:rPr>
+            </w:pPr>
+            <w:r>
+              <w:rPr>
+                <w:rFonts w:ascii="Calibri" w:hAnsi="Calibri" w:cstheme="minorHAnsi"/>
               </w:rPr>
               <w:t>Estabilidad</w:t>
             </w:r>
@@ -14751,14 +14632,12 @@
               <w:jc w:val="both"/>
               <w:cnfStyle w:val="000000100000" w:firstRow="0" w:lastRow="0" w:firstColumn="0" w:lastColumn="0" w:oddVBand="0" w:evenVBand="0" w:oddHBand="1" w:evenHBand="0" w:firstRowFirstColumn="0" w:firstRowLastColumn="0" w:lastRowFirstColumn="0" w:lastRowLastColumn="0"/>
               <w:rPr>
-                <w:rFonts w:ascii="Verdana" w:hAnsi="Verdana" w:cstheme="minorHAnsi"/>
-                <w:highlight w:val="yellow"/>
-              </w:rPr>
-            </w:pPr>
-            <w:r>
-              <w:rPr>
-                <w:rFonts w:ascii="Verdana" w:hAnsi="Verdana" w:cstheme="minorHAnsi"/>
-                <w:highlight w:val="yellow"/>
+                <w:rFonts w:ascii="Calibri" w:hAnsi="Calibri" w:cstheme="minorHAnsi"/>
+              </w:rPr>
+            </w:pPr>
+            <w:r>
+              <w:rPr>
+                <w:rFonts w:ascii="Calibri" w:hAnsi="Calibri" w:cstheme="minorHAnsi"/>
               </w:rPr>
               <w:t>Alta</w:t>
             </w:r>
@@ -14776,14 +14655,12 @@
               <w:pStyle w:val="Standard"/>
               <w:jc w:val="both"/>
               <w:rPr>
-                <w:rFonts w:ascii="Verdana" w:hAnsi="Verdana" w:cstheme="minorHAnsi"/>
-                <w:highlight w:val="yellow"/>
-              </w:rPr>
-            </w:pPr>
-            <w:r>
-              <w:rPr>
-                <w:rFonts w:ascii="Verdana" w:hAnsi="Verdana" w:cstheme="minorHAnsi"/>
-                <w:highlight w:val="yellow"/>
+                <w:rFonts w:ascii="Calibri" w:hAnsi="Calibri" w:cstheme="minorHAnsi"/>
+              </w:rPr>
+            </w:pPr>
+            <w:r>
+              <w:rPr>
+                <w:rFonts w:ascii="Calibri" w:hAnsi="Calibri" w:cstheme="minorHAnsi"/>
               </w:rPr>
               <w:t>Comentarios</w:t>
             </w:r>
@@ -14798,28 +14675,24 @@
               <w:pStyle w:val="Standard"/>
               <w:cnfStyle w:val="000000000000" w:firstRow="0" w:lastRow="0" w:firstColumn="0" w:lastColumn="0" w:oddVBand="0" w:evenVBand="0" w:oddHBand="0" w:evenHBand="0" w:firstRowFirstColumn="0" w:firstRowLastColumn="0" w:lastRowFirstColumn="0" w:lastRowLastColumn="0"/>
               <w:rPr>
-                <w:rFonts w:ascii="Verdana" w:hAnsi="Verdana" w:cstheme="minorHAnsi"/>
-                <w:highlight w:val="yellow"/>
-              </w:rPr>
-            </w:pPr>
-            <w:r>
-              <w:rPr>
-                <w:rFonts w:ascii="Verdana" w:hAnsi="Verdana" w:cstheme="minorHAnsi"/>
-                <w:highlight w:val="yellow"/>
+                <w:rFonts w:ascii="Calibri" w:hAnsi="Calibri" w:cstheme="minorHAnsi"/>
+              </w:rPr>
+            </w:pPr>
+            <w:r>
+              <w:rPr>
+                <w:rFonts w:ascii="Calibri" w:hAnsi="Calibri" w:cstheme="minorHAnsi"/>
               </w:rPr>
               <w:t>Las unidades disponibles para la conversión son:</w:t>
             </w:r>
             <w:r>
               <w:rPr>
-                <w:rFonts w:ascii="Verdana" w:hAnsi="Verdana" w:cstheme="minorHAnsi"/>
-                <w:highlight w:val="yellow"/>
+                <w:rFonts w:ascii="Calibri" w:hAnsi="Calibri" w:cstheme="minorHAnsi"/>
               </w:rPr>
               <w:t xml:space="preserve"> </w:t>
             </w:r>
             <w:r>
               <w:rPr>
-                <w:rFonts w:ascii="Verdana" w:hAnsi="Verdana" w:cstheme="minorHAnsi"/>
-                <w:highlight w:val="yellow"/>
+                <w:rFonts w:ascii="Calibri" w:hAnsi="Calibri" w:cstheme="minorHAnsi"/>
               </w:rPr>
               <w:t>metros, pies, centímetros, yardas y millas</w:t>
             </w:r>
@@ -14831,65 +14704,49 @@
       <w:pPr>
         <w:pStyle w:val="Descripcin"/>
         <w:rPr>
-          <w:rFonts w:ascii="Verdana" w:hAnsi="Verdana" w:cstheme="minorHAnsi"/>
-          <w:highlight w:val="yellow"/>
+          <w:rFonts w:ascii="Calibri" w:hAnsi="Calibri" w:cstheme="minorHAnsi"/>
         </w:rPr>
       </w:pPr>
       <w:bookmarkStart w:id="69" w:name="_Toc83812964"/>
       <w:r>
-        <w:rPr>
-          <w:highlight w:val="yellow"/>
-        </w:rPr>
+        <w:rPr/>
         <w:t xml:space="preserve">Tabla </w:t>
       </w:r>
       <w:r>
-        <w:rPr>
-          <w:highlight w:val="yellow"/>
-        </w:rPr>
+        <w:rPr/>
         <w:fldChar w:fldCharType="begin"/>
       </w:r>
       <w:r>
-        <w:rPr>
-          <w:highlight w:val="yellow"/>
-        </w:rPr>
+        <w:rPr/>
         <w:instrText xml:space="preserve"> SEQ Tabla \* ARABIC </w:instrText>
       </w:r>
       <w:r>
-        <w:rPr>
-          <w:highlight w:val="yellow"/>
-        </w:rPr>
+        <w:rPr/>
         <w:fldChar w:fldCharType="separate"/>
       </w:r>
       <w:r>
         <w:rPr>
           <w:noProof/>
-          <w:highlight w:val="yellow"/>
         </w:rPr>
         <w:t>21</w:t>
       </w:r>
       <w:r>
-        <w:rPr>
-          <w:highlight w:val="yellow"/>
-        </w:rPr>
+        <w:rPr/>
         <w:fldChar w:fldCharType="end"/>
       </w:r>
       <w:r>
-        <w:rPr>
-          <w:highlight w:val="yellow"/>
-        </w:rPr>
+        <w:rPr/>
         <w:t>.</w:t>
       </w:r>
       <w:bookmarkEnd w:id="69"/>
       <w:r>
-        <w:rPr>
-          <w:highlight w:val="yellow"/>
-        </w:rPr>
+        <w:rPr/>
         <w:t xml:space="preserve"> Convertir Masa</w:t>
       </w:r>
     </w:p>
     <w:tbl>
       <w:tblPr>
-        <w:tblStyle w:val="Tablaconcuadrcula5oscura-nfasis4"/>
+        <w:tblStyle w:val="Tablaconcuadrcula4-nfasis1"/>
         <w:tblW w:w="0" w:type="auto"/>
         <w:tblLook w:val="04A0" w:firstRow="1" w:lastRow="0" w:firstColumn="1" w:lastColumn="0" w:noHBand="0" w:noVBand="1"/>
       </w:tblPr>
@@ -14911,14 +14768,12 @@
               <w:pStyle w:val="Standard"/>
               <w:jc w:val="both"/>
               <w:rPr>
-                <w:rFonts w:ascii="Verdana" w:hAnsi="Verdana" w:cstheme="minorHAnsi"/>
-                <w:highlight w:val="yellow"/>
-              </w:rPr>
-            </w:pPr>
-            <w:r>
-              <w:rPr>
-                <w:rFonts w:ascii="Verdana" w:hAnsi="Verdana" w:cstheme="minorHAnsi"/>
-                <w:highlight w:val="yellow"/>
+                <w:rFonts w:ascii="Calibri" w:hAnsi="Calibri" w:cstheme="minorHAnsi"/>
+              </w:rPr>
+            </w:pPr>
+            <w:r>
+              <w:rPr>
+                <w:rFonts w:ascii="Calibri" w:hAnsi="Calibri" w:cstheme="minorHAnsi"/>
               </w:rPr>
               <w:t>RQF-003</w:t>
             </w:r>
@@ -14934,14 +14789,12 @@
               <w:jc w:val="both"/>
               <w:cnfStyle w:val="100000000000" w:firstRow="1" w:lastRow="0" w:firstColumn="0" w:lastColumn="0" w:oddVBand="0" w:evenVBand="0" w:oddHBand="0" w:evenHBand="0" w:firstRowFirstColumn="0" w:firstRowLastColumn="0" w:lastRowFirstColumn="0" w:lastRowLastColumn="0"/>
               <w:rPr>
-                <w:rFonts w:ascii="Verdana" w:hAnsi="Verdana" w:cstheme="minorHAnsi"/>
-                <w:highlight w:val="yellow"/>
-              </w:rPr>
-            </w:pPr>
-            <w:r>
-              <w:rPr>
-                <w:rFonts w:ascii="Verdana" w:hAnsi="Verdana" w:cstheme="minorHAnsi"/>
-                <w:highlight w:val="yellow"/>
+                <w:rFonts w:ascii="Calibri" w:hAnsi="Calibri" w:cstheme="minorHAnsi"/>
+              </w:rPr>
+            </w:pPr>
+            <w:r>
+              <w:rPr>
+                <w:rFonts w:ascii="Calibri" w:hAnsi="Calibri" w:cstheme="minorHAnsi"/>
                 <w:lang w:val="es-ES"/>
               </w:rPr>
               <w:t>Convertir Masa</w:t>
@@ -14963,14 +14816,12 @@
               <w:pStyle w:val="Standard"/>
               <w:jc w:val="both"/>
               <w:rPr>
-                <w:rFonts w:ascii="Verdana" w:hAnsi="Verdana" w:cstheme="minorHAnsi"/>
-                <w:highlight w:val="yellow"/>
-              </w:rPr>
-            </w:pPr>
-            <w:r>
-              <w:rPr>
-                <w:rFonts w:ascii="Verdana" w:hAnsi="Verdana" w:cstheme="minorHAnsi"/>
-                <w:highlight w:val="yellow"/>
+                <w:rFonts w:ascii="Calibri" w:hAnsi="Calibri" w:cstheme="minorHAnsi"/>
+              </w:rPr>
+            </w:pPr>
+            <w:r>
+              <w:rPr>
+                <w:rFonts w:ascii="Calibri" w:hAnsi="Calibri" w:cstheme="minorHAnsi"/>
               </w:rPr>
               <w:t>Descripción</w:t>
             </w:r>
@@ -14986,14 +14837,12 @@
               <w:jc w:val="both"/>
               <w:cnfStyle w:val="000000100000" w:firstRow="0" w:lastRow="0" w:firstColumn="0" w:lastColumn="0" w:oddVBand="0" w:evenVBand="0" w:oddHBand="1" w:evenHBand="0" w:firstRowFirstColumn="0" w:firstRowLastColumn="0" w:lastRowFirstColumn="0" w:lastRowLastColumn="0"/>
               <w:rPr>
-                <w:rFonts w:ascii="Verdana" w:hAnsi="Verdana" w:cstheme="minorHAnsi"/>
-                <w:highlight w:val="yellow"/>
-              </w:rPr>
-            </w:pPr>
-            <w:r>
-              <w:rPr>
-                <w:rFonts w:ascii="Verdana" w:hAnsi="Verdana" w:cstheme="minorHAnsi"/>
-                <w:highlight w:val="yellow"/>
+                <w:rFonts w:ascii="Calibri" w:hAnsi="Calibri" w:cstheme="minorHAnsi"/>
+              </w:rPr>
+            </w:pPr>
+            <w:r>
+              <w:rPr>
+                <w:rFonts w:ascii="Calibri" w:hAnsi="Calibri" w:cstheme="minorHAnsi"/>
                 <w:lang w:val="es-ES"/>
               </w:rPr>
               <w:t>El sistema debe procesar peticiones de conversión de masa, y retornar el cálculo matemático correspondiente.</w:t>
@@ -15012,14 +14861,12 @@
               <w:pStyle w:val="Standard"/>
               <w:jc w:val="both"/>
               <w:rPr>
-                <w:rFonts w:ascii="Verdana" w:hAnsi="Verdana" w:cstheme="minorHAnsi"/>
-                <w:highlight w:val="yellow"/>
-              </w:rPr>
-            </w:pPr>
-            <w:r>
-              <w:rPr>
-                <w:rFonts w:ascii="Verdana" w:hAnsi="Verdana" w:cstheme="minorHAnsi"/>
-                <w:highlight w:val="yellow"/>
+                <w:rFonts w:ascii="Calibri" w:hAnsi="Calibri" w:cstheme="minorHAnsi"/>
+              </w:rPr>
+            </w:pPr>
+            <w:r>
+              <w:rPr>
+                <w:rFonts w:ascii="Calibri" w:hAnsi="Calibri" w:cstheme="minorHAnsi"/>
               </w:rPr>
               <w:t>Objetivo</w:t>
             </w:r>
@@ -15035,14 +14882,12 @@
               <w:jc w:val="both"/>
               <w:cnfStyle w:val="000000000000" w:firstRow="0" w:lastRow="0" w:firstColumn="0" w:lastColumn="0" w:oddVBand="0" w:evenVBand="0" w:oddHBand="0" w:evenHBand="0" w:firstRowFirstColumn="0" w:firstRowLastColumn="0" w:lastRowFirstColumn="0" w:lastRowLastColumn="0"/>
               <w:rPr>
-                <w:rFonts w:ascii="Verdana" w:hAnsi="Verdana" w:cstheme="minorHAnsi"/>
-                <w:highlight w:val="yellow"/>
-              </w:rPr>
-            </w:pPr>
-            <w:r>
-              <w:rPr>
-                <w:rFonts w:ascii="Verdana" w:hAnsi="Verdana" w:cstheme="minorHAnsi"/>
-                <w:highlight w:val="yellow"/>
+                <w:rFonts w:ascii="Calibri" w:hAnsi="Calibri" w:cstheme="minorHAnsi"/>
+              </w:rPr>
+            </w:pPr>
+            <w:r>
+              <w:rPr>
+                <w:rFonts w:ascii="Calibri" w:hAnsi="Calibri" w:cstheme="minorHAnsi"/>
               </w:rPr>
               <w:t>OBJ-001</w:t>
             </w:r>
@@ -15063,14 +14908,12 @@
               <w:pStyle w:val="Standard"/>
               <w:jc w:val="both"/>
               <w:rPr>
-                <w:rFonts w:ascii="Verdana" w:hAnsi="Verdana" w:cstheme="minorHAnsi"/>
-                <w:highlight w:val="yellow"/>
-              </w:rPr>
-            </w:pPr>
-            <w:r>
-              <w:rPr>
-                <w:rFonts w:ascii="Verdana" w:hAnsi="Verdana" w:cstheme="minorHAnsi"/>
-                <w:highlight w:val="yellow"/>
+                <w:rFonts w:ascii="Calibri" w:hAnsi="Calibri" w:cstheme="minorHAnsi"/>
+              </w:rPr>
+            </w:pPr>
+            <w:r>
+              <w:rPr>
+                <w:rFonts w:ascii="Calibri" w:hAnsi="Calibri" w:cstheme="minorHAnsi"/>
               </w:rPr>
               <w:t>Importancia</w:t>
             </w:r>
@@ -15086,14 +14929,12 @@
               <w:jc w:val="both"/>
               <w:cnfStyle w:val="000000100000" w:firstRow="0" w:lastRow="0" w:firstColumn="0" w:lastColumn="0" w:oddVBand="0" w:evenVBand="0" w:oddHBand="1" w:evenHBand="0" w:firstRowFirstColumn="0" w:firstRowLastColumn="0" w:lastRowFirstColumn="0" w:lastRowLastColumn="0"/>
               <w:rPr>
-                <w:rFonts w:ascii="Verdana" w:hAnsi="Verdana" w:cstheme="minorHAnsi"/>
-                <w:highlight w:val="yellow"/>
-              </w:rPr>
-            </w:pPr>
-            <w:r>
-              <w:rPr>
-                <w:rFonts w:ascii="Verdana" w:hAnsi="Verdana" w:cstheme="minorHAnsi"/>
-                <w:highlight w:val="yellow"/>
+                <w:rFonts w:ascii="Calibri" w:hAnsi="Calibri" w:cstheme="minorHAnsi"/>
+              </w:rPr>
+            </w:pPr>
+            <w:r>
+              <w:rPr>
+                <w:rFonts w:ascii="Calibri" w:hAnsi="Calibri" w:cstheme="minorHAnsi"/>
               </w:rPr>
               <w:t>Alta</w:t>
             </w:r>
@@ -15111,14 +14952,12 @@
               <w:pStyle w:val="Standard"/>
               <w:jc w:val="both"/>
               <w:rPr>
-                <w:rFonts w:ascii="Verdana" w:hAnsi="Verdana" w:cstheme="minorHAnsi"/>
-                <w:highlight w:val="yellow"/>
-              </w:rPr>
-            </w:pPr>
-            <w:r>
-              <w:rPr>
-                <w:rFonts w:ascii="Verdana" w:hAnsi="Verdana" w:cstheme="minorHAnsi"/>
-                <w:highlight w:val="yellow"/>
+                <w:rFonts w:ascii="Calibri" w:hAnsi="Calibri" w:cstheme="minorHAnsi"/>
+              </w:rPr>
+            </w:pPr>
+            <w:r>
+              <w:rPr>
+                <w:rFonts w:ascii="Calibri" w:hAnsi="Calibri" w:cstheme="minorHAnsi"/>
               </w:rPr>
               <w:t>Estado</w:t>
             </w:r>
@@ -15134,14 +14973,12 @@
               <w:jc w:val="both"/>
               <w:cnfStyle w:val="000000000000" w:firstRow="0" w:lastRow="0" w:firstColumn="0" w:lastColumn="0" w:oddVBand="0" w:evenVBand="0" w:oddHBand="0" w:evenHBand="0" w:firstRowFirstColumn="0" w:firstRowLastColumn="0" w:lastRowFirstColumn="0" w:lastRowLastColumn="0"/>
               <w:rPr>
-                <w:rFonts w:ascii="Verdana" w:hAnsi="Verdana" w:cstheme="minorHAnsi"/>
-                <w:highlight w:val="yellow"/>
-              </w:rPr>
-            </w:pPr>
-            <w:r>
-              <w:rPr>
-                <w:rFonts w:ascii="Verdana" w:hAnsi="Verdana" w:cstheme="minorHAnsi"/>
-                <w:highlight w:val="yellow"/>
+                <w:rFonts w:ascii="Calibri" w:hAnsi="Calibri" w:cstheme="minorHAnsi"/>
+              </w:rPr>
+            </w:pPr>
+            <w:r>
+              <w:rPr>
+                <w:rFonts w:ascii="Calibri" w:hAnsi="Calibri" w:cstheme="minorHAnsi"/>
               </w:rPr>
               <w:t>Aprobado</w:t>
             </w:r>
@@ -15162,14 +14999,12 @@
               <w:pStyle w:val="Standard"/>
               <w:jc w:val="both"/>
               <w:rPr>
-                <w:rFonts w:ascii="Verdana" w:hAnsi="Verdana" w:cstheme="minorHAnsi"/>
-                <w:highlight w:val="yellow"/>
-              </w:rPr>
-            </w:pPr>
-            <w:r>
-              <w:rPr>
-                <w:rFonts w:ascii="Verdana" w:hAnsi="Verdana" w:cstheme="minorHAnsi"/>
-                <w:highlight w:val="yellow"/>
+                <w:rFonts w:ascii="Calibri" w:hAnsi="Calibri" w:cstheme="minorHAnsi"/>
+              </w:rPr>
+            </w:pPr>
+            <w:r>
+              <w:rPr>
+                <w:rFonts w:ascii="Calibri" w:hAnsi="Calibri" w:cstheme="minorHAnsi"/>
               </w:rPr>
               <w:t>Estabilidad</w:t>
             </w:r>
@@ -15185,14 +15020,12 @@
               <w:jc w:val="both"/>
               <w:cnfStyle w:val="000000100000" w:firstRow="0" w:lastRow="0" w:firstColumn="0" w:lastColumn="0" w:oddVBand="0" w:evenVBand="0" w:oddHBand="1" w:evenHBand="0" w:firstRowFirstColumn="0" w:firstRowLastColumn="0" w:lastRowFirstColumn="0" w:lastRowLastColumn="0"/>
               <w:rPr>
-                <w:rFonts w:ascii="Verdana" w:hAnsi="Verdana" w:cstheme="minorHAnsi"/>
-                <w:highlight w:val="yellow"/>
-              </w:rPr>
-            </w:pPr>
-            <w:r>
-              <w:rPr>
-                <w:rFonts w:ascii="Verdana" w:hAnsi="Verdana" w:cstheme="minorHAnsi"/>
-                <w:highlight w:val="yellow"/>
+                <w:rFonts w:ascii="Calibri" w:hAnsi="Calibri" w:cstheme="minorHAnsi"/>
+              </w:rPr>
+            </w:pPr>
+            <w:r>
+              <w:rPr>
+                <w:rFonts w:ascii="Calibri" w:hAnsi="Calibri" w:cstheme="minorHAnsi"/>
               </w:rPr>
               <w:t>Alta</w:t>
             </w:r>
@@ -15210,14 +15043,12 @@
               <w:pStyle w:val="Standard"/>
               <w:jc w:val="both"/>
               <w:rPr>
-                <w:rFonts w:ascii="Verdana" w:hAnsi="Verdana" w:cstheme="minorHAnsi"/>
-                <w:highlight w:val="yellow"/>
-              </w:rPr>
-            </w:pPr>
-            <w:r>
-              <w:rPr>
-                <w:rFonts w:ascii="Verdana" w:hAnsi="Verdana" w:cstheme="minorHAnsi"/>
-                <w:highlight w:val="yellow"/>
+                <w:rFonts w:ascii="Calibri" w:hAnsi="Calibri" w:cstheme="minorHAnsi"/>
+              </w:rPr>
+            </w:pPr>
+            <w:r>
+              <w:rPr>
+                <w:rFonts w:ascii="Calibri" w:hAnsi="Calibri" w:cstheme="minorHAnsi"/>
               </w:rPr>
               <w:t>Comentarios</w:t>
             </w:r>
@@ -15232,14 +15063,12 @@
               <w:pStyle w:val="Standard"/>
               <w:cnfStyle w:val="000000000000" w:firstRow="0" w:lastRow="0" w:firstColumn="0" w:lastColumn="0" w:oddVBand="0" w:evenVBand="0" w:oddHBand="0" w:evenHBand="0" w:firstRowFirstColumn="0" w:firstRowLastColumn="0" w:lastRowFirstColumn="0" w:lastRowLastColumn="0"/>
               <w:rPr>
-                <w:rFonts w:ascii="Verdana" w:hAnsi="Verdana" w:cstheme="minorHAnsi"/>
-                <w:highlight w:val="yellow"/>
-              </w:rPr>
-            </w:pPr>
-            <w:r>
-              <w:rPr>
-                <w:rFonts w:ascii="Verdana" w:hAnsi="Verdana" w:cstheme="minorHAnsi"/>
-                <w:highlight w:val="yellow"/>
+                <w:rFonts w:ascii="Calibri" w:hAnsi="Calibri" w:cstheme="minorHAnsi"/>
+              </w:rPr>
+            </w:pPr>
+            <w:r>
+              <w:rPr>
+                <w:rFonts w:ascii="Calibri" w:hAnsi="Calibri" w:cstheme="minorHAnsi"/>
               </w:rPr>
               <w:t xml:space="preserve">Las unidades disponibles para la conversión son: gramos, kilogramos, onzas, libras y quintales. </w:t>
             </w:r>
@@ -15251,65 +15080,49 @@
       <w:pPr>
         <w:pStyle w:val="Descripcin"/>
         <w:rPr>
-          <w:rFonts w:ascii="Verdana" w:hAnsi="Verdana" w:cstheme="minorHAnsi"/>
-          <w:highlight w:val="yellow"/>
+          <w:rFonts w:ascii="Calibri" w:hAnsi="Calibri" w:cstheme="minorHAnsi"/>
         </w:rPr>
       </w:pPr>
       <w:bookmarkStart w:id="70" w:name="_Toc83812965"/>
       <w:r>
-        <w:rPr>
-          <w:highlight w:val="yellow"/>
-        </w:rPr>
+        <w:rPr/>
         <w:t xml:space="preserve">Tabla </w:t>
       </w:r>
       <w:r>
-        <w:rPr>
-          <w:highlight w:val="yellow"/>
-        </w:rPr>
+        <w:rPr/>
         <w:fldChar w:fldCharType="begin"/>
       </w:r>
       <w:r>
-        <w:rPr>
-          <w:highlight w:val="yellow"/>
-        </w:rPr>
+        <w:rPr/>
         <w:instrText xml:space="preserve"> SEQ Tabla \* ARABIC </w:instrText>
       </w:r>
       <w:r>
-        <w:rPr>
-          <w:highlight w:val="yellow"/>
-        </w:rPr>
+        <w:rPr/>
         <w:fldChar w:fldCharType="separate"/>
       </w:r>
       <w:r>
         <w:rPr>
           <w:noProof/>
-          <w:highlight w:val="yellow"/>
         </w:rPr>
         <w:t>22</w:t>
       </w:r>
       <w:r>
-        <w:rPr>
-          <w:highlight w:val="yellow"/>
-        </w:rPr>
+        <w:rPr/>
         <w:fldChar w:fldCharType="end"/>
       </w:r>
       <w:r>
-        <w:rPr>
-          <w:highlight w:val="yellow"/>
-        </w:rPr>
+        <w:rPr/>
         <w:t xml:space="preserve">. </w:t>
       </w:r>
       <w:bookmarkEnd w:id="70"/>
       <w:r>
-        <w:rPr>
-          <w:highlight w:val="yellow"/>
-        </w:rPr>
+        <w:rPr/>
         <w:t>Convertir Temperatura</w:t>
       </w:r>
     </w:p>
     <w:tbl>
       <w:tblPr>
-        <w:tblStyle w:val="Tablaconcuadrcula5oscura-nfasis4"/>
+        <w:tblStyle w:val="Tablaconcuadrcula4-nfasis1"/>
         <w:tblW w:w="9010" w:type="dxa"/>
         <w:tblInd w:w="5" w:type="dxa"/>
         <w:tblLook w:val="04A0" w:firstRow="1" w:lastRow="0" w:firstColumn="1" w:lastColumn="0" w:noHBand="0" w:noVBand="1"/>
@@ -15332,14 +15145,12 @@
               <w:pStyle w:val="Standard"/>
               <w:jc w:val="both"/>
               <w:rPr>
-                <w:rFonts w:ascii="Verdana" w:hAnsi="Verdana" w:cstheme="minorHAnsi"/>
-                <w:highlight w:val="yellow"/>
-              </w:rPr>
-            </w:pPr>
-            <w:r>
-              <w:rPr>
-                <w:rFonts w:ascii="Verdana" w:hAnsi="Verdana" w:cstheme="minorHAnsi"/>
-                <w:highlight w:val="yellow"/>
+                <w:rFonts w:ascii="Calibri" w:hAnsi="Calibri" w:cstheme="minorHAnsi"/>
+              </w:rPr>
+            </w:pPr>
+            <w:r>
+              <w:rPr>
+                <w:rFonts w:ascii="Calibri" w:hAnsi="Calibri" w:cstheme="minorHAnsi"/>
               </w:rPr>
               <w:t>RQF-004</w:t>
             </w:r>
@@ -15355,14 +15166,12 @@
               <w:jc w:val="both"/>
               <w:cnfStyle w:val="100000000000" w:firstRow="1" w:lastRow="0" w:firstColumn="0" w:lastColumn="0" w:oddVBand="0" w:evenVBand="0" w:oddHBand="0" w:evenHBand="0" w:firstRowFirstColumn="0" w:firstRowLastColumn="0" w:lastRowFirstColumn="0" w:lastRowLastColumn="0"/>
               <w:rPr>
-                <w:rFonts w:ascii="Verdana" w:hAnsi="Verdana" w:cstheme="minorBidi"/>
-                <w:highlight w:val="yellow"/>
-              </w:rPr>
-            </w:pPr>
-            <w:r>
-              <w:rPr>
-                <w:rFonts w:ascii="Verdana" w:hAnsi="Verdana" w:cstheme="minorHAnsi"/>
-                <w:highlight w:val="yellow"/>
+                <w:rFonts w:ascii="Calibri" w:hAnsi="Calibri" w:cstheme="minorBidi"/>
+              </w:rPr>
+            </w:pPr>
+            <w:r>
+              <w:rPr>
+                <w:rFonts w:ascii="Calibri" w:hAnsi="Calibri" w:cstheme="minorHAnsi"/>
                 <w:lang w:val="es-ES"/>
               </w:rPr>
               <w:t xml:space="preserve">Convertir temperatura </w:t>
@@ -15384,14 +15193,12 @@
               <w:pStyle w:val="Standard"/>
               <w:jc w:val="both"/>
               <w:rPr>
-                <w:rFonts w:ascii="Verdana" w:hAnsi="Verdana" w:cstheme="minorHAnsi"/>
-                <w:highlight w:val="yellow"/>
-              </w:rPr>
-            </w:pPr>
-            <w:r>
-              <w:rPr>
-                <w:rFonts w:ascii="Verdana" w:hAnsi="Verdana" w:cstheme="minorHAnsi"/>
-                <w:highlight w:val="yellow"/>
+                <w:rFonts w:ascii="Calibri" w:hAnsi="Calibri" w:cstheme="minorHAnsi"/>
+              </w:rPr>
+            </w:pPr>
+            <w:r>
+              <w:rPr>
+                <w:rFonts w:ascii="Calibri" w:hAnsi="Calibri" w:cstheme="minorHAnsi"/>
               </w:rPr>
               <w:t>Descripción</w:t>
             </w:r>
@@ -15407,14 +15214,12 @@
               <w:jc w:val="both"/>
               <w:cnfStyle w:val="000000100000" w:firstRow="0" w:lastRow="0" w:firstColumn="0" w:lastColumn="0" w:oddVBand="0" w:evenVBand="0" w:oddHBand="1" w:evenHBand="0" w:firstRowFirstColumn="0" w:firstRowLastColumn="0" w:lastRowFirstColumn="0" w:lastRowLastColumn="0"/>
               <w:rPr>
-                <w:rFonts w:ascii="Verdana" w:hAnsi="Verdana" w:cstheme="minorHAnsi"/>
-                <w:highlight w:val="yellow"/>
-              </w:rPr>
-            </w:pPr>
-            <w:r>
-              <w:rPr>
-                <w:rFonts w:ascii="Verdana" w:hAnsi="Verdana" w:cstheme="minorHAnsi"/>
-                <w:highlight w:val="yellow"/>
+                <w:rFonts w:ascii="Calibri" w:hAnsi="Calibri" w:cstheme="minorHAnsi"/>
+              </w:rPr>
+            </w:pPr>
+            <w:r>
+              <w:rPr>
+                <w:rFonts w:ascii="Calibri" w:hAnsi="Calibri" w:cstheme="minorHAnsi"/>
                 <w:lang w:val="es-ES"/>
               </w:rPr>
               <w:t>El sistema debe procesar peticiones de conversión de temperatura, y retornar el cálculo matemático correspondiente.</w:t>
@@ -15433,14 +15238,12 @@
               <w:pStyle w:val="Standard"/>
               <w:jc w:val="both"/>
               <w:rPr>
-                <w:rFonts w:ascii="Verdana" w:hAnsi="Verdana" w:cstheme="minorHAnsi"/>
-                <w:highlight w:val="yellow"/>
-              </w:rPr>
-            </w:pPr>
-            <w:r>
-              <w:rPr>
-                <w:rFonts w:ascii="Verdana" w:hAnsi="Verdana" w:cstheme="minorHAnsi"/>
-                <w:highlight w:val="yellow"/>
+                <w:rFonts w:ascii="Calibri" w:hAnsi="Calibri" w:cstheme="minorHAnsi"/>
+              </w:rPr>
+            </w:pPr>
+            <w:r>
+              <w:rPr>
+                <w:rFonts w:ascii="Calibri" w:hAnsi="Calibri" w:cstheme="minorHAnsi"/>
               </w:rPr>
               <w:t>Objetivo</w:t>
             </w:r>
@@ -15456,14 +15259,12 @@
               <w:jc w:val="both"/>
               <w:cnfStyle w:val="000000000000" w:firstRow="0" w:lastRow="0" w:firstColumn="0" w:lastColumn="0" w:oddVBand="0" w:evenVBand="0" w:oddHBand="0" w:evenHBand="0" w:firstRowFirstColumn="0" w:firstRowLastColumn="0" w:lastRowFirstColumn="0" w:lastRowLastColumn="0"/>
               <w:rPr>
-                <w:rFonts w:ascii="Verdana" w:hAnsi="Verdana" w:cstheme="minorHAnsi"/>
-                <w:highlight w:val="yellow"/>
-              </w:rPr>
-            </w:pPr>
-            <w:r>
-              <w:rPr>
-                <w:rFonts w:ascii="Verdana" w:hAnsi="Verdana" w:cstheme="minorHAnsi"/>
-                <w:highlight w:val="yellow"/>
+                <w:rFonts w:ascii="Calibri" w:hAnsi="Calibri" w:cstheme="minorHAnsi"/>
+              </w:rPr>
+            </w:pPr>
+            <w:r>
+              <w:rPr>
+                <w:rFonts w:ascii="Calibri" w:hAnsi="Calibri" w:cstheme="minorHAnsi"/>
               </w:rPr>
               <w:t>OBJ-003</w:t>
             </w:r>
@@ -15484,14 +15285,12 @@
               <w:pStyle w:val="Standard"/>
               <w:jc w:val="both"/>
               <w:rPr>
-                <w:rFonts w:ascii="Verdana" w:hAnsi="Verdana" w:cstheme="minorHAnsi"/>
-                <w:highlight w:val="yellow"/>
-              </w:rPr>
-            </w:pPr>
-            <w:r>
-              <w:rPr>
-                <w:rFonts w:ascii="Verdana" w:hAnsi="Verdana" w:cstheme="minorHAnsi"/>
-                <w:highlight w:val="yellow"/>
+                <w:rFonts w:ascii="Calibri" w:hAnsi="Calibri" w:cstheme="minorHAnsi"/>
+              </w:rPr>
+            </w:pPr>
+            <w:r>
+              <w:rPr>
+                <w:rFonts w:ascii="Calibri" w:hAnsi="Calibri" w:cstheme="minorHAnsi"/>
               </w:rPr>
               <w:t>Importancia</w:t>
             </w:r>
@@ -15507,14 +15306,12 @@
               <w:jc w:val="both"/>
               <w:cnfStyle w:val="000000100000" w:firstRow="0" w:lastRow="0" w:firstColumn="0" w:lastColumn="0" w:oddVBand="0" w:evenVBand="0" w:oddHBand="1" w:evenHBand="0" w:firstRowFirstColumn="0" w:firstRowLastColumn="0" w:lastRowFirstColumn="0" w:lastRowLastColumn="0"/>
               <w:rPr>
-                <w:rFonts w:ascii="Verdana" w:hAnsi="Verdana" w:cstheme="minorHAnsi"/>
-                <w:highlight w:val="yellow"/>
-              </w:rPr>
-            </w:pPr>
-            <w:r>
-              <w:rPr>
-                <w:rFonts w:ascii="Verdana" w:hAnsi="Verdana" w:cstheme="minorHAnsi"/>
-                <w:highlight w:val="yellow"/>
+                <w:rFonts w:ascii="Calibri" w:hAnsi="Calibri" w:cstheme="minorHAnsi"/>
+              </w:rPr>
+            </w:pPr>
+            <w:r>
+              <w:rPr>
+                <w:rFonts w:ascii="Calibri" w:hAnsi="Calibri" w:cstheme="minorHAnsi"/>
               </w:rPr>
               <w:t>Alta</w:t>
             </w:r>
@@ -15532,14 +15329,12 @@
               <w:pStyle w:val="Standard"/>
               <w:jc w:val="both"/>
               <w:rPr>
-                <w:rFonts w:ascii="Verdana" w:hAnsi="Verdana" w:cstheme="minorHAnsi"/>
-                <w:highlight w:val="yellow"/>
-              </w:rPr>
-            </w:pPr>
-            <w:r>
-              <w:rPr>
-                <w:rFonts w:ascii="Verdana" w:hAnsi="Verdana" w:cstheme="minorHAnsi"/>
-                <w:highlight w:val="yellow"/>
+                <w:rFonts w:ascii="Calibri" w:hAnsi="Calibri" w:cstheme="minorHAnsi"/>
+              </w:rPr>
+            </w:pPr>
+            <w:r>
+              <w:rPr>
+                <w:rFonts w:ascii="Calibri" w:hAnsi="Calibri" w:cstheme="minorHAnsi"/>
               </w:rPr>
               <w:t>Estado</w:t>
             </w:r>
@@ -15555,14 +15350,12 @@
               <w:jc w:val="both"/>
               <w:cnfStyle w:val="000000000000" w:firstRow="0" w:lastRow="0" w:firstColumn="0" w:lastColumn="0" w:oddVBand="0" w:evenVBand="0" w:oddHBand="0" w:evenHBand="0" w:firstRowFirstColumn="0" w:firstRowLastColumn="0" w:lastRowFirstColumn="0" w:lastRowLastColumn="0"/>
               <w:rPr>
-                <w:rFonts w:ascii="Verdana" w:hAnsi="Verdana" w:cstheme="minorHAnsi"/>
-                <w:highlight w:val="yellow"/>
-              </w:rPr>
-            </w:pPr>
-            <w:r>
-              <w:rPr>
-                <w:rFonts w:ascii="Verdana" w:hAnsi="Verdana" w:cstheme="minorHAnsi"/>
-                <w:highlight w:val="yellow"/>
+                <w:rFonts w:ascii="Calibri" w:hAnsi="Calibri" w:cstheme="minorHAnsi"/>
+              </w:rPr>
+            </w:pPr>
+            <w:r>
+              <w:rPr>
+                <w:rFonts w:ascii="Calibri" w:hAnsi="Calibri" w:cstheme="minorHAnsi"/>
               </w:rPr>
               <w:t>Aprobado</w:t>
             </w:r>
@@ -15583,14 +15376,12 @@
               <w:pStyle w:val="Standard"/>
               <w:jc w:val="both"/>
               <w:rPr>
-                <w:rFonts w:ascii="Verdana" w:hAnsi="Verdana" w:cstheme="minorHAnsi"/>
-                <w:highlight w:val="yellow"/>
-              </w:rPr>
-            </w:pPr>
-            <w:r>
-              <w:rPr>
-                <w:rFonts w:ascii="Verdana" w:hAnsi="Verdana" w:cstheme="minorHAnsi"/>
-                <w:highlight w:val="yellow"/>
+                <w:rFonts w:ascii="Calibri" w:hAnsi="Calibri" w:cstheme="minorHAnsi"/>
+              </w:rPr>
+            </w:pPr>
+            <w:r>
+              <w:rPr>
+                <w:rFonts w:ascii="Calibri" w:hAnsi="Calibri" w:cstheme="minorHAnsi"/>
               </w:rPr>
               <w:t>Estabilidad</w:t>
             </w:r>
@@ -15606,14 +15397,12 @@
               <w:jc w:val="both"/>
               <w:cnfStyle w:val="000000100000" w:firstRow="0" w:lastRow="0" w:firstColumn="0" w:lastColumn="0" w:oddVBand="0" w:evenVBand="0" w:oddHBand="1" w:evenHBand="0" w:firstRowFirstColumn="0" w:firstRowLastColumn="0" w:lastRowFirstColumn="0" w:lastRowLastColumn="0"/>
               <w:rPr>
-                <w:rFonts w:ascii="Verdana" w:hAnsi="Verdana" w:cstheme="minorHAnsi"/>
-                <w:highlight w:val="yellow"/>
-              </w:rPr>
-            </w:pPr>
-            <w:r>
-              <w:rPr>
-                <w:rFonts w:ascii="Verdana" w:hAnsi="Verdana" w:cstheme="minorHAnsi"/>
-                <w:highlight w:val="yellow"/>
+                <w:rFonts w:ascii="Calibri" w:hAnsi="Calibri" w:cstheme="minorHAnsi"/>
+              </w:rPr>
+            </w:pPr>
+            <w:r>
+              <w:rPr>
+                <w:rFonts w:ascii="Calibri" w:hAnsi="Calibri" w:cstheme="minorHAnsi"/>
               </w:rPr>
               <w:t>Alta</w:t>
             </w:r>
@@ -15631,14 +15420,12 @@
               <w:pStyle w:val="Standard"/>
               <w:jc w:val="both"/>
               <w:rPr>
-                <w:rFonts w:ascii="Verdana" w:hAnsi="Verdana" w:cstheme="minorHAnsi"/>
-                <w:highlight w:val="yellow"/>
-              </w:rPr>
-            </w:pPr>
-            <w:r>
-              <w:rPr>
-                <w:rFonts w:ascii="Verdana" w:hAnsi="Verdana" w:cstheme="minorHAnsi"/>
-                <w:highlight w:val="yellow"/>
+                <w:rFonts w:ascii="Calibri" w:hAnsi="Calibri" w:cstheme="minorHAnsi"/>
+              </w:rPr>
+            </w:pPr>
+            <w:r>
+              <w:rPr>
+                <w:rFonts w:ascii="Calibri" w:hAnsi="Calibri" w:cstheme="minorHAnsi"/>
               </w:rPr>
               <w:t>Comentarios</w:t>
             </w:r>
@@ -15653,45 +15440,39 @@
               <w:pStyle w:val="Standard"/>
               <w:cnfStyle w:val="000000000000" w:firstRow="0" w:lastRow="0" w:firstColumn="0" w:lastColumn="0" w:oddVBand="0" w:evenVBand="0" w:oddHBand="0" w:evenHBand="0" w:firstRowFirstColumn="0" w:firstRowLastColumn="0" w:lastRowFirstColumn="0" w:lastRowLastColumn="0"/>
               <w:rPr>
-                <w:rFonts w:ascii="Verdana" w:hAnsi="Verdana" w:cstheme="minorHAnsi"/>
-                <w:highlight w:val="yellow"/>
-              </w:rPr>
-            </w:pPr>
-            <w:r>
-              <w:rPr>
-                <w:rFonts w:ascii="Verdana" w:hAnsi="Verdana" w:cstheme="minorHAnsi"/>
-                <w:highlight w:val="yellow"/>
+                <w:rFonts w:ascii="Calibri" w:hAnsi="Calibri" w:cstheme="minorHAnsi"/>
+              </w:rPr>
+            </w:pPr>
+            <w:r>
+              <w:rPr>
+                <w:rFonts w:ascii="Calibri" w:hAnsi="Calibri" w:cstheme="minorHAnsi"/>
               </w:rPr>
               <w:t>Las unidades disponibles para la conversión son:</w:t>
             </w:r>
             <w:r>
               <w:rPr>
-                <w:rFonts w:ascii="Verdana" w:hAnsi="Verdana" w:cstheme="minorHAnsi"/>
-                <w:highlight w:val="yellow"/>
+                <w:rFonts w:ascii="Calibri" w:hAnsi="Calibri" w:cstheme="minorHAnsi"/>
               </w:rPr>
               <w:t xml:space="preserve"> </w:t>
             </w:r>
             <w:proofErr w:type="spellStart"/>
             <w:r>
               <w:rPr>
-                <w:rFonts w:ascii="Verdana" w:hAnsi="Verdana" w:cstheme="minorHAnsi"/>
-                <w:highlight w:val="yellow"/>
+                <w:rFonts w:ascii="Calibri" w:hAnsi="Calibri" w:cstheme="minorHAnsi"/>
               </w:rPr>
               <w:t>farenheit</w:t>
             </w:r>
             <w:proofErr w:type="spellEnd"/>
             <w:r>
               <w:rPr>
-                <w:rFonts w:ascii="Verdana" w:hAnsi="Verdana" w:cstheme="minorHAnsi"/>
-                <w:highlight w:val="yellow"/>
+                <w:rFonts w:ascii="Calibri" w:hAnsi="Calibri" w:cstheme="minorHAnsi"/>
               </w:rPr>
               <w:t xml:space="preserve">, kelvin, Celsius, newton y </w:t>
             </w:r>
             <w:proofErr w:type="spellStart"/>
             <w:r>
               <w:rPr>
-                <w:rFonts w:ascii="Verdana" w:hAnsi="Verdana" w:cstheme="minorHAnsi"/>
-                <w:highlight w:val="yellow"/>
+                <w:rFonts w:ascii="Calibri" w:hAnsi="Calibri" w:cstheme="minorHAnsi"/>
               </w:rPr>
               <w:t>reaumur</w:t>
             </w:r>
@@ -15703,13 +15484,12 @@
               <w:jc w:val="both"/>
               <w:cnfStyle w:val="000000000000" w:firstRow="0" w:lastRow="0" w:firstColumn="0" w:lastColumn="0" w:oddVBand="0" w:evenVBand="0" w:oddHBand="0" w:evenHBand="0" w:firstRowFirstColumn="0" w:firstRowLastColumn="0" w:lastRowFirstColumn="0" w:lastRowLastColumn="0"/>
               <w:rPr>
-                <w:rFonts w:ascii="Verdana" w:hAnsi="Verdana" w:cstheme="minorHAnsi"/>
-              </w:rPr>
-            </w:pPr>
-            <w:r>
-              <w:rPr>
-                <w:rFonts w:ascii="Verdana" w:hAnsi="Verdana" w:cstheme="minorHAnsi"/>
-                <w:highlight w:val="yellow"/>
+                <w:rFonts w:ascii="Calibri" w:hAnsi="Calibri" w:cstheme="minorHAnsi"/>
+              </w:rPr>
+            </w:pPr>
+            <w:r>
+              <w:rPr>
+                <w:rFonts w:ascii="Calibri" w:hAnsi="Calibri" w:cstheme="minorHAnsi"/>
               </w:rPr>
               <w:t>.</w:t>
             </w:r>
@@ -15896,6 +15676,11 @@
           </w:tcPr>
           <w:p>
             <w:r>
+              <w:rPr>
+                <w:rFonts w:ascii="Arial" w:hAnsi="Arial"/>
+                <w:b/>
+                <w:color w:val="FFFFFF" w:themeColor="background1"/>
+              </w:rPr>
               <w:t>Protocolo de Arquitectura (RESTful)</w:t>
             </w:r>
           </w:p>
@@ -17920,7 +17705,7 @@
               <w:cnfStyle w:val="100000000000" w:firstRow="1" w:lastRow="0" w:firstColumn="0" w:lastColumn="0" w:oddVBand="0" w:evenVBand="0" w:oddHBand="0" w:evenHBand="0" w:firstRowFirstColumn="0" w:firstRowLastColumn="0" w:lastRowFirstColumn="0" w:lastRowLastColumn="0"/>
             </w:pPr>
             <w:r>
-              <w:t>Accesibilidad</w:t>
+              <w:t>Mantenibilidad</w:t>
             </w:r>
           </w:p>
         </w:tc>

--- a/TI.1.4. PAO202651_RESTFUL_DOTNET_SINBDD_NRC36884_GR09/01. UML/01. ERS/ERS_RESTFUL_DOTNET_SINBDD_GR09.docx
+++ b/TI.1.4. PAO202651_RESTFUL_DOTNET_SINBDD_NRC36884_GR09/01. UML/01. ERS/ERS_RESTFUL_DOTNET_SINBDD_GR09.docx
@@ -153,7 +153,7 @@
                               <w:jc w:val="center"/>
                             </w:pPr>
                             <w:r>
-                              <w:t>Viche Castillo, Julio Enrique</w:t>
+                              <w:t>Viche Castillo, Julio Enrique; Murillo Medina, Gabriel Omar</w:t>
                             </w:r>
                           </w:p>
                           <w:p>
@@ -162,7 +162,7 @@
                               <w:jc w:val="center"/>
                             </w:pPr>
                             <w:r>
-                              <w:t>Murillo Medina, Gabriel Omar</w:t>
+                              <w:t/>
                             </w:r>
                           </w:p>
                           <w:p>
@@ -209,11 +209,9 @@
                             <w:pPr>
                               <w:jc w:val="center"/>
                             </w:pPr>
-                            <w:proofErr w:type="gramStart"/>
                             <w:r>
                               <w:t>MIS.MDU.CCNA.CCIA</w:t>
                             </w:r>
-                            <w:proofErr w:type="gramEnd"/>
                             <w:r>
                               <w:t>.</w:t>
                             </w:r>
@@ -441,7 +439,7 @@
                         <w:jc w:val="center"/>
                       </w:pPr>
                       <w:r>
-                        <w:t>Viche Castillo, Julio Enrique</w:t>
+                        <w:t>Viche Castillo, Julio Enrique; Murillo Medina, Gabriel Omar</w:t>
                       </w:r>
                     </w:p>
                     <w:p>
@@ -450,7 +448,7 @@
                         <w:jc w:val="center"/>
                       </w:pPr>
                       <w:r>
-                        <w:t>Murillo Medina, Gabriel Omar</w:t>
+                        <w:t/>
                       </w:r>
                     </w:p>
                     <w:p>
@@ -497,11 +495,9 @@
                       <w:pPr>
                         <w:jc w:val="center"/>
                       </w:pPr>
-                      <w:proofErr w:type="gramStart"/>
                       <w:r>
                         <w:t>MIS.MDU.CCNA.CCIA</w:t>
                       </w:r>
-                      <w:proofErr w:type="gramEnd"/>
                       <w:r>
                         <w:t>.</w:t>
                       </w:r>
@@ -4289,6 +4285,19 @@
         <w:t>ESPECIFICACIÓN DE REQUERIMIENTOS DE SOFTWARE PARA SOA CON REST EN .NET SIN BDD</w:t>
       </w:r>
     </w:p>
+    <w:p>
+      <w:pPr>
+        <w:jc w:val="left"/>
+        <w:spacing w:before="240" w:after="120"/>
+      </w:pPr>
+      <w:r>
+        <w:rPr>
+          <w:rFonts w:ascii="Arial" w:hAnsi="Arial"/>
+          <w:sz w:val="22"/>
+        </w:rPr>
+        <w:t xml:space="preserve">Autores: Viche Castillo, Julio Enrique; Murillo Medina, Gabriel Omar</w:t>
+      </w:r>
+    </w:p>
     <w:sdt>
       <w:sdtPr>
         <w:id w:val="-1895271822"/>
@@ -8058,7 +8067,7 @@
         </w:numPr>
       </w:pPr>
       <w:r>
-        <w:t>El sistema será desarrollado con Visual Studio 2022 como IDE y sin uso de base de datos (SINBDD). La arquitectura es SOA (Service Oriented Architecture) usando Servicios Web REST con ASP.NET Core Web API.</w:t>
+        <w:t>El sistema usa Visual Studio y no implementa base de datos (SINBDD). Los archivos del proyecto no fijan la versión del IDE; Visual Studio 2026 (18.0 o superior) admite net10.0. Los proyectos C# usan .NET 10: net10.0 para servidor, consola y cliente web; net10.0-windows para el cliente WPF. El servidor REST usa ASP.NET Core Web API con controladores y Kestrel; Microsoft.AspNetCore.OpenApi está en versión 10.0.12. Android usa Java 17, compileSdk/targetSdk 35 y minSdk 24.</w:t>
       </w:r>
     </w:p>
     <w:bookmarkEnd w:id="2"/>
@@ -8101,7 +8110,7 @@
     </w:p>
     <w:p>
       <w:r>
-        <w:t>Este documento de Especificación de Requerimientos de Software ha sido creado siguiendo la norma IEEE-830 para la especificación de requerimientos, que forma parte de la documentación generada previo al posible desarrollo e implementación de la capa de servicios del sistema “Conversión de Unidades Monster”. El documento detalla la arquitectura, diseño de interfaces y comportamientos funcionales necesarios para construir una solución basada en el arquitectura RESTful sobre HTTP en .NET, incluyendo los mecanismos de consumo por parte cuatro clientes diferentes y las restricciones tecnológicas.</w:t>
+        <w:t>Este documento de Especificación de Requerimientos describe la implementación GR09 “Conversión de Unidades Monster”, la arquitectura REST en .NET, los cuatro clientes, sus requisitos y las tecnologías verificadas en el código.</w:t>
       </w:r>
     </w:p>
     <w:p>
@@ -8260,11 +8269,9 @@
         </w:numPr>
         <w:spacing w:before="0" w:after="0"/>
       </w:pPr>
-      <w:proofErr w:type="spellStart"/>
       <w:r>
         <w:t>Login</w:t>
       </w:r>
-      <w:proofErr w:type="spellEnd"/>
       <w:r>
         <w:t xml:space="preserve"> y autenticación del cliente. </w:t>
       </w:r>
@@ -8294,11 +8301,9 @@
       <w:r>
         <w:t xml:space="preserve">Control de acceso de los </w:t>
       </w:r>
-      <w:proofErr w:type="spellStart"/>
       <w:r>
         <w:t>endpoints</w:t>
       </w:r>
-      <w:proofErr w:type="spellEnd"/>
       <w:r>
         <w:t xml:space="preserve"> de conversión. </w:t>
       </w:r>
@@ -8724,14 +8729,12 @@
                 <w:rFonts w:cs="Calibri"/>
               </w:rPr>
             </w:pPr>
-            <w:proofErr w:type="spellStart"/>
             <w:r>
               <w:rPr>
                 <w:rFonts w:cs="Calibri"/>
               </w:rPr>
               <w:t>Endpoint</w:t>
             </w:r>
-            <w:proofErr w:type="spellEnd"/>
           </w:p>
         </w:tc>
         <w:tc>
@@ -8942,15 +8945,13 @@
               </w:rPr>
             </w:pPr>
             <w:bookmarkStart w:id="18" w:name="_Toc61544620"/>
-            <w:proofErr w:type="spellStart"/>
             <w:r>
               <w:rPr>
                 <w:rFonts w:cs="Calibri"/>
               </w:rPr>
-              <w:t>Netbeans</w:t>
+              <w:t>Visual Studio</w:t>
             </w:r>
             <w:bookmarkEnd w:id="18"/>
-            <w:proofErr w:type="spellEnd"/>
           </w:p>
         </w:tc>
         <w:tc>
@@ -8969,7 +8970,7 @@
               <w:rPr>
                 <w:rFonts w:cs="Calibri"/>
               </w:rPr>
-              <w:t>Entorno de desarrollo integrado libre, hecho principalmente para el lenguaje de programación Java.</w:t>
+              <w:t>IDE de Microsoft usado para desarrollar y depurar los módulos .NET de esta variante.</w:t>
             </w:r>
             <w:bookmarkEnd w:id="19"/>
           </w:p>
@@ -9189,14 +9190,12 @@
               </w:rPr>
               <w:t>Arquitectura Orientada a Servicios (Service-</w:t>
             </w:r>
-            <w:proofErr w:type="spellStart"/>
             <w:r>
               <w:rPr>
                 <w:rFonts w:cs="Calibri"/>
               </w:rPr>
               <w:t>Oriented</w:t>
             </w:r>
-            <w:proofErr w:type="spellEnd"/>
             <w:r>
               <w:rPr>
                 <w:rFonts w:cs="Calibri"/>
@@ -9286,28 +9285,24 @@
               </w:rPr>
               <w:t>Transferencia de Estado Representacional (</w:t>
             </w:r>
-            <w:proofErr w:type="spellStart"/>
             <w:r>
               <w:rPr>
                 <w:rFonts w:cs="Calibri"/>
               </w:rPr>
               <w:t>Represantational</w:t>
             </w:r>
-            <w:proofErr w:type="spellEnd"/>
             <w:r>
               <w:rPr>
                 <w:rFonts w:cs="Calibri"/>
               </w:rPr>
               <w:t xml:space="preserve"> </w:t>
             </w:r>
-            <w:proofErr w:type="spellStart"/>
             <w:r>
               <w:rPr>
                 <w:rFonts w:cs="Calibri"/>
               </w:rPr>
               <w:t>State</w:t>
             </w:r>
-            <w:proofErr w:type="spellEnd"/>
             <w:r>
               <w:rPr>
                 <w:rFonts w:cs="Calibri"/>
@@ -9354,14 +9349,12 @@
               </w:rPr>
               <w:t>Lenguaje de Marcado Extensible (</w:t>
             </w:r>
-            <w:proofErr w:type="spellStart"/>
             <w:r>
               <w:rPr>
                 <w:rFonts w:cs="Calibri"/>
               </w:rPr>
               <w:t>eXtensible</w:t>
             </w:r>
-            <w:proofErr w:type="spellEnd"/>
             <w:r>
               <w:rPr>
                 <w:rFonts w:cs="Calibri"/>
@@ -9411,14 +9404,12 @@
               </w:rPr>
               <w:t>Protocolo de Transferencia de Hipertexto (</w:t>
             </w:r>
-            <w:proofErr w:type="spellStart"/>
             <w:r>
               <w:rPr>
                 <w:rFonts w:cs="Calibri"/>
               </w:rPr>
               <w:t>Hypertext</w:t>
             </w:r>
-            <w:proofErr w:type="spellEnd"/>
             <w:r>
               <w:rPr>
                 <w:rFonts w:cs="Calibri"/>
@@ -9828,14 +9819,12 @@
               </w:rPr>
               <w:t xml:space="preserve">De la plantilla de formato del documento © &amp; </w:t>
             </w:r>
-            <w:proofErr w:type="spellStart"/>
             <w:r>
               <w:rPr>
                 <w:rFonts w:asciiTheme="minorHAnsi" w:hAnsiTheme="minorHAnsi" w:cstheme="minorHAnsi"/>
               </w:rPr>
               <w:t>Coloriuris</w:t>
             </w:r>
-            <w:proofErr w:type="spellEnd"/>
             <w:r>
               <w:rPr>
                 <w:rFonts w:asciiTheme="minorHAnsi" w:hAnsiTheme="minorHAnsi" w:cstheme="minorHAnsi"/>
@@ -10158,28 +10147,24 @@
         </w:rPr>
         <w:t xml:space="preserve">Procesar transformaciones entres estas unidades de medida de temperatura: </w:t>
       </w:r>
-      <w:proofErr w:type="spellStart"/>
       <w:r>
         <w:rPr>
           <w:rFonts w:cs="Calibri"/>
         </w:rPr>
         <w:t>farenheit</w:t>
       </w:r>
-      <w:proofErr w:type="spellEnd"/>
       <w:r>
         <w:rPr>
           <w:rFonts w:cs="Calibri"/>
         </w:rPr>
         <w:t xml:space="preserve">, kelvin, Celsius, newton y </w:t>
       </w:r>
-      <w:proofErr w:type="spellStart"/>
       <w:r>
         <w:rPr>
           <w:rFonts w:cs="Calibri"/>
         </w:rPr>
         <w:t>reaumur</w:t>
       </w:r>
-      <w:proofErr w:type="spellEnd"/>
       <w:r>
         <w:rPr>
           <w:rFonts w:cs="Calibri"/>
@@ -10791,19 +10776,15 @@
       <w:r>
         <w:t xml:space="preserve">, se hará uso de la herramienta </w:t>
       </w:r>
-      <w:proofErr w:type="spellStart"/>
       <w:r>
         <w:t>Power</w:t>
       </w:r>
-      <w:proofErr w:type="spellEnd"/>
       <w:r>
         <w:t xml:space="preserve"> </w:t>
       </w:r>
-      <w:proofErr w:type="spellStart"/>
       <w:r>
         <w:t>Designer</w:t>
       </w:r>
-      <w:proofErr w:type="spellEnd"/>
       <w:r>
         <w:t xml:space="preserve">. </w:t>
       </w:r>
@@ -10869,7 +10850,7 @@
         <w:spacing w:before="0" w:after="0"/>
       </w:pPr>
       <w:r>
-        <w:t>El servidor de aplicaciones es Servidor Kestrel integrado en ASP.NET Core y la arquitectura es ASP.NET Core Web API.</w:t>
+        <w:t>El servidor REST usa ASP.NET Core 10 Web API con controladores y Kestrel; Microsoft.AspNetCore.OpenApi 10.0.12 documenta la API.</w:t>
       </w:r>
     </w:p>
     <w:p>
@@ -10882,7 +10863,7 @@
         <w:spacing w:before="0" w:after="0"/>
       </w:pPr>
       <w:r>
-        <w:t>El entorno de desarrollo para la construcción del sistema es Visual Studio 2022.</w:t>
+        <w:t>El entorno .NET usa Visual Studio; el repositorio no fija su versión. Visual Studio 2026 (18.0 o superior) admite net10.0.</w:t>
       </w:r>
     </w:p>
     <w:p>
@@ -11594,7 +11575,6 @@
                 <w:szCs w:val="20"/>
               </w:rPr>
             </w:pPr>
-            <w:proofErr w:type="spellStart"/>
             <w:r>
               <w:rPr>
                 <w:sz w:val="20"/>
@@ -11602,7 +11582,6 @@
               </w:rPr>
               <w:t>Genius</w:t>
             </w:r>
-            <w:proofErr w:type="spellEnd"/>
           </w:p>
         </w:tc>
         <w:tc>
@@ -11727,7 +11706,6 @@
                 <w:szCs w:val="20"/>
               </w:rPr>
             </w:pPr>
-            <w:proofErr w:type="spellStart"/>
             <w:r>
               <w:rPr>
                 <w:sz w:val="20"/>
@@ -11735,7 +11713,6 @@
               </w:rPr>
               <w:t>Genius</w:t>
             </w:r>
-            <w:proofErr w:type="spellEnd"/>
           </w:p>
         </w:tc>
         <w:tc>
@@ -11955,7 +11932,6 @@
               </w:rPr>
               <w:t xml:space="preserve">, Memoria </w:t>
             </w:r>
-            <w:proofErr w:type="spellStart"/>
             <w:r>
               <w:rPr>
                 <w:sz w:val="20"/>
@@ -11963,7 +11939,6 @@
               </w:rPr>
               <w:t>Ram</w:t>
             </w:r>
-            <w:proofErr w:type="spellEnd"/>
             <w:r>
               <w:rPr>
                 <w:sz w:val="20"/>
@@ -11992,7 +11967,6 @@
               </w:rPr>
               <w:t xml:space="preserve">. 256gb </w:t>
             </w:r>
-            <w:proofErr w:type="spellStart"/>
             <w:r>
               <w:rPr>
                 <w:sz w:val="20"/>
@@ -12000,7 +11974,6 @@
               </w:rPr>
               <w:t>ssd</w:t>
             </w:r>
-            <w:proofErr w:type="spellEnd"/>
             <w:r>
               <w:rPr>
                 <w:sz w:val="20"/>
@@ -12266,7 +12239,7 @@
               <w:cnfStyle w:val="000000100000" w:firstRow="0" w:lastRow="0" w:firstColumn="0" w:lastColumn="0" w:oddVBand="0" w:evenVBand="0" w:oddHBand="1" w:evenHBand="0" w:firstRowFirstColumn="0" w:firstRowLastColumn="0" w:lastRowFirstColumn="0" w:lastRowLastColumn="0"/>
             </w:pPr>
             <w:r>
-              <w:t>Windows es el nombre de una familia de distribuciones de software para PC, smartphone, servidores y sistemas empotrados, desarrollados y vendidos por Microsoft y disponibles para múltiples arquitecturas, tales como x86 y ARM</w:t>
+              <w:t>Sistema operativo de escritorio indicado como entorno de desarrollo del proyecto.</w:t>
             </w:r>
           </w:p>
         </w:tc>
@@ -12279,7 +12252,7 @@
               <w:cnfStyle w:val="000000100000" w:firstRow="0" w:lastRow="0" w:firstColumn="0" w:lastColumn="0" w:oddVBand="0" w:evenVBand="0" w:oddHBand="1" w:evenHBand="0" w:firstRowFirstColumn="0" w:firstRowLastColumn="0" w:lastRowFirstColumn="0" w:lastRowLastColumn="0"/>
             </w:pPr>
             <w:r>
-              <w:t>Es la plataforma sobre la cual se va a ejecutar la aplicación y la base de datos el cual cuenta con un soporte hasta 2020</w:t>
+              <w:t>Windows 11 figura como entorno de desarrollo. Los archivos del proyecto no fijan la versión de actualización del sistema operativo.</w:t>
             </w:r>
           </w:p>
         </w:tc>
@@ -12308,7 +12281,7 @@
               <w:cnfStyle w:val="000000000000" w:firstRow="0" w:lastRow="0" w:firstColumn="0" w:lastColumn="0" w:oddVBand="0" w:evenVBand="0" w:oddHBand="0" w:evenHBand="0" w:firstRowFirstColumn="0" w:firstRowLastColumn="0" w:lastRowFirstColumn="0" w:lastRowLastColumn="0"/>
             </w:pPr>
             <w:r>
-              <w:t>Nombre: NetBeans</w:t>
+              <w:t>Nombre: Visual Studio</w:t>
             </w:r>
           </w:p>
           <w:p>
@@ -12316,7 +12289,7 @@
               <w:cnfStyle w:val="000000000000" w:firstRow="0" w:lastRow="0" w:firstColumn="0" w:lastColumn="0" w:oddVBand="0" w:evenVBand="0" w:oddHBand="0" w:evenHBand="0" w:firstRowFirstColumn="0" w:firstRowLastColumn="0" w:lastRowFirstColumn="0" w:lastRowLastColumn="0"/>
             </w:pPr>
             <w:r>
-              <w:t>Número de especificación: 8</w:t>
+              <w:t>Versión instalada: no declarada en los archivos del proyecto.</w:t>
             </w:r>
           </w:p>
           <w:p>
@@ -12324,7 +12297,7 @@
               <w:cnfStyle w:val="000000000000" w:firstRow="0" w:lastRow="0" w:firstColumn="0" w:lastColumn="0" w:oddVBand="0" w:evenVBand="0" w:oddHBand="0" w:evenHBand="0" w:firstRowFirstColumn="0" w:firstRowLastColumn="0" w:lastRowFirstColumn="0" w:lastRowLastColumn="0"/>
             </w:pPr>
             <w:r>
-              <w:t>Número de versión: 8.0.2</w:t>
+              <w:t>Versión compatible con net10.0: Visual Studio 2026 (18.0 o superior).</w:t>
             </w:r>
           </w:p>
           <w:p>
@@ -12332,14 +12305,14 @@
               <w:cnfStyle w:val="000000000000" w:firstRow="0" w:lastRow="0" w:firstColumn="0" w:lastColumn="0" w:oddVBand="0" w:evenVBand="0" w:oddHBand="0" w:evenHBand="0" w:firstRowFirstColumn="0" w:firstRowLastColumn="0" w:lastRowFirstColumn="0" w:lastRowLastColumn="0"/>
             </w:pPr>
             <w:r>
-              <w:t>Fuente:</w:t>
+              <w:t>Fuente: https://visualstudio.microsoft.com/</w:t>
             </w:r>
             <w:hyperlink r:id="rId15" w:history="1">
               <w:r>
                 <w:rPr>
                   <w:rStyle w:val="Hipervnculo"/>
                 </w:rPr>
-                <w:t xml:space="preserve"> https://www.netbeanside.com/</w:t>
+                <w:t xml:space="preserve"/>
               </w:r>
             </w:hyperlink>
           </w:p>
@@ -12348,7 +12321,7 @@
               <w:cnfStyle w:val="000000000000" w:firstRow="0" w:lastRow="0" w:firstColumn="0" w:lastColumn="0" w:oddVBand="0" w:evenVBand="0" w:oddHBand="0" w:evenHBand="0" w:firstRowFirstColumn="0" w:firstRowLastColumn="0" w:lastRowFirstColumn="0" w:lastRowLastColumn="0"/>
             </w:pPr>
             <w:r>
-              <w:t>Distribución: libre</w:t>
+              <w:t>Distribución: Microsoft Visual Studio.</w:t>
             </w:r>
           </w:p>
         </w:tc>
@@ -12361,7 +12334,7 @@
               <w:cnfStyle w:val="000000000000" w:firstRow="0" w:lastRow="0" w:firstColumn="0" w:lastColumn="0" w:oddVBand="0" w:evenVBand="0" w:oddHBand="0" w:evenHBand="0" w:firstRowFirstColumn="0" w:firstRowLastColumn="0" w:lastRowFirstColumn="0" w:lastRowLastColumn="0"/>
             </w:pPr>
             <w:r>
-              <w:t>Diseñar y generar interfaces y el funcionamiento del programa mediante el lenguaje de programación Java.</w:t>
+              <w:t>Desarrollar, compilar y depurar los módulos C# y .NET 10 de esta variante.</w:t>
             </w:r>
           </w:p>
         </w:tc>
@@ -12374,13 +12347,13 @@
               <w:cnfStyle w:val="000000000000" w:firstRow="0" w:lastRow="0" w:firstColumn="0" w:lastColumn="0" w:oddVBand="0" w:evenVBand="0" w:oddHBand="0" w:evenHBand="0" w:firstRowFirstColumn="0" w:firstRowLastColumn="0" w:lastRowFirstColumn="0" w:lastRowLastColumn="0"/>
             </w:pPr>
             <w:r>
-              <w:t xml:space="preserve">Herramienta que se utiliza para desarrollar aplicaciones Web, Móvil y de Escritorio para diferentes lenguajes de programación como son </w:t>
-            </w:r>
-            <w:r>
-              <w:t>Java, C++</w:t>
-            </w:r>
-            <w:r>
-              <w:t>, Ruby y    PHP entre    otros</w:t>
+              <w:t xml:space="preserve">IDE elegido para los proyectos .NET; el repositorio no fija la versión instalada.</w:t>
+            </w:r>
+            <w:r>
+              <w:t/>
+            </w:r>
+            <w:r>
+              <w:t/>
             </w:r>
           </w:p>
         </w:tc>
@@ -12417,19 +12390,15 @@
             <w:r>
               <w:t xml:space="preserve">Nombre: </w:t>
             </w:r>
-            <w:proofErr w:type="spellStart"/>
             <w:r>
               <w:t>Power</w:t>
             </w:r>
-            <w:proofErr w:type="spellEnd"/>
             <w:r>
               <w:t xml:space="preserve"> </w:t>
             </w:r>
-            <w:proofErr w:type="spellStart"/>
             <w:r>
               <w:t>Designer</w:t>
             </w:r>
-            <w:proofErr w:type="spellEnd"/>
           </w:p>
           <w:p>
             <w:pPr>
@@ -12532,15 +12501,13 @@
               <w:cnfStyle w:val="000000000000" w:firstRow="0" w:lastRow="0" w:firstColumn="0" w:lastColumn="0" w:oddVBand="0" w:evenVBand="0" w:oddHBand="0" w:evenHBand="0" w:firstRowFirstColumn="0" w:firstRowLastColumn="0" w:lastRowFirstColumn="0" w:lastRowLastColumn="0"/>
             </w:pPr>
             <w:r>
-              <w:t xml:space="preserve">Nombre: </w:t>
-            </w:r>
-            <w:proofErr w:type="spellStart"/>
-            <w:r>
-              <w:t>Jakarta</w:t>
-            </w:r>
-            <w:proofErr w:type="spellEnd"/>
-            <w:r>
-              <w:t xml:space="preserve"> EE </w:t>
+              <w:t xml:space="preserve">Nombre: .NET 10 / ASP.NET Core Web API</w:t>
+            </w:r>
+            <w:r>
+              <w:t/>
+            </w:r>
+            <w:r>
+              <w:t xml:space="preserve"/>
             </w:r>
           </w:p>
           <w:p>
@@ -12548,7 +12515,7 @@
               <w:cnfStyle w:val="000000000000" w:firstRow="0" w:lastRow="0" w:firstColumn="0" w:lastColumn="0" w:oddVBand="0" w:evenVBand="0" w:oddHBand="0" w:evenHBand="0" w:firstRowFirstColumn="0" w:firstRowLastColumn="0" w:lastRowFirstColumn="0" w:lastRowLastColumn="0"/>
             </w:pPr>
             <w:r>
-              <w:t xml:space="preserve">Versión: 8/10 </w:t>
+              <w:t xml:space="preserve">TargetFramework: net10.0; WPF: net10.0-windows; Microsoft.AspNetCore.OpenApi 10.0.12.</w:t>
             </w:r>
           </w:p>
           <w:p>
@@ -12556,15 +12523,15 @@
               <w:cnfStyle w:val="000000000000" w:firstRow="0" w:lastRow="0" w:firstColumn="0" w:lastColumn="0" w:oddVBand="0" w:evenVBand="0" w:oddHBand="0" w:evenHBand="0" w:firstRowFirstColumn="0" w:firstRowLastColumn="0" w:lastRowFirstColumn="0" w:lastRowLastColumn="0"/>
             </w:pPr>
             <w:r>
-              <w:t xml:space="preserve">Fuente: </w:t>
+              <w:t xml:space="preserve">Fuente: https://learn.microsoft.com/en-us/aspnet/core/web-api/?view=aspnetcore-10.0</w:t>
             </w:r>
             <w:hyperlink r:id="rId16" w:history="1">
               <w:r>
-                <w:t>https://jakarta.ee/</w:t>
+                <w:t/>
               </w:r>
             </w:hyperlink>
             <w:r>
-              <w:t xml:space="preserve"> </w:t>
+              <w:t xml:space="preserve"/>
             </w:r>
           </w:p>
           <w:p>
@@ -12572,7 +12539,7 @@
               <w:cnfStyle w:val="000000000000" w:firstRow="0" w:lastRow="0" w:firstColumn="0" w:lastColumn="0" w:oddVBand="0" w:evenVBand="0" w:oddHBand="0" w:evenHBand="0" w:firstRowFirstColumn="0" w:firstRowLastColumn="0" w:lastRowFirstColumn="0" w:lastRowLastColumn="0"/>
             </w:pPr>
             <w:r>
-              <w:t>Distribución: Código abierto</w:t>
+              <w:t>Distribución: componentes de código abierto.</w:t>
             </w:r>
           </w:p>
           <w:p>
@@ -12580,7 +12547,7 @@
               <w:cnfStyle w:val="000000000000" w:firstRow="0" w:lastRow="0" w:firstColumn="0" w:lastColumn="0" w:oddVBand="0" w:evenVBand="0" w:oddHBand="0" w:evenHBand="0" w:firstRowFirstColumn="0" w:firstRowLastColumn="0" w:lastRowFirstColumn="0" w:lastRowLastColumn="0"/>
             </w:pPr>
             <w:r>
-              <w:t>Precio: Gratuito</w:t>
+              <w:t>Precio: no aplica al proyecto.</w:t>
             </w:r>
           </w:p>
         </w:tc>
@@ -12593,18 +12560,16 @@
               <w:cnfStyle w:val="000000000000" w:firstRow="0" w:lastRow="0" w:firstColumn="0" w:lastColumn="0" w:oddVBand="0" w:evenVBand="0" w:oddHBand="0" w:evenHBand="0" w:firstRowFirstColumn="0" w:firstRowLastColumn="0" w:lastRowFirstColumn="0" w:lastRowLastColumn="0"/>
             </w:pPr>
             <w:r>
-              <w:t xml:space="preserve">Plataforma de código abierto impulsada por la Eclipse </w:t>
-            </w:r>
-            <w:proofErr w:type="spellStart"/>
-            <w:r>
-              <w:t>Foundation</w:t>
-            </w:r>
-            <w:proofErr w:type="spellEnd"/>
-            <w:r>
-              <w:t xml:space="preserve"> para el desarrollo de aplicaciones empresariales e </w:t>
-            </w:r>
-            <w:r>
-              <w:t>institucionales en Java.</w:t>
+              <w:t xml:space="preserve">ASP.NET Core Web API implementa endpoints REST con controladores y respuestas JSON.</w:t>
+            </w:r>
+            <w:r>
+              <w:t/>
+            </w:r>
+            <w:r>
+              <w:t xml:space="preserve"/>
+            </w:r>
+            <w:r>
+              <w:t/>
             </w:r>
           </w:p>
         </w:tc>
@@ -12617,18 +12582,16 @@
               <w:cnfStyle w:val="000000000000" w:firstRow="0" w:lastRow="0" w:firstColumn="0" w:lastColumn="0" w:oddVBand="0" w:evenVBand="0" w:oddHBand="0" w:evenHBand="0" w:firstRowFirstColumn="0" w:firstRowLastColumn="0" w:lastRowFirstColumn="0" w:lastRowLastColumn="0"/>
             </w:pPr>
             <w:r>
-              <w:t xml:space="preserve">Proveer el conjunto de </w:t>
-            </w:r>
-            <w:proofErr w:type="spellStart"/>
-            <w:r>
-              <w:t>APIs</w:t>
-            </w:r>
-            <w:proofErr w:type="spellEnd"/>
-            <w:r>
-              <w:t xml:space="preserve"> y anotaciones necesarias para construir la lógica </w:t>
-            </w:r>
-            <w:r>
-              <w:t>del servidor y estructurar los servicios web de conversión.</w:t>
+              <w:t xml:space="preserve">Ejecutar el backend REST sobre Kestrel y documentar la API con OpenAPI 10.0.12.</w:t>
+            </w:r>
+            <w:r>
+              <w:t/>
+            </w:r>
+            <w:r>
+              <w:t xml:space="preserve"/>
+            </w:r>
+            <w:r>
+              <w:t/>
             </w:r>
           </w:p>
         </w:tc>
@@ -12647,7 +12610,7 @@
               <w:jc w:val="left"/>
             </w:pPr>
             <w:r>
-              <w:t>Servidor de Aplicaciones</w:t>
+              <w:t>Servidor web integrado</w:t>
             </w:r>
           </w:p>
         </w:tc>
@@ -12660,7 +12623,7 @@
               <w:cnfStyle w:val="000000100000" w:firstRow="0" w:lastRow="0" w:firstColumn="0" w:lastColumn="0" w:oddVBand="0" w:evenVBand="0" w:oddHBand="1" w:evenHBand="0" w:firstRowFirstColumn="0" w:firstRowLastColumn="0" w:lastRowFirstColumn="0" w:lastRowLastColumn="0"/>
             </w:pPr>
             <w:r>
-              <w:t>Nombre: Payara Server</w:t>
+              <w:t>Nombre: Kestrel / ASP.NET Core</w:t>
             </w:r>
           </w:p>
           <w:p>
@@ -12668,23 +12631,19 @@
               <w:cnfStyle w:val="000000100000" w:firstRow="0" w:lastRow="0" w:firstColumn="0" w:lastColumn="0" w:oddVBand="0" w:evenVBand="0" w:oddHBand="1" w:evenHBand="0" w:firstRowFirstColumn="0" w:firstRowLastColumn="0" w:lastRowFirstColumn="0" w:lastRowLastColumn="0"/>
             </w:pPr>
             <w:r>
-              <w:t xml:space="preserve">Versión: 5/6 </w:t>
-            </w:r>
-            <w:proofErr w:type="spellStart"/>
-            <w:r>
-              <w:t>Community</w:t>
-            </w:r>
-            <w:proofErr w:type="spellEnd"/>
-            <w:r>
-              <w:t xml:space="preserve"> </w:t>
-            </w:r>
-            <w:proofErr w:type="spellStart"/>
-            <w:r>
-              <w:t>Edition</w:t>
-            </w:r>
-            <w:proofErr w:type="spellEnd"/>
-            <w:r>
-              <w:t xml:space="preserve"> </w:t>
+              <w:t xml:space="preserve">Versión: Kestrel incluido con ASP.NET Core 10.</w:t>
+            </w:r>
+            <w:r>
+              <w:t/>
+            </w:r>
+            <w:r>
+              <w:t xml:space="preserve"/>
+            </w:r>
+            <w:r>
+              <w:t/>
+            </w:r>
+            <w:r>
+              <w:t xml:space="preserve"/>
             </w:r>
           </w:p>
           <w:p>
@@ -12692,14 +12651,14 @@
               <w:cnfStyle w:val="000000100000" w:firstRow="0" w:lastRow="0" w:firstColumn="0" w:lastColumn="0" w:oddVBand="0" w:evenVBand="0" w:oddHBand="1" w:evenHBand="0" w:firstRowFirstColumn="0" w:firstRowLastColumn="0" w:lastRowFirstColumn="0" w:lastRowLastColumn="0"/>
             </w:pPr>
             <w:r>
-              <w:t xml:space="preserve">Fuente: </w:t>
+              <w:t xml:space="preserve">Fuente: https://learn.microsoft.com/aspnet/core/fundamentals/servers/kestrel</w:t>
             </w:r>
             <w:hyperlink r:id="rId17" w:history="1">
               <w:r>
                 <w:rPr>
                   <w:rStyle w:val="Hipervnculo"/>
                 </w:rPr>
-                <w:t>https://www.payara.fish/</w:t>
+                <w:t/>
               </w:r>
             </w:hyperlink>
           </w:p>
@@ -12708,7 +12667,7 @@
               <w:cnfStyle w:val="000000100000" w:firstRow="0" w:lastRow="0" w:firstColumn="0" w:lastColumn="0" w:oddVBand="0" w:evenVBand="0" w:oddHBand="1" w:evenHBand="0" w:firstRowFirstColumn="0" w:firstRowLastColumn="0" w:lastRowFirstColumn="0" w:lastRowLastColumn="0"/>
             </w:pPr>
             <w:r>
-              <w:t xml:space="preserve">Distribución: Código abierto </w:t>
+              <w:t xml:space="preserve">Distribución: integrado en ASP.NET Core.</w:t>
             </w:r>
           </w:p>
           <w:p>
@@ -12716,7 +12675,7 @@
               <w:cnfStyle w:val="000000100000" w:firstRow="0" w:lastRow="0" w:firstColumn="0" w:lastColumn="0" w:oddVBand="0" w:evenVBand="0" w:oddHBand="1" w:evenHBand="0" w:firstRowFirstColumn="0" w:firstRowLastColumn="0" w:lastRowFirstColumn="0" w:lastRowLastColumn="0"/>
             </w:pPr>
             <w:r>
-              <w:t xml:space="preserve">Precio: Gratuito </w:t>
+              <w:t xml:space="preserve">Precio: incluido con ASP.NET Core.</w:t>
             </w:r>
           </w:p>
         </w:tc>
@@ -12729,15 +12688,13 @@
               <w:cnfStyle w:val="000000100000" w:firstRow="0" w:lastRow="0" w:firstColumn="0" w:lastColumn="0" w:oddVBand="0" w:evenVBand="0" w:oddHBand="1" w:evenHBand="0" w:firstRowFirstColumn="0" w:firstRowLastColumn="0" w:lastRowFirstColumn="0" w:lastRowLastColumn="0"/>
             </w:pPr>
             <w:r>
-              <w:t xml:space="preserve">Servidor de aplicaciones nativo para la nube y de código abierto, optimizado para desplegar aplicaciones </w:t>
-            </w:r>
-            <w:proofErr w:type="spellStart"/>
-            <w:r>
-              <w:t>Jakarta</w:t>
-            </w:r>
-            <w:proofErr w:type="spellEnd"/>
-            <w:r>
-              <w:t xml:space="preserve"> EE de forma segura y robusta.</w:t>
+              <w:t xml:space="preserve">Servidor web de ASP.NET Core que recibe y procesa solicitudes HTTP.</w:t>
+            </w:r>
+            <w:r>
+              <w:t/>
+            </w:r>
+            <w:r>
+              <w:t xml:space="preserve"/>
             </w:r>
           </w:p>
         </w:tc>
@@ -12750,7 +12707,7 @@
               <w:cnfStyle w:val="000000100000" w:firstRow="0" w:lastRow="0" w:firstColumn="0" w:lastColumn="0" w:oddVBand="0" w:evenVBand="0" w:oddHBand="1" w:evenHBand="0" w:firstRowFirstColumn="0" w:firstRowLastColumn="0" w:lastRowFirstColumn="0" w:lastRowLastColumn="0"/>
             </w:pPr>
             <w:r>
-              <w:t>Alojar, compilar y mantener en ejecución el proyecto del backend. Es el encargado de exponer los servicios en la red para que los cuatro clientes puedan conectarse.</w:t>
+              <w:t>Alojar y ejecutar el backend .NET 10 y exponer las rutas SOAP o REST del proyecto.</w:t>
             </w:r>
           </w:p>
         </w:tc>
@@ -12786,16 +12743,16 @@
     </w:p>
     <w:p>
       <w:r>
-        <w:t>El sistema</w:t>
-      </w:r>
-      <w:r>
-        <w:t xml:space="preserve"> de</w:t>
-      </w:r>
-      <w:r>
-        <w:t xml:space="preserve"> </w:t>
-      </w:r>
-      <w:r>
-        <w:t>“Conversor de Unidades Monster” no interactúa con bases de datos. La comunicación se realiza de forma exclusiva a través de la red utilizando el protocolo HTTP/HTTPS.</w:t>
+        <w:t>El sistema no interactúa con bases de datos. La comunicación con el backend se realiza por HTTP.</w:t>
+      </w:r>
+      <w:r>
+        <w:t xml:space="preserve"/>
+      </w:r>
+      <w:r>
+        <w:t xml:space="preserve"/>
+      </w:r>
+      <w:r>
+        <w:t/>
       </w:r>
     </w:p>
     <w:p>
@@ -12807,7 +12764,7 @@
         </w:numPr>
       </w:pPr>
       <w:r>
-        <w:t>Intercambio de datos: La comunicación entre los cuatro clientes (web, móvil, escritorio, consola) y el servidor central se rige por la arquitectura RESTful sobre HTTP/HTTPS.</w:t>
+        <w:t>Intercambio de datos: Los cuatro clientes consumen endpoints REST sobre HTTP/HTTPS del servidor ASP.NET Core Web API.</w:t>
       </w:r>
     </w:p>
     <w:p>
@@ -12819,7 +12776,7 @@
         </w:numPr>
       </w:pPr>
       <w:r>
-        <w:t>Formato de datos: Tanto las peticiones enviadas por los clientes como las respuestas generadas por el servidor se estructuran en formato JSON, de acuerdo con la especificación de endpoints REST.</w:t>
+        <w:t>Formato de datos: Solicitudes y respuestas REST usan JSON; las solicitudes de conversión incluyen token en la propiedad token del cuerpo JSON.</w:t>
       </w:r>
     </w:p>
     <w:p>
@@ -13384,7 +13341,6 @@
               </w:rPr>
               <w:t xml:space="preserve">Persona que interactúa con las interfaces gráficas o de consola de la aplicación cliente. Es quien ingresa las credenciales del </w:t>
             </w:r>
-            <w:proofErr w:type="spellStart"/>
             <w:r>
               <w:rPr>
                 <w:rFonts w:ascii="Calibri" w:hAnsi="Calibri" w:cstheme="minorHAnsi"/>
@@ -13393,7 +13349,6 @@
               </w:rPr>
               <w:t>login</w:t>
             </w:r>
-            <w:proofErr w:type="spellEnd"/>
             <w:r>
               <w:rPr>
                 <w:rFonts w:ascii="Calibri" w:hAnsi="Calibri" w:cstheme="minorHAnsi"/>
@@ -15455,28 +15410,24 @@
               </w:rPr>
               <w:t xml:space="preserve"> </w:t>
             </w:r>
-            <w:proofErr w:type="spellStart"/>
             <w:r>
               <w:rPr>
                 <w:rFonts w:ascii="Calibri" w:hAnsi="Calibri" w:cstheme="minorHAnsi"/>
               </w:rPr>
               <w:t>farenheit</w:t>
             </w:r>
-            <w:proofErr w:type="spellEnd"/>
             <w:r>
               <w:rPr>
                 <w:rFonts w:ascii="Calibri" w:hAnsi="Calibri" w:cstheme="minorHAnsi"/>
               </w:rPr>
               <w:t xml:space="preserve">, kelvin, Celsius, newton y </w:t>
             </w:r>
-            <w:proofErr w:type="spellStart"/>
             <w:r>
               <w:rPr>
                 <w:rFonts w:ascii="Calibri" w:hAnsi="Calibri" w:cstheme="minorHAnsi"/>
               </w:rPr>
               <w:t>reaumur</w:t>
             </w:r>
-            <w:proofErr w:type="spellEnd"/>
           </w:p>
           <w:p>
             <w:pPr>
@@ -15533,13 +15484,13 @@
     </w:p>
     <w:p>
       <w:r>
-        <w:t>Para el Sistema “Servicio de Mantenimiento de Vehículos Monster”</w:t>
-      </w:r>
-      <w:r>
-        <w:t xml:space="preserve"> se ha identificado los siguientes requerimientos no funcionales en relación con la tecnología de la información</w:t>
-      </w:r>
-      <w:r>
-        <w:t>.</w:t>
+        <w:t>Para el sistema GR09 “Conversión de Unidades Monster” se describen los requisitos no funcionales de la variante implementada.</w:t>
+      </w:r>
+      <w:r>
+        <w:t xml:space="preserve"/>
+      </w:r>
+      <w:r>
+        <w:t/>
       </w:r>
     </w:p>
     <w:p>
@@ -15676,11 +15627,6 @@
           </w:tcPr>
           <w:p>
             <w:r>
-              <w:rPr>
-                <w:rFonts w:ascii="Arial" w:hAnsi="Arial"/>
-                <w:b/>
-                <w:color w:val="FFFFFF" w:themeColor="background1"/>
-              </w:rPr>
               <w:t>Protocolo de Arquitectura (RESTful)</w:t>
             </w:r>
           </w:p>
@@ -15723,7 +15669,7 @@
           </w:tcPr>
           <w:p>
             <w:r>
-              <w:t>El servidor central debe exponer sus servicios de conversión y autenticación mediante arquitectura RESTful sobre HTTP/HTTPS utilizando ASP.NET Core Web API, retornando cargas estructuradas en formato JSON.</w:t>
+              <w:t>El servidor expone endpoints REST sobre HTTP/HTTPS mediante ASP.NET Core Web API con cargas JSON y códigos de estado HTTP estándar.</w:t>
             </w:r>
           </w:p>
         </w:tc>
@@ -16074,7 +16020,7 @@
           </w:tcPr>
           <w:p>
             <w:r>
-              <w:t>El backend del sistema debe ser desarrollado utilizando C# 12 sobre la plataforma .NET 8 o 9 LTS mediante controladores ASP.NET Core ([ApiController], [Route]) o Minimal APIs.</w:t>
+              <w:t>El backend usa .NET 10 (net10.0); el cliente WPF usa net10.0-windows. Microsoft.AspNetCore.OpenApi está en versión 10.0.12.</w:t>
             </w:r>
           </w:p>
         </w:tc>
@@ -16394,7 +16340,7 @@
           </w:tcPr>
           <w:p>
             <w:r>
-              <w:t>El código fuente del servidor debe ser construido y estructurado utilizando Microsoft Visual Studio 2022 o Visual Studio Code con el SDK oficial de .NET.</w:t>
+              <w:t>El proyecto .NET usa Visual Studio; el repositorio no fija la versión instalada. Visual Studio 2026 (18.0 o superior) admite net10.0.</w:t>
             </w:r>
           </w:p>
         </w:tc>
@@ -16557,7 +16503,7 @@
           <w:i w:val="0"/>
           <w:iCs w:val="0"/>
         </w:rPr>
-        <w:t xml:space="preserve">Tabla </w:t>
+        <w:t xml:space="preserve">Tabla 29. Requerimiento no funcional Servidor web integrado</w:t>
       </w:r>
       <w:r>
         <w:rPr>
@@ -16593,7 +16539,7 @@
           <w:i w:val="0"/>
           <w:iCs w:val="0"/>
         </w:rPr>
-        <w:t>29</w:t>
+        <w:t/>
       </w:r>
       <w:r>
         <w:rPr>
@@ -16611,7 +16557,7 @@
           <w:i w:val="0"/>
           <w:iCs w:val="0"/>
         </w:rPr>
-        <w:t xml:space="preserve">. Requerimiento no funcional </w:t>
+        <w:t xml:space="preserve"/>
       </w:r>
       <w:bookmarkEnd w:id="77"/>
       <w:r>
@@ -16621,7 +16567,7 @@
           <w:i w:val="0"/>
           <w:iCs w:val="0"/>
         </w:rPr>
-        <w:t>Servidor de Aplicaciones</w:t>
+        <w:t/>
       </w:r>
     </w:p>
     <w:tbl>
@@ -16695,7 +16641,7 @@
                 <w:sz w:val="22"/>
                 <w:szCs w:val="22"/>
               </w:rPr>
-              <w:t>Servidor de Aplicaciones</w:t>
+              <w:t>Servidor web integrado</w:t>
             </w:r>
           </w:p>
         </w:tc>
@@ -16738,7 +16684,7 @@
           </w:tcPr>
           <w:p>
             <w:r>
-              <w:t>El despliegue y la ejecución en red debe realizarse obligatoriamente sobre el servidor web Kestrel multiplataforma de alto rendimiento.</w:t>
+              <w:t>El backend ASP.NET Core 10 se ejecuta sobre Kestrel.</w:t>
             </w:r>
           </w:p>
         </w:tc>
@@ -17097,7 +17043,7 @@
           </w:tcPr>
           <w:p>
             <w:r>
-              <w:t>El sistema debe restringir el acceso a los endpoints REST. Solo procesará peticiones que incluyan un token de autenticación válido en la cabecera HTTP Authorization: Bearer validado por middleware en memoria.</w:t>
+              <w:t>Cada solicitud de conversión incluye el token en la propiedad token del cuerpo JSON; el backend lo valida en memoria.</w:t>
             </w:r>
           </w:p>
         </w:tc>
@@ -18211,7 +18157,7 @@
     </w:p>
     <w:p>
       <w:r>
-        <w:t>Portabilidad. - Al tratarse de una arquitectura SOA utilizando RESTful APIs sobre HTTP, el sistema garantiza que cualquier cliente pueda consumir los servicios mediante el intercambio de cargas JSON, independiente del lenguaje de programación del cliente.</w:t>
+        <w:t>Portabilidad. Los clientes consumen endpoints REST mediante HTTP y JSON, sin depender del lenguaje de programación del cliente.</w:t>
       </w:r>
     </w:p>
     <w:p>
@@ -18440,14 +18386,12 @@
         </w:rPr>
         <w:t xml:space="preserve">Menús numéricos textuales para navegar entre las opciones de </w:t>
       </w:r>
-      <w:proofErr w:type="spellStart"/>
       <w:r>
         <w:rPr>
           <w:lang w:val="es-EC"/>
         </w:rPr>
         <w:t>login</w:t>
       </w:r>
-      <w:proofErr w:type="spellEnd"/>
       <w:r>
         <w:rPr>
           <w:lang w:val="es-EC"/>
@@ -18496,7 +18440,6 @@
         </w:rPr>
         <w:t xml:space="preserve">Periféricos de entrada (teclado, ratón y </w:t>
       </w:r>
-      <w:proofErr w:type="spellStart"/>
       <w:r>
         <w:rPr>
           <w:b/>
@@ -18504,7 +18447,6 @@
         </w:rPr>
         <w:t>touch</w:t>
       </w:r>
-      <w:proofErr w:type="spellEnd"/>
       <w:r>
         <w:rPr>
           <w:b/>
@@ -18518,11 +18460,9 @@
       <w:r>
         <w:t xml:space="preserve">Necesarios para interactuar con el sistema, tipear los valores a </w:t>
       </w:r>
-      <w:proofErr w:type="gramStart"/>
       <w:r>
         <w:t>convertir ,</w:t>
       </w:r>
-      <w:proofErr w:type="gramEnd"/>
       <w:r>
         <w:t xml:space="preserve"> seleccionar las unidades y consumir los servicios web.</w:t>
       </w:r>
@@ -18585,7 +18525,7 @@
         </w:rPr>
       </w:pPr>
       <w:r>
-        <w:t>Los cuatro clientes y el servidor central de conversiones se comunicarán a través de la red utilizando el protocolo HTTP/HTTPS, intercambiando información estructurada mediante el estándar REST / JSON y respetando los contratos y endpoints documentados.</w:t>
+        <w:t>Los cuatro clientes se comunican con el servidor mediante endpoints REST e intercambian JSON; el token de conversión viaja en el cuerpo de la solicitud.</w:t>
       </w:r>
     </w:p>
     <w:p>
@@ -18719,7 +18659,7 @@
     </w:p>
     <w:p>
       <w:r>
-        <w:t>3. Oracle Corporation. (2023). Java Platform, Standard Edition &amp; Java Web Services Documentation (JAX-WS).</w:t>
+        <w:t>3. Microsoft. ASP.NET Core Web API documentation, version 10.0. https://learn.microsoft.com/en-us/aspnet/core/web-api/?view=aspnetcore-10.0</w:t>
       </w:r>
     </w:p>
     <w:p>

--- a/TI.1.4. PAO202651_RESTFUL_DOTNET_SINBDD_NRC36884_GR09/01. UML/01. ERS/ERS_RESTFUL_DOTNET_SINBDD_GR09.docx
+++ b/TI.1.4. PAO202651_RESTFUL_DOTNET_SINBDD_NRC36884_GR09/01. UML/01. ERS/ERS_RESTFUL_DOTNET_SINBDD_GR09.docx
@@ -8067,7 +8067,7 @@
         </w:numPr>
       </w:pPr>
       <w:r>
-        <w:t>El sistema usa Visual Studio y no implementa base de datos (SINBDD). Los archivos del proyecto no fijan la versión del IDE; Visual Studio 2026 (18.0 o superior) admite net10.0. Los proyectos C# usan .NET 10: net10.0 para servidor, consola y cliente web; net10.0-windows para el cliente WPF. El servidor REST usa ASP.NET Core Web API con controladores y Kestrel; Microsoft.AspNetCore.OpenApi está en versión 10.0.12. Android usa Java 17, compileSdk/targetSdk 35 y minSdk 24.</w:t>
+        <w:t>El sistema usa Visual Studio y no implementa base de datos (SINBDD). Los archivos del proyecto no fijan la versión del IDE; Visual Studio 2026 (18.0 o superior) admite net10.0. Los proyectos C# usan .NET 10: net10.0 para servidor, consola y cliente web; net10.0-windows para el cliente WPF. El servidor REST usa ASP.NET Core Web API con controladores y Kestrel; Microsoft.AspNetCore.OpenApi está en versión 10.0.12. Android usa .NET MAUI 10, C# 14 y XAML, destino net10.0-android y API mínima 21; HttpClient, System.Net.Http.Json y System.Text.Json consumen REST. Hotspot Windows: 192.168.137.1:5000; emulador Android: 10.0.2.2:5000.</w:t>
       </w:r>
     </w:p>
     <w:bookmarkEnd w:id="2"/>
